--- a/arb/docx/011.content.docx
+++ b/arb/docx/011.content.docx
@@ -840,165 +840,129 @@
           <w:lang w:val="ar_AE" w:bidi="ar_AE"/>
         </w:rPr>
       </w:r>
-      <w:hyperlink r:id="rId13">
-        <w:r>
-          <w:rPr>
-            <w:rtl/>
-            <w:cs/>
-            <w:lang w:val="ar_AE" w:bidi="ar_AE"/>
-          </w:rPr>
-          <w:rPr>
-            <w:color w:val="0000EE"/>
-            <w:u w:val="single"/>
-          </w:rPr>
-          <w:t>1 يوحنا 1:3</w:t>
-        </w:r>
-      </w:hyperlink>
-    </w:p>
-    <w:p>
-      <w:pPr>
-        <w:pStyle w:val="ListBullet"/>
-        <w:bidi/>
-        <w:spacing w:line="240" w:lineRule="auto"/>
-        <w:ind w:left="720"/>
-      </w:pPr>
-      <w:r>
-        <w:rPr>
-          <w:rtl/>
-          <w:cs/>
-          <w:lang w:val="ar_AE" w:bidi="ar_AE"/>
-        </w:rPr>
-      </w:r>
-      <w:hyperlink r:id="rId14">
-        <w:r>
-          <w:rPr>
-            <w:rtl/>
-            <w:cs/>
-            <w:lang w:val="ar_AE" w:bidi="ar_AE"/>
-          </w:rPr>
-          <w:rPr>
-            <w:color w:val="0000EE"/>
-            <w:u w:val="single"/>
-          </w:rPr>
-          <w:t>أعمال الرسل 2:40–42</w:t>
-        </w:r>
-      </w:hyperlink>
-    </w:p>
-    <w:p>
-      <w:pPr>
-        <w:pStyle w:val="ListBullet"/>
-        <w:bidi/>
-        <w:spacing w:line="240" w:lineRule="auto"/>
-        <w:ind w:left="720"/>
-      </w:pPr>
-      <w:r>
-        <w:rPr>
-          <w:rtl/>
-          <w:cs/>
-          <w:lang w:val="ar_AE" w:bidi="ar_AE"/>
-        </w:rPr>
-      </w:r>
-      <w:hyperlink r:id="rId15">
-        <w:r>
-          <w:rPr>
-            <w:rtl/>
-            <w:cs/>
-            <w:lang w:val="ar_AE" w:bidi="ar_AE"/>
-          </w:rPr>
-          <w:rPr>
-            <w:color w:val="0000EE"/>
-            <w:u w:val="single"/>
-          </w:rPr>
-          <w:t>فيلبي 1:3–6</w:t>
-        </w:r>
-      </w:hyperlink>
-    </w:p>
-    <w:p>
-      <w:pPr>
-        <w:pStyle w:val="ListBullet"/>
-        <w:bidi/>
-        <w:spacing w:line="240" w:lineRule="auto"/>
-        <w:ind w:left="720"/>
-      </w:pPr>
-      <w:r>
-        <w:rPr>
-          <w:rtl/>
-          <w:cs/>
-          <w:lang w:val="ar_AE" w:bidi="ar_AE"/>
-        </w:rPr>
-      </w:r>
-      <w:hyperlink r:id="rId16">
-        <w:r>
-          <w:rPr>
-            <w:rtl/>
-            <w:cs/>
-            <w:lang w:val="ar_AE" w:bidi="ar_AE"/>
-          </w:rPr>
-          <w:rPr>
-            <w:color w:val="0000EE"/>
-            <w:u w:val="single"/>
-          </w:rPr>
-          <w:t>فيلبي 2:1</w:t>
-        </w:r>
-      </w:hyperlink>
-    </w:p>
-    <w:p>
-      <w:pPr>
-        <w:pStyle w:val="ListBullet"/>
-        <w:bidi/>
-        <w:spacing w:line="240" w:lineRule="auto"/>
-        <w:ind w:left="720"/>
-      </w:pPr>
-      <w:r>
-        <w:rPr>
-          <w:rtl/>
-          <w:cs/>
-          <w:lang w:val="ar_AE" w:bidi="ar_AE"/>
-        </w:rPr>
-      </w:r>
-      <w:hyperlink r:id="rId17">
-        <w:r>
-          <w:rPr>
-            <w:rtl/>
-            <w:cs/>
-            <w:lang w:val="ar_AE" w:bidi="ar_AE"/>
-          </w:rPr>
-          <w:rPr>
-            <w:color w:val="0000EE"/>
-            <w:u w:val="single"/>
-          </w:rPr>
-          <w:t>فيلبي 3:10</w:t>
-        </w:r>
-      </w:hyperlink>
-    </w:p>
-    <w:p>
-      <w:pPr>
-        <w:pStyle w:val="ListBullet"/>
-        <w:bidi/>
-        <w:spacing w:line="240" w:lineRule="auto"/>
-        <w:ind w:left="720"/>
-      </w:pPr>
-      <w:r>
-        <w:rPr>
-          <w:rtl/>
-          <w:cs/>
-          <w:lang w:val="ar_AE" w:bidi="ar_AE"/>
-        </w:rPr>
-      </w:r>
-      <w:hyperlink r:id="rId18">
-        <w:r>
-          <w:rPr>
-            <w:rtl/>
-            <w:cs/>
-            <w:lang w:val="ar_AE" w:bidi="ar_AE"/>
-          </w:rPr>
-          <w:rPr>
-            <w:color w:val="0000EE"/>
-            <w:u w:val="single"/>
-          </w:rPr>
-          <w:t>مزامير 55:12–14</w:t>
-        </w:r>
-      </w:hyperlink>
+      <w:r>
+        <w:rPr>
+          <w:rtl/>
+          <w:cs/>
+          <w:lang w:val="ar_AE" w:bidi="ar_AE"/>
+        </w:rPr>
+        <w:t>1 يوحنا 1:3</w:t>
+      </w:r>
+    </w:p>
+    <w:p>
+      <w:pPr>
+        <w:pStyle w:val="ListBullet"/>
+        <w:bidi/>
+        <w:spacing w:line="240" w:lineRule="auto"/>
+        <w:ind w:left="720"/>
+      </w:pPr>
+      <w:r>
+        <w:rPr>
+          <w:rtl/>
+          <w:cs/>
+          <w:lang w:val="ar_AE" w:bidi="ar_AE"/>
+        </w:rPr>
+      </w:r>
+      <w:r>
+        <w:rPr>
+          <w:rtl/>
+          <w:cs/>
+          <w:lang w:val="ar_AE" w:bidi="ar_AE"/>
+        </w:rPr>
+        <w:t>أعمال الرسل 2:40–42</w:t>
+      </w:r>
+    </w:p>
+    <w:p>
+      <w:pPr>
+        <w:pStyle w:val="ListBullet"/>
+        <w:bidi/>
+        <w:spacing w:line="240" w:lineRule="auto"/>
+        <w:ind w:left="720"/>
+      </w:pPr>
+      <w:r>
+        <w:rPr>
+          <w:rtl/>
+          <w:cs/>
+          <w:lang w:val="ar_AE" w:bidi="ar_AE"/>
+        </w:rPr>
+      </w:r>
+      <w:r>
+        <w:rPr>
+          <w:rtl/>
+          <w:cs/>
+          <w:lang w:val="ar_AE" w:bidi="ar_AE"/>
+        </w:rPr>
+        <w:t>فيلبي 1:3–6</w:t>
+      </w:r>
+    </w:p>
+    <w:p>
+      <w:pPr>
+        <w:pStyle w:val="ListBullet"/>
+        <w:bidi/>
+        <w:spacing w:line="240" w:lineRule="auto"/>
+        <w:ind w:left="720"/>
+      </w:pPr>
+      <w:r>
+        <w:rPr>
+          <w:rtl/>
+          <w:cs/>
+          <w:lang w:val="ar_AE" w:bidi="ar_AE"/>
+        </w:rPr>
+      </w:r>
+      <w:r>
+        <w:rPr>
+          <w:rtl/>
+          <w:cs/>
+          <w:lang w:val="ar_AE" w:bidi="ar_AE"/>
+        </w:rPr>
+        <w:t>فيلبي 2:1</w:t>
+      </w:r>
+    </w:p>
+    <w:p>
+      <w:pPr>
+        <w:pStyle w:val="ListBullet"/>
+        <w:bidi/>
+        <w:spacing w:line="240" w:lineRule="auto"/>
+        <w:ind w:left="720"/>
+      </w:pPr>
+      <w:r>
+        <w:rPr>
+          <w:rtl/>
+          <w:cs/>
+          <w:lang w:val="ar_AE" w:bidi="ar_AE"/>
+        </w:rPr>
+      </w:r>
+      <w:r>
+        <w:rPr>
+          <w:rtl/>
+          <w:cs/>
+          <w:lang w:val="ar_AE" w:bidi="ar_AE"/>
+        </w:rPr>
+        <w:t>فيلبي 3:10</w:t>
+      </w:r>
+    </w:p>
+    <w:p>
+      <w:pPr>
+        <w:pStyle w:val="ListBullet"/>
+        <w:bidi/>
+        <w:spacing w:line="240" w:lineRule="auto"/>
+        <w:ind w:left="720"/>
+      </w:pPr>
+      <w:r>
+        <w:rPr>
+          <w:rtl/>
+          <w:cs/>
+          <w:lang w:val="ar_AE" w:bidi="ar_AE"/>
+        </w:rPr>
+      </w:r>
+      <w:r>
+        <w:rPr>
+          <w:rtl/>
+          <w:cs/>
+          <w:lang w:val="ar_AE" w:bidi="ar_AE"/>
+        </w:rPr>
+        <w:t>مزامير 55:12–14</w:t>
+      </w:r>
     </w:p>
     <w:p>
       <w:pPr>
@@ -1373,78 +1337,60 @@
           <w:lang w:val="ar_AE" w:bidi="ar_AE"/>
         </w:rPr>
       </w:r>
-      <w:hyperlink r:id="rId19">
-        <w:r>
-          <w:rPr>
-            <w:rtl/>
-            <w:cs/>
-            <w:lang w:val="ar_AE" w:bidi="ar_AE"/>
-          </w:rPr>
-          <w:rPr>
-            <w:color w:val="0000EE"/>
-            <w:u w:val="single"/>
-          </w:rPr>
-          <w:t>1 أخبار الأيام 5: 16–17</w:t>
-        </w:r>
-      </w:hyperlink>
-    </w:p>
-    <w:p>
-      <w:pPr>
-        <w:pStyle w:val="ListBullet"/>
-        <w:bidi/>
-        <w:spacing w:line="240" w:lineRule="auto"/>
-        <w:ind w:left="720"/>
-      </w:pPr>
-      <w:r>
-        <w:rPr>
-          <w:rtl/>
-          <w:cs/>
-          <w:lang w:val="ar_AE" w:bidi="ar_AE"/>
-        </w:rPr>
-      </w:r>
-      <w:hyperlink r:id="rId20">
-        <w:r>
-          <w:rPr>
-            <w:rtl/>
-            <w:cs/>
-            <w:lang w:val="ar_AE" w:bidi="ar_AE"/>
-          </w:rPr>
-          <w:rPr>
-            <w:color w:val="0000EE"/>
-            <w:u w:val="single"/>
-          </w:rPr>
-          <w:t>أعمال الرسل 9: 35</w:t>
-        </w:r>
-      </w:hyperlink>
-    </w:p>
-    <w:p>
-      <w:pPr>
-        <w:pStyle w:val="ListBullet"/>
-        <w:bidi/>
-        <w:spacing w:line="240" w:lineRule="auto"/>
-        <w:ind w:left="720"/>
-      </w:pPr>
-      <w:r>
-        <w:rPr>
-          <w:rtl/>
-          <w:cs/>
-          <w:lang w:val="ar_AE" w:bidi="ar_AE"/>
-        </w:rPr>
-      </w:r>
-      <w:hyperlink r:id="rId21">
-        <w:r>
-          <w:rPr>
-            <w:rtl/>
-            <w:cs/>
-            <w:lang w:val="ar_AE" w:bidi="ar_AE"/>
-          </w:rPr>
-          <w:rPr>
-            <w:color w:val="0000EE"/>
-            <w:u w:val="single"/>
-          </w:rPr>
-          <w:t>إشعياء 33: 9</w:t>
-        </w:r>
-      </w:hyperlink>
+      <w:r>
+        <w:rPr>
+          <w:rtl/>
+          <w:cs/>
+          <w:lang w:val="ar_AE" w:bidi="ar_AE"/>
+        </w:rPr>
+        <w:t>1 أخبار الأيام 5: 16–17</w:t>
+      </w:r>
+    </w:p>
+    <w:p>
+      <w:pPr>
+        <w:pStyle w:val="ListBullet"/>
+        <w:bidi/>
+        <w:spacing w:line="240" w:lineRule="auto"/>
+        <w:ind w:left="720"/>
+      </w:pPr>
+      <w:r>
+        <w:rPr>
+          <w:rtl/>
+          <w:cs/>
+          <w:lang w:val="ar_AE" w:bidi="ar_AE"/>
+        </w:rPr>
+      </w:r>
+      <w:r>
+        <w:rPr>
+          <w:rtl/>
+          <w:cs/>
+          <w:lang w:val="ar_AE" w:bidi="ar_AE"/>
+        </w:rPr>
+        <w:t>أعمال الرسل 9: 35</w:t>
+      </w:r>
+    </w:p>
+    <w:p>
+      <w:pPr>
+        <w:pStyle w:val="ListBullet"/>
+        <w:bidi/>
+        <w:spacing w:line="240" w:lineRule="auto"/>
+        <w:ind w:left="720"/>
+      </w:pPr>
+      <w:r>
+        <w:rPr>
+          <w:rtl/>
+          <w:cs/>
+          <w:lang w:val="ar_AE" w:bidi="ar_AE"/>
+        </w:rPr>
+      </w:r>
+      <w:r>
+        <w:rPr>
+          <w:rtl/>
+          <w:cs/>
+          <w:lang w:val="ar_AE" w:bidi="ar_AE"/>
+        </w:rPr>
+        <w:t>إشعياء 33: 9</w:t>
+      </w:r>
     </w:p>
     <w:p>
       <w:pPr>
@@ -1773,165 +1719,129 @@
           <w:lang w:val="ar_AE" w:bidi="ar_AE"/>
         </w:rPr>
       </w:r>
-      <w:hyperlink r:id="rId22">
-        <w:r>
-          <w:rPr>
-            <w:rtl/>
-            <w:cs/>
-            <w:lang w:val="ar_AE" w:bidi="ar_AE"/>
-          </w:rPr>
-          <w:rPr>
-            <w:color w:val="0000EE"/>
-            <w:u w:val="single"/>
-          </w:rPr>
-          <w:t>تثنية 19: 19</w:t>
-        </w:r>
-      </w:hyperlink>
-    </w:p>
-    <w:p>
-      <w:pPr>
-        <w:pStyle w:val="ListBullet"/>
-        <w:bidi/>
-        <w:spacing w:line="240" w:lineRule="auto"/>
-        <w:ind w:left="720"/>
-      </w:pPr>
-      <w:r>
-        <w:rPr>
-          <w:rtl/>
-          <w:cs/>
-          <w:lang w:val="ar_AE" w:bidi="ar_AE"/>
-        </w:rPr>
-      </w:r>
-      <w:hyperlink r:id="rId23">
-        <w:r>
-          <w:rPr>
-            <w:rtl/>
-            <w:cs/>
-            <w:lang w:val="ar_AE" w:bidi="ar_AE"/>
-          </w:rPr>
-          <w:rPr>
-            <w:color w:val="0000EE"/>
-            <w:u w:val="single"/>
-          </w:rPr>
-          <w:t>خروج 20: 16</w:t>
-        </w:r>
-      </w:hyperlink>
-    </w:p>
-    <w:p>
-      <w:pPr>
-        <w:pStyle w:val="ListBullet"/>
-        <w:bidi/>
-        <w:spacing w:line="240" w:lineRule="auto"/>
-        <w:ind w:left="720"/>
-      </w:pPr>
-      <w:r>
-        <w:rPr>
-          <w:rtl/>
-          <w:cs/>
-          <w:lang w:val="ar_AE" w:bidi="ar_AE"/>
-        </w:rPr>
-      </w:r>
-      <w:hyperlink r:id="rId24">
-        <w:r>
-          <w:rPr>
-            <w:rtl/>
-            <w:cs/>
-            <w:lang w:val="ar_AE" w:bidi="ar_AE"/>
-          </w:rPr>
-          <w:rPr>
-            <w:color w:val="0000EE"/>
-            <w:u w:val="single"/>
-          </w:rPr>
-          <w:t>متى 15: 18–20</w:t>
-        </w:r>
-      </w:hyperlink>
-    </w:p>
-    <w:p>
-      <w:pPr>
-        <w:pStyle w:val="ListBullet"/>
-        <w:bidi/>
-        <w:spacing w:line="240" w:lineRule="auto"/>
-        <w:ind w:left="720"/>
-      </w:pPr>
-      <w:r>
-        <w:rPr>
-          <w:rtl/>
-          <w:cs/>
-          <w:lang w:val="ar_AE" w:bidi="ar_AE"/>
-        </w:rPr>
-      </w:r>
-      <w:hyperlink r:id="rId25">
-        <w:r>
-          <w:rPr>
-            <w:rtl/>
-            <w:cs/>
-            <w:lang w:val="ar_AE" w:bidi="ar_AE"/>
-          </w:rPr>
-          <w:rPr>
-            <w:color w:val="0000EE"/>
-            <w:u w:val="single"/>
-          </w:rPr>
-          <w:t>متى 19: 18–19</w:t>
-        </w:r>
-      </w:hyperlink>
-    </w:p>
-    <w:p>
-      <w:pPr>
-        <w:pStyle w:val="ListBullet"/>
-        <w:bidi/>
-        <w:spacing w:line="240" w:lineRule="auto"/>
-        <w:ind w:left="720"/>
-      </w:pPr>
-      <w:r>
-        <w:rPr>
-          <w:rtl/>
-          <w:cs/>
-          <w:lang w:val="ar_AE" w:bidi="ar_AE"/>
-        </w:rPr>
-      </w:r>
-      <w:hyperlink r:id="rId26">
-        <w:r>
-          <w:rPr>
-            <w:rtl/>
-            <w:cs/>
-            <w:lang w:val="ar_AE" w:bidi="ar_AE"/>
-          </w:rPr>
-          <w:rPr>
-            <w:color w:val="0000EE"/>
-            <w:u w:val="single"/>
-          </w:rPr>
-          <w:t>أمثال 14: 5–6</w:t>
-        </w:r>
-      </w:hyperlink>
-    </w:p>
-    <w:p>
-      <w:pPr>
-        <w:pStyle w:val="ListBullet"/>
-        <w:bidi/>
-        <w:spacing w:line="240" w:lineRule="auto"/>
-        <w:ind w:left="720"/>
-      </w:pPr>
-      <w:r>
-        <w:rPr>
-          <w:rtl/>
-          <w:cs/>
-          <w:lang w:val="ar_AE" w:bidi="ar_AE"/>
-        </w:rPr>
-      </w:r>
-      <w:hyperlink r:id="rId27">
-        <w:r>
-          <w:rPr>
-            <w:rtl/>
-            <w:cs/>
-            <w:lang w:val="ar_AE" w:bidi="ar_AE"/>
-          </w:rPr>
-          <w:rPr>
-            <w:color w:val="0000EE"/>
-            <w:u w:val="single"/>
-          </w:rPr>
-          <w:t>مزامير 27: 11–12</w:t>
-        </w:r>
-      </w:hyperlink>
+      <w:r>
+        <w:rPr>
+          <w:rtl/>
+          <w:cs/>
+          <w:lang w:val="ar_AE" w:bidi="ar_AE"/>
+        </w:rPr>
+        <w:t>تثنية 19: 19</w:t>
+      </w:r>
+    </w:p>
+    <w:p>
+      <w:pPr>
+        <w:pStyle w:val="ListBullet"/>
+        <w:bidi/>
+        <w:spacing w:line="240" w:lineRule="auto"/>
+        <w:ind w:left="720"/>
+      </w:pPr>
+      <w:r>
+        <w:rPr>
+          <w:rtl/>
+          <w:cs/>
+          <w:lang w:val="ar_AE" w:bidi="ar_AE"/>
+        </w:rPr>
+      </w:r>
+      <w:r>
+        <w:rPr>
+          <w:rtl/>
+          <w:cs/>
+          <w:lang w:val="ar_AE" w:bidi="ar_AE"/>
+        </w:rPr>
+        <w:t>خروج 20: 16</w:t>
+      </w:r>
+    </w:p>
+    <w:p>
+      <w:pPr>
+        <w:pStyle w:val="ListBullet"/>
+        <w:bidi/>
+        <w:spacing w:line="240" w:lineRule="auto"/>
+        <w:ind w:left="720"/>
+      </w:pPr>
+      <w:r>
+        <w:rPr>
+          <w:rtl/>
+          <w:cs/>
+          <w:lang w:val="ar_AE" w:bidi="ar_AE"/>
+        </w:rPr>
+      </w:r>
+      <w:r>
+        <w:rPr>
+          <w:rtl/>
+          <w:cs/>
+          <w:lang w:val="ar_AE" w:bidi="ar_AE"/>
+        </w:rPr>
+        <w:t>متى 15: 18–20</w:t>
+      </w:r>
+    </w:p>
+    <w:p>
+      <w:pPr>
+        <w:pStyle w:val="ListBullet"/>
+        <w:bidi/>
+        <w:spacing w:line="240" w:lineRule="auto"/>
+        <w:ind w:left="720"/>
+      </w:pPr>
+      <w:r>
+        <w:rPr>
+          <w:rtl/>
+          <w:cs/>
+          <w:lang w:val="ar_AE" w:bidi="ar_AE"/>
+        </w:rPr>
+      </w:r>
+      <w:r>
+        <w:rPr>
+          <w:rtl/>
+          <w:cs/>
+          <w:lang w:val="ar_AE" w:bidi="ar_AE"/>
+        </w:rPr>
+        <w:t>متى 19: 18–19</w:t>
+      </w:r>
+    </w:p>
+    <w:p>
+      <w:pPr>
+        <w:pStyle w:val="ListBullet"/>
+        <w:bidi/>
+        <w:spacing w:line="240" w:lineRule="auto"/>
+        <w:ind w:left="720"/>
+      </w:pPr>
+      <w:r>
+        <w:rPr>
+          <w:rtl/>
+          <w:cs/>
+          <w:lang w:val="ar_AE" w:bidi="ar_AE"/>
+        </w:rPr>
+      </w:r>
+      <w:r>
+        <w:rPr>
+          <w:rtl/>
+          <w:cs/>
+          <w:lang w:val="ar_AE" w:bidi="ar_AE"/>
+        </w:rPr>
+        <w:t>أمثال 14: 5–6</w:t>
+      </w:r>
+    </w:p>
+    <w:p>
+      <w:pPr>
+        <w:pStyle w:val="ListBullet"/>
+        <w:bidi/>
+        <w:spacing w:line="240" w:lineRule="auto"/>
+        <w:ind w:left="720"/>
+      </w:pPr>
+      <w:r>
+        <w:rPr>
+          <w:rtl/>
+          <w:cs/>
+          <w:lang w:val="ar_AE" w:bidi="ar_AE"/>
+        </w:rPr>
+      </w:r>
+      <w:r>
+        <w:rPr>
+          <w:rtl/>
+          <w:cs/>
+          <w:lang w:val="ar_AE" w:bidi="ar_AE"/>
+        </w:rPr>
+        <w:t>مزامير 27: 11–12</w:t>
+      </w:r>
     </w:p>
     <w:p>
       <w:pPr>
@@ -2204,136 +2114,106 @@
           <w:lang w:val="ar_AE" w:bidi="ar_AE"/>
         </w:rPr>
       </w:r>
-      <w:hyperlink r:id="rId28">
-        <w:r>
-          <w:rPr>
-            <w:rtl/>
-            <w:cs/>
-            <w:lang w:val="ar_AE" w:bidi="ar_AE"/>
-          </w:rPr>
-          <w:rPr>
-            <w:color w:val="0000EE"/>
-            <w:u w:val="single"/>
-          </w:rPr>
-          <w:t>1 أخبار الأيام 10: 1–3</w:t>
-        </w:r>
-      </w:hyperlink>
-    </w:p>
-    <w:p>
-      <w:pPr>
-        <w:pStyle w:val="ListBullet"/>
-        <w:bidi/>
-        <w:spacing w:line="240" w:lineRule="auto"/>
-        <w:ind w:left="720"/>
-      </w:pPr>
-      <w:r>
-        <w:rPr>
-          <w:rtl/>
-          <w:cs/>
-          <w:lang w:val="ar_AE" w:bidi="ar_AE"/>
-        </w:rPr>
-      </w:r>
-      <w:hyperlink r:id="rId29">
-        <w:r>
-          <w:rPr>
-            <w:rtl/>
-            <w:cs/>
-            <w:lang w:val="ar_AE" w:bidi="ar_AE"/>
-          </w:rPr>
-          <w:rPr>
-            <w:color w:val="0000EE"/>
-            <w:u w:val="single"/>
-          </w:rPr>
-          <w:t>1 صموئيل 9: 1</w:t>
-        </w:r>
-      </w:hyperlink>
-    </w:p>
-    <w:p>
-      <w:pPr>
-        <w:pStyle w:val="ListBullet"/>
-        <w:bidi/>
-        <w:spacing w:line="240" w:lineRule="auto"/>
-        <w:ind w:left="720"/>
-      </w:pPr>
-      <w:r>
-        <w:rPr>
-          <w:rtl/>
-          <w:cs/>
-          <w:lang w:val="ar_AE" w:bidi="ar_AE"/>
-        </w:rPr>
-      </w:r>
-      <w:hyperlink r:id="rId30">
-        <w:r>
-          <w:rPr>
-            <w:rtl/>
-            <w:cs/>
-            <w:lang w:val="ar_AE" w:bidi="ar_AE"/>
-          </w:rPr>
-          <w:rPr>
-            <w:color w:val="0000EE"/>
-            <w:u w:val="single"/>
-          </w:rPr>
-          <w:t>2 صموئيل 1: 1–2</w:t>
-        </w:r>
-      </w:hyperlink>
-    </w:p>
-    <w:p>
-      <w:pPr>
-        <w:pStyle w:val="ListBullet"/>
-        <w:bidi/>
-        <w:spacing w:line="240" w:lineRule="auto"/>
-        <w:ind w:left="720"/>
-      </w:pPr>
-      <w:r>
-        <w:rPr>
-          <w:rtl/>
-          <w:cs/>
-          <w:lang w:val="ar_AE" w:bidi="ar_AE"/>
-        </w:rPr>
-      </w:r>
-      <w:hyperlink r:id="rId31">
-        <w:r>
-          <w:rPr>
-            <w:rtl/>
-            <w:cs/>
-            <w:lang w:val="ar_AE" w:bidi="ar_AE"/>
-          </w:rPr>
-          <w:rPr>
-            <w:color w:val="0000EE"/>
-            <w:u w:val="single"/>
-          </w:rPr>
-          <w:t>أعمال الرسل 13: 22</w:t>
-        </w:r>
-      </w:hyperlink>
-    </w:p>
-    <w:p>
-      <w:pPr>
-        <w:pStyle w:val="ListBullet"/>
-        <w:bidi/>
-        <w:spacing w:line="240" w:lineRule="auto"/>
-        <w:ind w:left="720"/>
-      </w:pPr>
-      <w:r>
-        <w:rPr>
-          <w:rtl/>
-          <w:cs/>
-          <w:lang w:val="ar_AE" w:bidi="ar_AE"/>
-        </w:rPr>
-      </w:r>
-      <w:hyperlink r:id="rId32">
-        <w:r>
-          <w:rPr>
-            <w:rtl/>
-            <w:cs/>
-            <w:lang w:val="ar_AE" w:bidi="ar_AE"/>
-          </w:rPr>
-          <w:rPr>
-            <w:color w:val="0000EE"/>
-            <w:u w:val="single"/>
-          </w:rPr>
-          <w:t>مزمور 18: 1</w:t>
-        </w:r>
-      </w:hyperlink>
+      <w:r>
+        <w:rPr>
+          <w:rtl/>
+          <w:cs/>
+          <w:lang w:val="ar_AE" w:bidi="ar_AE"/>
+        </w:rPr>
+        <w:t>1 أخبار الأيام 10: 1–3</w:t>
+      </w:r>
+    </w:p>
+    <w:p>
+      <w:pPr>
+        <w:pStyle w:val="ListBullet"/>
+        <w:bidi/>
+        <w:spacing w:line="240" w:lineRule="auto"/>
+        <w:ind w:left="720"/>
+      </w:pPr>
+      <w:r>
+        <w:rPr>
+          <w:rtl/>
+          <w:cs/>
+          <w:lang w:val="ar_AE" w:bidi="ar_AE"/>
+        </w:rPr>
+      </w:r>
+      <w:r>
+        <w:rPr>
+          <w:rtl/>
+          <w:cs/>
+          <w:lang w:val="ar_AE" w:bidi="ar_AE"/>
+        </w:rPr>
+        <w:t>1 صموئيل 9: 1</w:t>
+      </w:r>
+    </w:p>
+    <w:p>
+      <w:pPr>
+        <w:pStyle w:val="ListBullet"/>
+        <w:bidi/>
+        <w:spacing w:line="240" w:lineRule="auto"/>
+        <w:ind w:left="720"/>
+      </w:pPr>
+      <w:r>
+        <w:rPr>
+          <w:rtl/>
+          <w:cs/>
+          <w:lang w:val="ar_AE" w:bidi="ar_AE"/>
+        </w:rPr>
+      </w:r>
+      <w:r>
+        <w:rPr>
+          <w:rtl/>
+          <w:cs/>
+          <w:lang w:val="ar_AE" w:bidi="ar_AE"/>
+        </w:rPr>
+        <w:t>2 صموئيل 1: 1–2</w:t>
+      </w:r>
+    </w:p>
+    <w:p>
+      <w:pPr>
+        <w:pStyle w:val="ListBullet"/>
+        <w:bidi/>
+        <w:spacing w:line="240" w:lineRule="auto"/>
+        <w:ind w:left="720"/>
+      </w:pPr>
+      <w:r>
+        <w:rPr>
+          <w:rtl/>
+          <w:cs/>
+          <w:lang w:val="ar_AE" w:bidi="ar_AE"/>
+        </w:rPr>
+      </w:r>
+      <w:r>
+        <w:rPr>
+          <w:rtl/>
+          <w:cs/>
+          <w:lang w:val="ar_AE" w:bidi="ar_AE"/>
+        </w:rPr>
+        <w:t>أعمال الرسل 13: 22</w:t>
+      </w:r>
+    </w:p>
+    <w:p>
+      <w:pPr>
+        <w:pStyle w:val="ListBullet"/>
+        <w:bidi/>
+        <w:spacing w:line="240" w:lineRule="auto"/>
+        <w:ind w:left="720"/>
+      </w:pPr>
+      <w:r>
+        <w:rPr>
+          <w:rtl/>
+          <w:cs/>
+          <w:lang w:val="ar_AE" w:bidi="ar_AE"/>
+        </w:rPr>
+      </w:r>
+      <w:r>
+        <w:rPr>
+          <w:rtl/>
+          <w:cs/>
+          <w:lang w:val="ar_AE" w:bidi="ar_AE"/>
+        </w:rPr>
+        <w:t>مزمور 18: 1</w:t>
+      </w:r>
     </w:p>
     <w:p>
       <w:pPr>
@@ -3078,165 +2958,129 @@
           <w:lang w:val="ar_AE" w:bidi="ar_AE"/>
         </w:rPr>
       </w:r>
-      <w:hyperlink r:id="rId33">
-        <w:r>
-          <w:rPr>
-            <w:rtl/>
-            <w:cs/>
-            <w:lang w:val="ar_AE" w:bidi="ar_AE"/>
-          </w:rPr>
-          <w:rPr>
-            <w:color w:val="0000EE"/>
-            <w:u w:val="single"/>
-          </w:rPr>
-          <w:t>حزقيال1 :5</w:t>
-        </w:r>
-      </w:hyperlink>
-    </w:p>
-    <w:p>
-      <w:pPr>
-        <w:pStyle w:val="ListBullet"/>
-        <w:bidi/>
-        <w:spacing w:line="240" w:lineRule="auto"/>
-        <w:ind w:left="720"/>
-      </w:pPr>
-      <w:r>
-        <w:rPr>
-          <w:rtl/>
-          <w:cs/>
-          <w:lang w:val="ar_AE" w:bidi="ar_AE"/>
-        </w:rPr>
-      </w:r>
-      <w:hyperlink r:id="rId34">
-        <w:r>
-          <w:rPr>
-            <w:rtl/>
-            <w:cs/>
-            <w:lang w:val="ar_AE" w:bidi="ar_AE"/>
-          </w:rPr>
-          <w:rPr>
-            <w:color w:val="0000EE"/>
-            <w:u w:val="single"/>
-          </w:rPr>
-          <w:t>مرقس8 :24</w:t>
-        </w:r>
-      </w:hyperlink>
-    </w:p>
-    <w:p>
-      <w:pPr>
-        <w:pStyle w:val="ListBullet"/>
-        <w:bidi/>
-        <w:spacing w:line="240" w:lineRule="auto"/>
-        <w:ind w:left="720"/>
-      </w:pPr>
-      <w:r>
-        <w:rPr>
-          <w:rtl/>
-          <w:cs/>
-          <w:lang w:val="ar_AE" w:bidi="ar_AE"/>
-        </w:rPr>
-      </w:r>
-      <w:hyperlink r:id="rId35">
-        <w:r>
-          <w:rPr>
-            <w:rtl/>
-            <w:cs/>
-            <w:lang w:val="ar_AE" w:bidi="ar_AE"/>
-          </w:rPr>
-          <w:rPr>
-            <w:color w:val="0000EE"/>
-            <w:u w:val="single"/>
-          </w:rPr>
-          <w:t>متى17 :2</w:t>
-        </w:r>
-      </w:hyperlink>
-    </w:p>
-    <w:p>
-      <w:pPr>
-        <w:pStyle w:val="ListBullet"/>
-        <w:bidi/>
-        <w:spacing w:line="240" w:lineRule="auto"/>
-        <w:ind w:left="720"/>
-      </w:pPr>
-      <w:r>
-        <w:rPr>
-          <w:rtl/>
-          <w:cs/>
-          <w:lang w:val="ar_AE" w:bidi="ar_AE"/>
-        </w:rPr>
-      </w:r>
-      <w:hyperlink r:id="rId36">
-        <w:r>
-          <w:rPr>
-            <w:rtl/>
-            <w:cs/>
-            <w:lang w:val="ar_AE" w:bidi="ar_AE"/>
-          </w:rPr>
-          <w:rPr>
-            <w:color w:val="0000EE"/>
-            <w:u w:val="single"/>
-          </w:rPr>
-          <w:t>متى18 :3</w:t>
-        </w:r>
-      </w:hyperlink>
-    </w:p>
-    <w:p>
-      <w:pPr>
-        <w:pStyle w:val="ListBullet"/>
-        <w:bidi/>
-        <w:spacing w:line="240" w:lineRule="auto"/>
-        <w:ind w:left="720"/>
-      </w:pPr>
-      <w:r>
-        <w:rPr>
-          <w:rtl/>
-          <w:cs/>
-          <w:lang w:val="ar_AE" w:bidi="ar_AE"/>
-        </w:rPr>
-      </w:r>
-      <w:hyperlink r:id="rId37">
-        <w:r>
-          <w:rPr>
-            <w:rtl/>
-            <w:cs/>
-            <w:lang w:val="ar_AE" w:bidi="ar_AE"/>
-          </w:rPr>
-          <w:rPr>
-            <w:color w:val="0000EE"/>
-            <w:u w:val="single"/>
-          </w:rPr>
-          <w:t>مزامير73 :5</w:t>
-        </w:r>
-      </w:hyperlink>
-    </w:p>
-    <w:p>
-      <w:pPr>
-        <w:pStyle w:val="ListBullet"/>
-        <w:bidi/>
-        <w:spacing w:line="240" w:lineRule="auto"/>
-        <w:ind w:left="720"/>
-      </w:pPr>
-      <w:r>
-        <w:rPr>
-          <w:rtl/>
-          <w:cs/>
-          <w:lang w:val="ar_AE" w:bidi="ar_AE"/>
-        </w:rPr>
-      </w:r>
-      <w:hyperlink r:id="rId38">
-        <w:r>
-          <w:rPr>
-            <w:rtl/>
-            <w:cs/>
-            <w:lang w:val="ar_AE" w:bidi="ar_AE"/>
-          </w:rPr>
-          <w:rPr>
-            <w:color w:val="0000EE"/>
-            <w:u w:val="single"/>
-          </w:rPr>
-          <w:t>رؤيا1 :12–13</w:t>
-        </w:r>
-      </w:hyperlink>
+      <w:r>
+        <w:rPr>
+          <w:rtl/>
+          <w:cs/>
+          <w:lang w:val="ar_AE" w:bidi="ar_AE"/>
+        </w:rPr>
+        <w:t>حزقيال1 :5</w:t>
+      </w:r>
+    </w:p>
+    <w:p>
+      <w:pPr>
+        <w:pStyle w:val="ListBullet"/>
+        <w:bidi/>
+        <w:spacing w:line="240" w:lineRule="auto"/>
+        <w:ind w:left="720"/>
+      </w:pPr>
+      <w:r>
+        <w:rPr>
+          <w:rtl/>
+          <w:cs/>
+          <w:lang w:val="ar_AE" w:bidi="ar_AE"/>
+        </w:rPr>
+      </w:r>
+      <w:r>
+        <w:rPr>
+          <w:rtl/>
+          <w:cs/>
+          <w:lang w:val="ar_AE" w:bidi="ar_AE"/>
+        </w:rPr>
+        <w:t>مرقس8 :24</w:t>
+      </w:r>
+    </w:p>
+    <w:p>
+      <w:pPr>
+        <w:pStyle w:val="ListBullet"/>
+        <w:bidi/>
+        <w:spacing w:line="240" w:lineRule="auto"/>
+        <w:ind w:left="720"/>
+      </w:pPr>
+      <w:r>
+        <w:rPr>
+          <w:rtl/>
+          <w:cs/>
+          <w:lang w:val="ar_AE" w:bidi="ar_AE"/>
+        </w:rPr>
+      </w:r>
+      <w:r>
+        <w:rPr>
+          <w:rtl/>
+          <w:cs/>
+          <w:lang w:val="ar_AE" w:bidi="ar_AE"/>
+        </w:rPr>
+        <w:t>متى17 :2</w:t>
+      </w:r>
+    </w:p>
+    <w:p>
+      <w:pPr>
+        <w:pStyle w:val="ListBullet"/>
+        <w:bidi/>
+        <w:spacing w:line="240" w:lineRule="auto"/>
+        <w:ind w:left="720"/>
+      </w:pPr>
+      <w:r>
+        <w:rPr>
+          <w:rtl/>
+          <w:cs/>
+          <w:lang w:val="ar_AE" w:bidi="ar_AE"/>
+        </w:rPr>
+      </w:r>
+      <w:r>
+        <w:rPr>
+          <w:rtl/>
+          <w:cs/>
+          <w:lang w:val="ar_AE" w:bidi="ar_AE"/>
+        </w:rPr>
+        <w:t>متى18 :3</w:t>
+      </w:r>
+    </w:p>
+    <w:p>
+      <w:pPr>
+        <w:pStyle w:val="ListBullet"/>
+        <w:bidi/>
+        <w:spacing w:line="240" w:lineRule="auto"/>
+        <w:ind w:left="720"/>
+      </w:pPr>
+      <w:r>
+        <w:rPr>
+          <w:rtl/>
+          <w:cs/>
+          <w:lang w:val="ar_AE" w:bidi="ar_AE"/>
+        </w:rPr>
+      </w:r>
+      <w:r>
+        <w:rPr>
+          <w:rtl/>
+          <w:cs/>
+          <w:lang w:val="ar_AE" w:bidi="ar_AE"/>
+        </w:rPr>
+        <w:t>مزامير73 :5</w:t>
+      </w:r>
+    </w:p>
+    <w:p>
+      <w:pPr>
+        <w:pStyle w:val="ListBullet"/>
+        <w:bidi/>
+        <w:spacing w:line="240" w:lineRule="auto"/>
+        <w:ind w:left="720"/>
+      </w:pPr>
+      <w:r>
+        <w:rPr>
+          <w:rtl/>
+          <w:cs/>
+          <w:lang w:val="ar_AE" w:bidi="ar_AE"/>
+        </w:rPr>
+      </w:r>
+      <w:r>
+        <w:rPr>
+          <w:rtl/>
+          <w:cs/>
+          <w:lang w:val="ar_AE" w:bidi="ar_AE"/>
+        </w:rPr>
+        <w:t>رؤيا1 :12–13</w:t>
+      </w:r>
     </w:p>
     <w:p>
       <w:pPr>
@@ -3537,107 +3381,83 @@
           <w:lang w:val="ar_AE" w:bidi="ar_AE"/>
         </w:rPr>
       </w:r>
-      <w:hyperlink r:id="rId39">
-        <w:r>
-          <w:rPr>
-            <w:rtl/>
-            <w:cs/>
-            <w:lang w:val="ar_AE" w:bidi="ar_AE"/>
-          </w:rPr>
-          <w:rPr>
-            <w:color w:val="0000EE"/>
-            <w:u w:val="single"/>
-          </w:rPr>
-          <w:t>1 أخبار الأيام 14: 1–2</w:t>
-        </w:r>
-      </w:hyperlink>
-    </w:p>
-    <w:p>
-      <w:pPr>
-        <w:pStyle w:val="ListBullet"/>
-        <w:bidi/>
-        <w:spacing w:line="240" w:lineRule="auto"/>
-        <w:ind w:left="720"/>
-      </w:pPr>
-      <w:r>
-        <w:rPr>
-          <w:rtl/>
-          <w:cs/>
-          <w:lang w:val="ar_AE" w:bidi="ar_AE"/>
-        </w:rPr>
-      </w:r>
-      <w:hyperlink r:id="rId40">
-        <w:r>
-          <w:rPr>
-            <w:rtl/>
-            <w:cs/>
-            <w:lang w:val="ar_AE" w:bidi="ar_AE"/>
-          </w:rPr>
-          <w:rPr>
-            <w:color w:val="0000EE"/>
-            <w:u w:val="single"/>
-          </w:rPr>
-          <w:t>1 ملوك 7: 1–2</w:t>
-        </w:r>
-      </w:hyperlink>
-    </w:p>
-    <w:p>
-      <w:pPr>
-        <w:pStyle w:val="ListBullet"/>
-        <w:bidi/>
-        <w:spacing w:line="240" w:lineRule="auto"/>
-        <w:ind w:left="720"/>
-      </w:pPr>
-      <w:r>
-        <w:rPr>
-          <w:rtl/>
-          <w:cs/>
-          <w:lang w:val="ar_AE" w:bidi="ar_AE"/>
-        </w:rPr>
-      </w:r>
-      <w:hyperlink r:id="rId41">
-        <w:r>
-          <w:rPr>
-            <w:rtl/>
-            <w:cs/>
-            <w:lang w:val="ar_AE" w:bidi="ar_AE"/>
-          </w:rPr>
-          <w:rPr>
-            <w:color w:val="0000EE"/>
-            <w:u w:val="single"/>
-          </w:rPr>
-          <w:t>إشعياء 2: 13</w:t>
-        </w:r>
-      </w:hyperlink>
-    </w:p>
-    <w:p>
-      <w:pPr>
-        <w:pStyle w:val="ListBullet"/>
-        <w:bidi/>
-        <w:spacing w:line="240" w:lineRule="auto"/>
-        <w:ind w:left="720"/>
-      </w:pPr>
-      <w:r>
-        <w:rPr>
-          <w:rtl/>
-          <w:cs/>
-          <w:lang w:val="ar_AE" w:bidi="ar_AE"/>
-        </w:rPr>
-      </w:r>
-      <w:hyperlink r:id="rId42">
-        <w:r>
-          <w:rPr>
-            <w:rtl/>
-            <w:cs/>
-            <w:lang w:val="ar_AE" w:bidi="ar_AE"/>
-          </w:rPr>
-          <w:rPr>
-            <w:color w:val="0000EE"/>
-            <w:u w:val="single"/>
-          </w:rPr>
-          <w:t>زكريا 11: 2</w:t>
-        </w:r>
-      </w:hyperlink>
+      <w:r>
+        <w:rPr>
+          <w:rtl/>
+          <w:cs/>
+          <w:lang w:val="ar_AE" w:bidi="ar_AE"/>
+        </w:rPr>
+        <w:t>1 أخبار الأيام 14: 1–2</w:t>
+      </w:r>
+    </w:p>
+    <w:p>
+      <w:pPr>
+        <w:pStyle w:val="ListBullet"/>
+        <w:bidi/>
+        <w:spacing w:line="240" w:lineRule="auto"/>
+        <w:ind w:left="720"/>
+      </w:pPr>
+      <w:r>
+        <w:rPr>
+          <w:rtl/>
+          <w:cs/>
+          <w:lang w:val="ar_AE" w:bidi="ar_AE"/>
+        </w:rPr>
+      </w:r>
+      <w:r>
+        <w:rPr>
+          <w:rtl/>
+          <w:cs/>
+          <w:lang w:val="ar_AE" w:bidi="ar_AE"/>
+        </w:rPr>
+        <w:t>1 ملوك 7: 1–2</w:t>
+      </w:r>
+    </w:p>
+    <w:p>
+      <w:pPr>
+        <w:pStyle w:val="ListBullet"/>
+        <w:bidi/>
+        <w:spacing w:line="240" w:lineRule="auto"/>
+        <w:ind w:left="720"/>
+      </w:pPr>
+      <w:r>
+        <w:rPr>
+          <w:rtl/>
+          <w:cs/>
+          <w:lang w:val="ar_AE" w:bidi="ar_AE"/>
+        </w:rPr>
+      </w:r>
+      <w:r>
+        <w:rPr>
+          <w:rtl/>
+          <w:cs/>
+          <w:lang w:val="ar_AE" w:bidi="ar_AE"/>
+        </w:rPr>
+        <w:t>إشعياء 2: 13</w:t>
+      </w:r>
+    </w:p>
+    <w:p>
+      <w:pPr>
+        <w:pStyle w:val="ListBullet"/>
+        <w:bidi/>
+        <w:spacing w:line="240" w:lineRule="auto"/>
+        <w:ind w:left="720"/>
+      </w:pPr>
+      <w:r>
+        <w:rPr>
+          <w:rtl/>
+          <w:cs/>
+          <w:lang w:val="ar_AE" w:bidi="ar_AE"/>
+        </w:rPr>
+      </w:r>
+      <w:r>
+        <w:rPr>
+          <w:rtl/>
+          <w:cs/>
+          <w:lang w:val="ar_AE" w:bidi="ar_AE"/>
+        </w:rPr>
+        <w:t>زكريا 11: 2</w:t>
+      </w:r>
     </w:p>
     <w:p>
       <w:pPr>
@@ -4300,49 +4120,37 @@
           <w:lang w:val="ar_AE" w:bidi="ar_AE"/>
         </w:rPr>
       </w:r>
-      <w:hyperlink r:id="rId43">
-        <w:r>
-          <w:rPr>
-            <w:rtl/>
-            <w:cs/>
-            <w:lang w:val="ar_AE" w:bidi="ar_AE"/>
-          </w:rPr>
-          <w:rPr>
-            <w:color w:val="0000EE"/>
-            <w:u w:val="single"/>
-          </w:rPr>
-          <w:t>بطرس الأولى1:13</w:t>
-        </w:r>
-      </w:hyperlink>
-    </w:p>
-    <w:p>
-      <w:pPr>
-        <w:pStyle w:val="ListBullet"/>
-        <w:bidi/>
-        <w:spacing w:line="240" w:lineRule="auto"/>
-        <w:ind w:left="720"/>
-      </w:pPr>
-      <w:r>
-        <w:rPr>
-          <w:rtl/>
-          <w:cs/>
-          <w:lang w:val="ar_AE" w:bidi="ar_AE"/>
-        </w:rPr>
-      </w:r>
-      <w:hyperlink r:id="rId44">
-        <w:r>
-          <w:rPr>
-            <w:rtl/>
-            <w:cs/>
-            <w:lang w:val="ar_AE" w:bidi="ar_AE"/>
-          </w:rPr>
-          <w:rPr>
-            <w:color w:val="0000EE"/>
-            <w:u w:val="single"/>
-          </w:rPr>
-          <w:t>أيوب 38:3</w:t>
-        </w:r>
-      </w:hyperlink>
+      <w:r>
+        <w:rPr>
+          <w:rtl/>
+          <w:cs/>
+          <w:lang w:val="ar_AE" w:bidi="ar_AE"/>
+        </w:rPr>
+        <w:t>بطرس الأولى1:13</w:t>
+      </w:r>
+    </w:p>
+    <w:p>
+      <w:pPr>
+        <w:pStyle w:val="ListBullet"/>
+        <w:bidi/>
+        <w:spacing w:line="240" w:lineRule="auto"/>
+        <w:ind w:left="720"/>
+      </w:pPr>
+      <w:r>
+        <w:rPr>
+          <w:rtl/>
+          <w:cs/>
+          <w:lang w:val="ar_AE" w:bidi="ar_AE"/>
+        </w:rPr>
+      </w:r>
+      <w:r>
+        <w:rPr>
+          <w:rtl/>
+          <w:cs/>
+          <w:lang w:val="ar_AE" w:bidi="ar_AE"/>
+        </w:rPr>
+        <w:t>أيوب 38:3</w:t>
+      </w:r>
     </w:p>
     <w:p>
       <w:pPr>
@@ -4742,339 +4550,267 @@
           <w:lang w:val="ar_AE" w:bidi="ar_AE"/>
         </w:rPr>
       </w:r>
-      <w:hyperlink r:id="rId45">
-        <w:r>
-          <w:rPr>
-            <w:rtl/>
-            <w:cs/>
-            <w:lang w:val="ar_AE" w:bidi="ar_AE"/>
-          </w:rPr>
-          <w:rPr>
-            <w:color w:val="0000EE"/>
-            <w:u w:val="single"/>
-          </w:rPr>
-          <w:t>1 صموئيل 24: 11</w:t>
-        </w:r>
-      </w:hyperlink>
-    </w:p>
-    <w:p>
-      <w:pPr>
-        <w:pStyle w:val="ListBullet"/>
-        <w:bidi/>
-        <w:spacing w:line="240" w:lineRule="auto"/>
-        <w:ind w:left="720"/>
-      </w:pPr>
-      <w:r>
-        <w:rPr>
-          <w:rtl/>
-          <w:cs/>
-          <w:lang w:val="ar_AE" w:bidi="ar_AE"/>
-        </w:rPr>
-      </w:r>
-      <w:hyperlink r:id="rId46">
-        <w:r>
-          <w:rPr>
-            <w:rtl/>
-            <w:cs/>
-            <w:lang w:val="ar_AE" w:bidi="ar_AE"/>
-          </w:rPr>
-          <w:rPr>
-            <w:color w:val="0000EE"/>
-            <w:u w:val="single"/>
-          </w:rPr>
-          <w:t>1 تيموثاوس 6: 10</w:t>
-        </w:r>
-      </w:hyperlink>
-    </w:p>
-    <w:p>
-      <w:pPr>
-        <w:pStyle w:val="ListBullet"/>
-        <w:bidi/>
-        <w:spacing w:line="240" w:lineRule="auto"/>
-        <w:ind w:left="720"/>
-      </w:pPr>
-      <w:r>
-        <w:rPr>
-          <w:rtl/>
-          <w:cs/>
-          <w:lang w:val="ar_AE" w:bidi="ar_AE"/>
-        </w:rPr>
-      </w:r>
-      <w:hyperlink r:id="rId47">
-        <w:r>
-          <w:rPr>
-            <w:rtl/>
-            <w:cs/>
-            <w:lang w:val="ar_AE" w:bidi="ar_AE"/>
-          </w:rPr>
-          <w:rPr>
-            <w:color w:val="0000EE"/>
-            <w:u w:val="single"/>
-          </w:rPr>
-          <w:t>3 يوحنا 1: 10</w:t>
-        </w:r>
-      </w:hyperlink>
-    </w:p>
-    <w:p>
-      <w:pPr>
-        <w:pStyle w:val="ListBullet"/>
-        <w:bidi/>
-        <w:spacing w:line="240" w:lineRule="auto"/>
-        <w:ind w:left="720"/>
-      </w:pPr>
-      <w:r>
-        <w:rPr>
-          <w:rtl/>
-          <w:cs/>
-          <w:lang w:val="ar_AE" w:bidi="ar_AE"/>
-        </w:rPr>
-      </w:r>
-      <w:hyperlink r:id="rId48">
-        <w:r>
-          <w:rPr>
-            <w:rtl/>
-            <w:cs/>
-            <w:lang w:val="ar_AE" w:bidi="ar_AE"/>
-          </w:rPr>
-          <w:rPr>
-            <w:color w:val="0000EE"/>
-            <w:u w:val="single"/>
-          </w:rPr>
-          <w:t>تكوين 2: 17</w:t>
-        </w:r>
-      </w:hyperlink>
-    </w:p>
-    <w:p>
-      <w:pPr>
-        <w:pStyle w:val="ListBullet"/>
-        <w:bidi/>
-        <w:spacing w:line="240" w:lineRule="auto"/>
-        <w:ind w:left="720"/>
-      </w:pPr>
-      <w:r>
-        <w:rPr>
-          <w:rtl/>
-          <w:cs/>
-          <w:lang w:val="ar_AE" w:bidi="ar_AE"/>
-        </w:rPr>
-      </w:r>
-      <w:hyperlink r:id="rId49">
-        <w:r>
-          <w:rPr>
-            <w:rtl/>
-            <w:cs/>
-            <w:lang w:val="ar_AE" w:bidi="ar_AE"/>
-          </w:rPr>
-          <w:rPr>
-            <w:color w:val="0000EE"/>
-            <w:u w:val="single"/>
-          </w:rPr>
-          <w:t>تكوين 6: 5–6</w:t>
-        </w:r>
-      </w:hyperlink>
-    </w:p>
-    <w:p>
-      <w:pPr>
-        <w:pStyle w:val="ListBullet"/>
-        <w:bidi/>
-        <w:spacing w:line="240" w:lineRule="auto"/>
-        <w:ind w:left="720"/>
-      </w:pPr>
-      <w:r>
-        <w:rPr>
-          <w:rtl/>
-          <w:cs/>
-          <w:lang w:val="ar_AE" w:bidi="ar_AE"/>
-        </w:rPr>
-      </w:r>
-      <w:hyperlink r:id="rId50">
-        <w:r>
-          <w:rPr>
-            <w:rtl/>
-            <w:cs/>
-            <w:lang w:val="ar_AE" w:bidi="ar_AE"/>
-          </w:rPr>
-          <w:rPr>
-            <w:color w:val="0000EE"/>
-            <w:u w:val="single"/>
-          </w:rPr>
-          <w:t>أيوب 1: 1</w:t>
-        </w:r>
-      </w:hyperlink>
-    </w:p>
-    <w:p>
-      <w:pPr>
-        <w:pStyle w:val="ListBullet"/>
-        <w:bidi/>
-        <w:spacing w:line="240" w:lineRule="auto"/>
-        <w:ind w:left="720"/>
-      </w:pPr>
-      <w:r>
-        <w:rPr>
-          <w:rtl/>
-          <w:cs/>
-          <w:lang w:val="ar_AE" w:bidi="ar_AE"/>
-        </w:rPr>
-      </w:r>
-      <w:hyperlink r:id="rId51">
-        <w:r>
-          <w:rPr>
-            <w:rtl/>
-            <w:cs/>
-            <w:lang w:val="ar_AE" w:bidi="ar_AE"/>
-          </w:rPr>
-          <w:rPr>
-            <w:color w:val="0000EE"/>
-            <w:u w:val="single"/>
-          </w:rPr>
-          <w:t>أيوب 8: 20</w:t>
-        </w:r>
-      </w:hyperlink>
-    </w:p>
-    <w:p>
-      <w:pPr>
-        <w:pStyle w:val="ListBullet"/>
-        <w:bidi/>
-        <w:spacing w:line="240" w:lineRule="auto"/>
-        <w:ind w:left="720"/>
-      </w:pPr>
-      <w:r>
-        <w:rPr>
-          <w:rtl/>
-          <w:cs/>
-          <w:lang w:val="ar_AE" w:bidi="ar_AE"/>
-        </w:rPr>
-      </w:r>
-      <w:hyperlink r:id="rId52">
-        <w:r>
-          <w:rPr>
-            <w:rtl/>
-            <w:cs/>
-            <w:lang w:val="ar_AE" w:bidi="ar_AE"/>
-          </w:rPr>
-          <w:rPr>
-            <w:color w:val="0000EE"/>
-            <w:u w:val="single"/>
-          </w:rPr>
-          <w:t>قضاة 9: 57</w:t>
-        </w:r>
-      </w:hyperlink>
-    </w:p>
-    <w:p>
-      <w:pPr>
-        <w:pStyle w:val="ListBullet"/>
-        <w:bidi/>
-        <w:spacing w:line="240" w:lineRule="auto"/>
-        <w:ind w:left="720"/>
-      </w:pPr>
-      <w:r>
-        <w:rPr>
-          <w:rtl/>
-          <w:cs/>
-          <w:lang w:val="ar_AE" w:bidi="ar_AE"/>
-        </w:rPr>
-      </w:r>
-      <w:hyperlink r:id="rId53">
-        <w:r>
-          <w:rPr>
-            <w:rtl/>
-            <w:cs/>
-            <w:lang w:val="ar_AE" w:bidi="ar_AE"/>
-          </w:rPr>
-          <w:rPr>
-            <w:color w:val="0000EE"/>
-            <w:u w:val="single"/>
-          </w:rPr>
-          <w:t>لوقا 6: 22–23</w:t>
-        </w:r>
-      </w:hyperlink>
-    </w:p>
-    <w:p>
-      <w:pPr>
-        <w:pStyle w:val="ListBullet"/>
-        <w:bidi/>
-        <w:spacing w:line="240" w:lineRule="auto"/>
-        <w:ind w:left="720"/>
-      </w:pPr>
-      <w:r>
-        <w:rPr>
-          <w:rtl/>
-          <w:cs/>
-          <w:lang w:val="ar_AE" w:bidi="ar_AE"/>
-        </w:rPr>
-      </w:r>
-      <w:hyperlink r:id="rId54">
-        <w:r>
-          <w:rPr>
-            <w:rtl/>
-            <w:cs/>
-            <w:lang w:val="ar_AE" w:bidi="ar_AE"/>
-          </w:rPr>
-          <w:rPr>
-            <w:color w:val="0000EE"/>
-            <w:u w:val="single"/>
-          </w:rPr>
-          <w:t>متى 7: 11–12</w:t>
-        </w:r>
-      </w:hyperlink>
-    </w:p>
-    <w:p>
-      <w:pPr>
-        <w:pStyle w:val="ListBullet"/>
-        <w:bidi/>
-        <w:spacing w:line="240" w:lineRule="auto"/>
-        <w:ind w:left="720"/>
-      </w:pPr>
-      <w:r>
-        <w:rPr>
-          <w:rtl/>
-          <w:cs/>
-          <w:lang w:val="ar_AE" w:bidi="ar_AE"/>
-        </w:rPr>
-      </w:r>
-      <w:hyperlink r:id="rId55">
-        <w:r>
-          <w:rPr>
-            <w:rtl/>
-            <w:cs/>
-            <w:lang w:val="ar_AE" w:bidi="ar_AE"/>
-          </w:rPr>
-          <w:rPr>
-            <w:color w:val="0000EE"/>
-            <w:u w:val="single"/>
-          </w:rPr>
-          <w:t>أمثال 3: 7</w:t>
-        </w:r>
-      </w:hyperlink>
-    </w:p>
-    <w:p>
-      <w:pPr>
-        <w:pStyle w:val="ListBullet"/>
-        <w:bidi/>
-        <w:spacing w:line="240" w:lineRule="auto"/>
-        <w:ind w:left="720"/>
-      </w:pPr>
-      <w:r>
-        <w:rPr>
-          <w:rtl/>
-          <w:cs/>
-          <w:lang w:val="ar_AE" w:bidi="ar_AE"/>
-        </w:rPr>
-      </w:r>
-      <w:hyperlink r:id="rId56">
-        <w:r>
-          <w:rPr>
-            <w:rtl/>
-            <w:cs/>
-            <w:lang w:val="ar_AE" w:bidi="ar_AE"/>
-          </w:rPr>
-          <w:rPr>
-            <w:color w:val="0000EE"/>
-            <w:u w:val="single"/>
-          </w:rPr>
-          <w:t>مزامير 22: 16–17</w:t>
-        </w:r>
-      </w:hyperlink>
+      <w:r>
+        <w:rPr>
+          <w:rtl/>
+          <w:cs/>
+          <w:lang w:val="ar_AE" w:bidi="ar_AE"/>
+        </w:rPr>
+        <w:t>1 صموئيل 24: 11</w:t>
+      </w:r>
+    </w:p>
+    <w:p>
+      <w:pPr>
+        <w:pStyle w:val="ListBullet"/>
+        <w:bidi/>
+        <w:spacing w:line="240" w:lineRule="auto"/>
+        <w:ind w:left="720"/>
+      </w:pPr>
+      <w:r>
+        <w:rPr>
+          <w:rtl/>
+          <w:cs/>
+          <w:lang w:val="ar_AE" w:bidi="ar_AE"/>
+        </w:rPr>
+      </w:r>
+      <w:r>
+        <w:rPr>
+          <w:rtl/>
+          <w:cs/>
+          <w:lang w:val="ar_AE" w:bidi="ar_AE"/>
+        </w:rPr>
+        <w:t>1 تيموثاوس 6: 10</w:t>
+      </w:r>
+    </w:p>
+    <w:p>
+      <w:pPr>
+        <w:pStyle w:val="ListBullet"/>
+        <w:bidi/>
+        <w:spacing w:line="240" w:lineRule="auto"/>
+        <w:ind w:left="720"/>
+      </w:pPr>
+      <w:r>
+        <w:rPr>
+          <w:rtl/>
+          <w:cs/>
+          <w:lang w:val="ar_AE" w:bidi="ar_AE"/>
+        </w:rPr>
+      </w:r>
+      <w:r>
+        <w:rPr>
+          <w:rtl/>
+          <w:cs/>
+          <w:lang w:val="ar_AE" w:bidi="ar_AE"/>
+        </w:rPr>
+        <w:t>3 يوحنا 1: 10</w:t>
+      </w:r>
+    </w:p>
+    <w:p>
+      <w:pPr>
+        <w:pStyle w:val="ListBullet"/>
+        <w:bidi/>
+        <w:spacing w:line="240" w:lineRule="auto"/>
+        <w:ind w:left="720"/>
+      </w:pPr>
+      <w:r>
+        <w:rPr>
+          <w:rtl/>
+          <w:cs/>
+          <w:lang w:val="ar_AE" w:bidi="ar_AE"/>
+        </w:rPr>
+      </w:r>
+      <w:r>
+        <w:rPr>
+          <w:rtl/>
+          <w:cs/>
+          <w:lang w:val="ar_AE" w:bidi="ar_AE"/>
+        </w:rPr>
+        <w:t>تكوين 2: 17</w:t>
+      </w:r>
+    </w:p>
+    <w:p>
+      <w:pPr>
+        <w:pStyle w:val="ListBullet"/>
+        <w:bidi/>
+        <w:spacing w:line="240" w:lineRule="auto"/>
+        <w:ind w:left="720"/>
+      </w:pPr>
+      <w:r>
+        <w:rPr>
+          <w:rtl/>
+          <w:cs/>
+          <w:lang w:val="ar_AE" w:bidi="ar_AE"/>
+        </w:rPr>
+      </w:r>
+      <w:r>
+        <w:rPr>
+          <w:rtl/>
+          <w:cs/>
+          <w:lang w:val="ar_AE" w:bidi="ar_AE"/>
+        </w:rPr>
+        <w:t>تكوين 6: 5–6</w:t>
+      </w:r>
+    </w:p>
+    <w:p>
+      <w:pPr>
+        <w:pStyle w:val="ListBullet"/>
+        <w:bidi/>
+        <w:spacing w:line="240" w:lineRule="auto"/>
+        <w:ind w:left="720"/>
+      </w:pPr>
+      <w:r>
+        <w:rPr>
+          <w:rtl/>
+          <w:cs/>
+          <w:lang w:val="ar_AE" w:bidi="ar_AE"/>
+        </w:rPr>
+      </w:r>
+      <w:r>
+        <w:rPr>
+          <w:rtl/>
+          <w:cs/>
+          <w:lang w:val="ar_AE" w:bidi="ar_AE"/>
+        </w:rPr>
+        <w:t>أيوب 1: 1</w:t>
+      </w:r>
+    </w:p>
+    <w:p>
+      <w:pPr>
+        <w:pStyle w:val="ListBullet"/>
+        <w:bidi/>
+        <w:spacing w:line="240" w:lineRule="auto"/>
+        <w:ind w:left="720"/>
+      </w:pPr>
+      <w:r>
+        <w:rPr>
+          <w:rtl/>
+          <w:cs/>
+          <w:lang w:val="ar_AE" w:bidi="ar_AE"/>
+        </w:rPr>
+      </w:r>
+      <w:r>
+        <w:rPr>
+          <w:rtl/>
+          <w:cs/>
+          <w:lang w:val="ar_AE" w:bidi="ar_AE"/>
+        </w:rPr>
+        <w:t>أيوب 8: 20</w:t>
+      </w:r>
+    </w:p>
+    <w:p>
+      <w:pPr>
+        <w:pStyle w:val="ListBullet"/>
+        <w:bidi/>
+        <w:spacing w:line="240" w:lineRule="auto"/>
+        <w:ind w:left="720"/>
+      </w:pPr>
+      <w:r>
+        <w:rPr>
+          <w:rtl/>
+          <w:cs/>
+          <w:lang w:val="ar_AE" w:bidi="ar_AE"/>
+        </w:rPr>
+      </w:r>
+      <w:r>
+        <w:rPr>
+          <w:rtl/>
+          <w:cs/>
+          <w:lang w:val="ar_AE" w:bidi="ar_AE"/>
+        </w:rPr>
+        <w:t>قضاة 9: 57</w:t>
+      </w:r>
+    </w:p>
+    <w:p>
+      <w:pPr>
+        <w:pStyle w:val="ListBullet"/>
+        <w:bidi/>
+        <w:spacing w:line="240" w:lineRule="auto"/>
+        <w:ind w:left="720"/>
+      </w:pPr>
+      <w:r>
+        <w:rPr>
+          <w:rtl/>
+          <w:cs/>
+          <w:lang w:val="ar_AE" w:bidi="ar_AE"/>
+        </w:rPr>
+      </w:r>
+      <w:r>
+        <w:rPr>
+          <w:rtl/>
+          <w:cs/>
+          <w:lang w:val="ar_AE" w:bidi="ar_AE"/>
+        </w:rPr>
+        <w:t>لوقا 6: 22–23</w:t>
+      </w:r>
+    </w:p>
+    <w:p>
+      <w:pPr>
+        <w:pStyle w:val="ListBullet"/>
+        <w:bidi/>
+        <w:spacing w:line="240" w:lineRule="auto"/>
+        <w:ind w:left="720"/>
+      </w:pPr>
+      <w:r>
+        <w:rPr>
+          <w:rtl/>
+          <w:cs/>
+          <w:lang w:val="ar_AE" w:bidi="ar_AE"/>
+        </w:rPr>
+      </w:r>
+      <w:r>
+        <w:rPr>
+          <w:rtl/>
+          <w:cs/>
+          <w:lang w:val="ar_AE" w:bidi="ar_AE"/>
+        </w:rPr>
+        <w:t>متى 7: 11–12</w:t>
+      </w:r>
+    </w:p>
+    <w:p>
+      <w:pPr>
+        <w:pStyle w:val="ListBullet"/>
+        <w:bidi/>
+        <w:spacing w:line="240" w:lineRule="auto"/>
+        <w:ind w:left="720"/>
+      </w:pPr>
+      <w:r>
+        <w:rPr>
+          <w:rtl/>
+          <w:cs/>
+          <w:lang w:val="ar_AE" w:bidi="ar_AE"/>
+        </w:rPr>
+      </w:r>
+      <w:r>
+        <w:rPr>
+          <w:rtl/>
+          <w:cs/>
+          <w:lang w:val="ar_AE" w:bidi="ar_AE"/>
+        </w:rPr>
+        <w:t>أمثال 3: 7</w:t>
+      </w:r>
+    </w:p>
+    <w:p>
+      <w:pPr>
+        <w:pStyle w:val="ListBullet"/>
+        <w:bidi/>
+        <w:spacing w:line="240" w:lineRule="auto"/>
+        <w:ind w:left="720"/>
+      </w:pPr>
+      <w:r>
+        <w:rPr>
+          <w:rtl/>
+          <w:cs/>
+          <w:lang w:val="ar_AE" w:bidi="ar_AE"/>
+        </w:rPr>
+      </w:r>
+      <w:r>
+        <w:rPr>
+          <w:rtl/>
+          <w:cs/>
+          <w:lang w:val="ar_AE" w:bidi="ar_AE"/>
+        </w:rPr>
+        <w:t>مزامير 22: 16–17</w:t>
+      </w:r>
     </w:p>
     <w:p>
       <w:pPr>
@@ -6182,252 +5918,198 @@
           <w:lang w:val="ar_AE" w:bidi="ar_AE"/>
         </w:rPr>
       </w:r>
-      <w:hyperlink r:id="rId57">
-        <w:r>
-          <w:rPr>
-            <w:rtl/>
-            <w:cs/>
-            <w:lang w:val="ar_AE" w:bidi="ar_AE"/>
-          </w:rPr>
-          <w:rPr>
-            <w:color w:val="0000EE"/>
-            <w:u w:val="single"/>
-          </w:rPr>
-          <w:t>أعمال الرسل 15: 6</w:t>
-        </w:r>
-      </w:hyperlink>
-    </w:p>
-    <w:p>
-      <w:pPr>
-        <w:pStyle w:val="ListBullet"/>
-        <w:bidi/>
-        <w:spacing w:line="240" w:lineRule="auto"/>
-        <w:ind w:left="720"/>
-      </w:pPr>
-      <w:r>
-        <w:rPr>
-          <w:rtl/>
-          <w:cs/>
-          <w:lang w:val="ar_AE" w:bidi="ar_AE"/>
-        </w:rPr>
-      </w:r>
-      <w:hyperlink r:id="rId58">
-        <w:r>
-          <w:rPr>
-            <w:rtl/>
-            <w:cs/>
-            <w:lang w:val="ar_AE" w:bidi="ar_AE"/>
-          </w:rPr>
-          <w:rPr>
-            <w:color w:val="0000EE"/>
-            <w:u w:val="single"/>
-          </w:rPr>
-          <w:t>دانيال 9: 13</w:t>
-        </w:r>
-      </w:hyperlink>
-    </w:p>
-    <w:p>
-      <w:pPr>
-        <w:pStyle w:val="ListBullet"/>
-        <w:bidi/>
-        <w:spacing w:line="240" w:lineRule="auto"/>
-        <w:ind w:left="720"/>
-      </w:pPr>
-      <w:r>
-        <w:rPr>
-          <w:rtl/>
-          <w:cs/>
-          <w:lang w:val="ar_AE" w:bidi="ar_AE"/>
-        </w:rPr>
-      </w:r>
-      <w:hyperlink r:id="rId59">
-        <w:r>
-          <w:rPr>
-            <w:rtl/>
-            <w:cs/>
-            <w:lang w:val="ar_AE" w:bidi="ar_AE"/>
-          </w:rPr>
-          <w:rPr>
-            <w:color w:val="0000EE"/>
-            <w:u w:val="single"/>
-          </w:rPr>
-          <w:t>خروج 28: 42–43</w:t>
-        </w:r>
-      </w:hyperlink>
-    </w:p>
-    <w:p>
-      <w:pPr>
-        <w:pStyle w:val="ListBullet"/>
-        <w:bidi/>
-        <w:spacing w:line="240" w:lineRule="auto"/>
-        <w:ind w:left="720"/>
-      </w:pPr>
-      <w:r>
-        <w:rPr>
-          <w:rtl/>
-          <w:cs/>
-          <w:lang w:val="ar_AE" w:bidi="ar_AE"/>
-        </w:rPr>
-      </w:r>
-      <w:hyperlink r:id="rId60">
-        <w:r>
-          <w:rPr>
-            <w:rtl/>
-            <w:cs/>
-            <w:lang w:val="ar_AE" w:bidi="ar_AE"/>
-          </w:rPr>
-          <w:rPr>
-            <w:color w:val="0000EE"/>
-            <w:u w:val="single"/>
-          </w:rPr>
-          <w:t>عزرا 7: 25–26</w:t>
-        </w:r>
-      </w:hyperlink>
-    </w:p>
-    <w:p>
-      <w:pPr>
-        <w:pStyle w:val="ListBullet"/>
-        <w:bidi/>
-        <w:spacing w:line="240" w:lineRule="auto"/>
-        <w:ind w:left="720"/>
-      </w:pPr>
-      <w:r>
-        <w:rPr>
-          <w:rtl/>
-          <w:cs/>
-          <w:lang w:val="ar_AE" w:bidi="ar_AE"/>
-        </w:rPr>
-      </w:r>
-      <w:hyperlink r:id="rId61">
-        <w:r>
-          <w:rPr>
-            <w:rtl/>
-            <w:cs/>
-            <w:lang w:val="ar_AE" w:bidi="ar_AE"/>
-          </w:rPr>
-          <w:rPr>
-            <w:color w:val="0000EE"/>
-            <w:u w:val="single"/>
-          </w:rPr>
-          <w:t>غلاطية 2: 15</w:t>
-        </w:r>
-      </w:hyperlink>
-    </w:p>
-    <w:p>
-      <w:pPr>
-        <w:pStyle w:val="ListBullet"/>
-        <w:bidi/>
-        <w:spacing w:line="240" w:lineRule="auto"/>
-        <w:ind w:left="720"/>
-      </w:pPr>
-      <w:r>
-        <w:rPr>
-          <w:rtl/>
-          <w:cs/>
-          <w:lang w:val="ar_AE" w:bidi="ar_AE"/>
-        </w:rPr>
-      </w:r>
-      <w:hyperlink r:id="rId62">
-        <w:r>
-          <w:rPr>
-            <w:rtl/>
-            <w:cs/>
-            <w:lang w:val="ar_AE" w:bidi="ar_AE"/>
-          </w:rPr>
-          <w:rPr>
-            <w:color w:val="0000EE"/>
-            <w:u w:val="single"/>
-          </w:rPr>
-          <w:t>لوقا 24: 44</w:t>
-        </w:r>
-      </w:hyperlink>
-    </w:p>
-    <w:p>
-      <w:pPr>
-        <w:pStyle w:val="ListBullet"/>
-        <w:bidi/>
-        <w:spacing w:line="240" w:lineRule="auto"/>
-        <w:ind w:left="720"/>
-      </w:pPr>
-      <w:r>
-        <w:rPr>
-          <w:rtl/>
-          <w:cs/>
-          <w:lang w:val="ar_AE" w:bidi="ar_AE"/>
-        </w:rPr>
-      </w:r>
-      <w:hyperlink r:id="rId63">
-        <w:r>
-          <w:rPr>
-            <w:rtl/>
-            <w:cs/>
-            <w:lang w:val="ar_AE" w:bidi="ar_AE"/>
-          </w:rPr>
-          <w:rPr>
-            <w:color w:val="0000EE"/>
-            <w:u w:val="single"/>
-          </w:rPr>
-          <w:t>متى 5: 18</w:t>
-        </w:r>
-      </w:hyperlink>
-    </w:p>
-    <w:p>
-      <w:pPr>
-        <w:pStyle w:val="ListBullet"/>
-        <w:bidi/>
-        <w:spacing w:line="240" w:lineRule="auto"/>
-        <w:ind w:left="720"/>
-      </w:pPr>
-      <w:r>
-        <w:rPr>
-          <w:rtl/>
-          <w:cs/>
-          <w:lang w:val="ar_AE" w:bidi="ar_AE"/>
-        </w:rPr>
-      </w:r>
-      <w:hyperlink r:id="rId64">
-        <w:r>
-          <w:rPr>
-            <w:rtl/>
-            <w:cs/>
-            <w:lang w:val="ar_AE" w:bidi="ar_AE"/>
-          </w:rPr>
-          <w:rPr>
-            <w:color w:val="0000EE"/>
-            <w:u w:val="single"/>
-          </w:rPr>
-          <w:t>نحميا 10: 29</w:t>
-        </w:r>
-      </w:hyperlink>
-    </w:p>
-    <w:p>
-      <w:pPr>
-        <w:pStyle w:val="ListBullet"/>
-        <w:bidi/>
-        <w:spacing w:line="240" w:lineRule="auto"/>
-        <w:ind w:left="720"/>
-      </w:pPr>
-      <w:r>
-        <w:rPr>
-          <w:rtl/>
-          <w:cs/>
-          <w:lang w:val="ar_AE" w:bidi="ar_AE"/>
-        </w:rPr>
-      </w:r>
-      <w:hyperlink r:id="rId65">
-        <w:r>
-          <w:rPr>
-            <w:rtl/>
-            <w:cs/>
-            <w:lang w:val="ar_AE" w:bidi="ar_AE"/>
-          </w:rPr>
-          <w:rPr>
-            <w:color w:val="0000EE"/>
-            <w:u w:val="single"/>
-          </w:rPr>
-          <w:t>رومية 3: 20</w:t>
-        </w:r>
-      </w:hyperlink>
+      <w:r>
+        <w:rPr>
+          <w:rtl/>
+          <w:cs/>
+          <w:lang w:val="ar_AE" w:bidi="ar_AE"/>
+        </w:rPr>
+        <w:t>أعمال الرسل 15: 6</w:t>
+      </w:r>
+    </w:p>
+    <w:p>
+      <w:pPr>
+        <w:pStyle w:val="ListBullet"/>
+        <w:bidi/>
+        <w:spacing w:line="240" w:lineRule="auto"/>
+        <w:ind w:left="720"/>
+      </w:pPr>
+      <w:r>
+        <w:rPr>
+          <w:rtl/>
+          <w:cs/>
+          <w:lang w:val="ar_AE" w:bidi="ar_AE"/>
+        </w:rPr>
+      </w:r>
+      <w:r>
+        <w:rPr>
+          <w:rtl/>
+          <w:cs/>
+          <w:lang w:val="ar_AE" w:bidi="ar_AE"/>
+        </w:rPr>
+        <w:t>دانيال 9: 13</w:t>
+      </w:r>
+    </w:p>
+    <w:p>
+      <w:pPr>
+        <w:pStyle w:val="ListBullet"/>
+        <w:bidi/>
+        <w:spacing w:line="240" w:lineRule="auto"/>
+        <w:ind w:left="720"/>
+      </w:pPr>
+      <w:r>
+        <w:rPr>
+          <w:rtl/>
+          <w:cs/>
+          <w:lang w:val="ar_AE" w:bidi="ar_AE"/>
+        </w:rPr>
+      </w:r>
+      <w:r>
+        <w:rPr>
+          <w:rtl/>
+          <w:cs/>
+          <w:lang w:val="ar_AE" w:bidi="ar_AE"/>
+        </w:rPr>
+        <w:t>خروج 28: 42–43</w:t>
+      </w:r>
+    </w:p>
+    <w:p>
+      <w:pPr>
+        <w:pStyle w:val="ListBullet"/>
+        <w:bidi/>
+        <w:spacing w:line="240" w:lineRule="auto"/>
+        <w:ind w:left="720"/>
+      </w:pPr>
+      <w:r>
+        <w:rPr>
+          <w:rtl/>
+          <w:cs/>
+          <w:lang w:val="ar_AE" w:bidi="ar_AE"/>
+        </w:rPr>
+      </w:r>
+      <w:r>
+        <w:rPr>
+          <w:rtl/>
+          <w:cs/>
+          <w:lang w:val="ar_AE" w:bidi="ar_AE"/>
+        </w:rPr>
+        <w:t>عزرا 7: 25–26</w:t>
+      </w:r>
+    </w:p>
+    <w:p>
+      <w:pPr>
+        <w:pStyle w:val="ListBullet"/>
+        <w:bidi/>
+        <w:spacing w:line="240" w:lineRule="auto"/>
+        <w:ind w:left="720"/>
+      </w:pPr>
+      <w:r>
+        <w:rPr>
+          <w:rtl/>
+          <w:cs/>
+          <w:lang w:val="ar_AE" w:bidi="ar_AE"/>
+        </w:rPr>
+      </w:r>
+      <w:r>
+        <w:rPr>
+          <w:rtl/>
+          <w:cs/>
+          <w:lang w:val="ar_AE" w:bidi="ar_AE"/>
+        </w:rPr>
+        <w:t>غلاطية 2: 15</w:t>
+      </w:r>
+    </w:p>
+    <w:p>
+      <w:pPr>
+        <w:pStyle w:val="ListBullet"/>
+        <w:bidi/>
+        <w:spacing w:line="240" w:lineRule="auto"/>
+        <w:ind w:left="720"/>
+      </w:pPr>
+      <w:r>
+        <w:rPr>
+          <w:rtl/>
+          <w:cs/>
+          <w:lang w:val="ar_AE" w:bidi="ar_AE"/>
+        </w:rPr>
+      </w:r>
+      <w:r>
+        <w:rPr>
+          <w:rtl/>
+          <w:cs/>
+          <w:lang w:val="ar_AE" w:bidi="ar_AE"/>
+        </w:rPr>
+        <w:t>لوقا 24: 44</w:t>
+      </w:r>
+    </w:p>
+    <w:p>
+      <w:pPr>
+        <w:pStyle w:val="ListBullet"/>
+        <w:bidi/>
+        <w:spacing w:line="240" w:lineRule="auto"/>
+        <w:ind w:left="720"/>
+      </w:pPr>
+      <w:r>
+        <w:rPr>
+          <w:rtl/>
+          <w:cs/>
+          <w:lang w:val="ar_AE" w:bidi="ar_AE"/>
+        </w:rPr>
+      </w:r>
+      <w:r>
+        <w:rPr>
+          <w:rtl/>
+          <w:cs/>
+          <w:lang w:val="ar_AE" w:bidi="ar_AE"/>
+        </w:rPr>
+        <w:t>متى 5: 18</w:t>
+      </w:r>
+    </w:p>
+    <w:p>
+      <w:pPr>
+        <w:pStyle w:val="ListBullet"/>
+        <w:bidi/>
+        <w:spacing w:line="240" w:lineRule="auto"/>
+        <w:ind w:left="720"/>
+      </w:pPr>
+      <w:r>
+        <w:rPr>
+          <w:rtl/>
+          <w:cs/>
+          <w:lang w:val="ar_AE" w:bidi="ar_AE"/>
+        </w:rPr>
+      </w:r>
+      <w:r>
+        <w:rPr>
+          <w:rtl/>
+          <w:cs/>
+          <w:lang w:val="ar_AE" w:bidi="ar_AE"/>
+        </w:rPr>
+        <w:t>نحميا 10: 29</w:t>
+      </w:r>
+    </w:p>
+    <w:p>
+      <w:pPr>
+        <w:pStyle w:val="ListBullet"/>
+        <w:bidi/>
+        <w:spacing w:line="240" w:lineRule="auto"/>
+        <w:ind w:left="720"/>
+      </w:pPr>
+      <w:r>
+        <w:rPr>
+          <w:rtl/>
+          <w:cs/>
+          <w:lang w:val="ar_AE" w:bidi="ar_AE"/>
+        </w:rPr>
+      </w:r>
+      <w:r>
+        <w:rPr>
+          <w:rtl/>
+          <w:cs/>
+          <w:lang w:val="ar_AE" w:bidi="ar_AE"/>
+        </w:rPr>
+        <w:t>رومية 3: 20</w:t>
+      </w:r>
     </w:p>
     <w:p>
       <w:pPr>
@@ -7033,136 +6715,106 @@
           <w:lang w:val="ar_AE" w:bidi="ar_AE"/>
         </w:rPr>
       </w:r>
-      <w:hyperlink r:id="rId66">
-        <w:r>
-          <w:rPr>
-            <w:rtl/>
-            <w:cs/>
-            <w:lang w:val="ar_AE" w:bidi="ar_AE"/>
-          </w:rPr>
-          <w:rPr>
-            <w:color w:val="0000EE"/>
-            <w:u w:val="single"/>
-          </w:rPr>
-          <w:t xml:space="preserve"> 2 أخبار الأيام 23: 20–21</w:t>
-        </w:r>
-      </w:hyperlink>
-    </w:p>
-    <w:p>
-      <w:pPr>
-        <w:pStyle w:val="ListBullet"/>
-        <w:bidi/>
-        <w:spacing w:line="240" w:lineRule="auto"/>
-        <w:ind w:left="720"/>
-      </w:pPr>
-      <w:r>
-        <w:rPr>
-          <w:rtl/>
-          <w:cs/>
-          <w:lang w:val="ar_AE" w:bidi="ar_AE"/>
-        </w:rPr>
-      </w:r>
-      <w:hyperlink r:id="rId67">
-        <w:r>
-          <w:rPr>
-            <w:rtl/>
-            <w:cs/>
-            <w:lang w:val="ar_AE" w:bidi="ar_AE"/>
-          </w:rPr>
-          <w:rPr>
-            <w:color w:val="0000EE"/>
-            <w:u w:val="single"/>
-          </w:rPr>
-          <w:t>دانيال 4: 36</w:t>
-        </w:r>
-      </w:hyperlink>
-    </w:p>
-    <w:p>
-      <w:pPr>
-        <w:pStyle w:val="ListBullet"/>
-        <w:bidi/>
-        <w:spacing w:line="240" w:lineRule="auto"/>
-        <w:ind w:left="720"/>
-      </w:pPr>
-      <w:r>
-        <w:rPr>
-          <w:rtl/>
-          <w:cs/>
-          <w:lang w:val="ar_AE" w:bidi="ar_AE"/>
-        </w:rPr>
-      </w:r>
-      <w:hyperlink r:id="rId68">
-        <w:r>
-          <w:rPr>
-            <w:rtl/>
-            <w:cs/>
-            <w:lang w:val="ar_AE" w:bidi="ar_AE"/>
-          </w:rPr>
-          <w:rPr>
-            <w:color w:val="0000EE"/>
-            <w:u w:val="single"/>
-          </w:rPr>
-          <w:t>الجامعة 10: 17</w:t>
-        </w:r>
-      </w:hyperlink>
-    </w:p>
-    <w:p>
-      <w:pPr>
-        <w:pStyle w:val="ListBullet"/>
-        <w:bidi/>
-        <w:spacing w:line="240" w:lineRule="auto"/>
-        <w:ind w:left="720"/>
-      </w:pPr>
-      <w:r>
-        <w:rPr>
-          <w:rtl/>
-          <w:cs/>
-          <w:lang w:val="ar_AE" w:bidi="ar_AE"/>
-        </w:rPr>
-      </w:r>
-      <w:hyperlink r:id="rId69">
-        <w:r>
-          <w:rPr>
-            <w:rtl/>
-            <w:cs/>
-            <w:lang w:val="ar_AE" w:bidi="ar_AE"/>
-          </w:rPr>
-          <w:rPr>
-            <w:color w:val="0000EE"/>
-            <w:u w:val="single"/>
-          </w:rPr>
-          <w:t>لوقا 19: 12</w:t>
-        </w:r>
-      </w:hyperlink>
-    </w:p>
-    <w:p>
-      <w:pPr>
-        <w:pStyle w:val="ListBullet"/>
-        <w:bidi/>
-        <w:spacing w:line="240" w:lineRule="auto"/>
-        <w:ind w:left="720"/>
-      </w:pPr>
-      <w:r>
-        <w:rPr>
-          <w:rtl/>
-          <w:cs/>
-          <w:lang w:val="ar_AE" w:bidi="ar_AE"/>
-        </w:rPr>
-      </w:r>
-      <w:hyperlink r:id="rId70">
-        <w:r>
-          <w:rPr>
-            <w:rtl/>
-            <w:cs/>
-            <w:lang w:val="ar_AE" w:bidi="ar_AE"/>
-          </w:rPr>
-          <w:rPr>
-            <w:color w:val="0000EE"/>
-            <w:u w:val="single"/>
-          </w:rPr>
-          <w:t>مزمور 16: 1–3</w:t>
-        </w:r>
-      </w:hyperlink>
+      <w:r>
+        <w:rPr>
+          <w:rtl/>
+          <w:cs/>
+          <w:lang w:val="ar_AE" w:bidi="ar_AE"/>
+        </w:rPr>
+        <w:t xml:space="preserve"> 2 أخبار الأيام 23: 20–21</w:t>
+      </w:r>
+    </w:p>
+    <w:p>
+      <w:pPr>
+        <w:pStyle w:val="ListBullet"/>
+        <w:bidi/>
+        <w:spacing w:line="240" w:lineRule="auto"/>
+        <w:ind w:left="720"/>
+      </w:pPr>
+      <w:r>
+        <w:rPr>
+          <w:rtl/>
+          <w:cs/>
+          <w:lang w:val="ar_AE" w:bidi="ar_AE"/>
+        </w:rPr>
+      </w:r>
+      <w:r>
+        <w:rPr>
+          <w:rtl/>
+          <w:cs/>
+          <w:lang w:val="ar_AE" w:bidi="ar_AE"/>
+        </w:rPr>
+        <w:t>دانيال 4: 36</w:t>
+      </w:r>
+    </w:p>
+    <w:p>
+      <w:pPr>
+        <w:pStyle w:val="ListBullet"/>
+        <w:bidi/>
+        <w:spacing w:line="240" w:lineRule="auto"/>
+        <w:ind w:left="720"/>
+      </w:pPr>
+      <w:r>
+        <w:rPr>
+          <w:rtl/>
+          <w:cs/>
+          <w:lang w:val="ar_AE" w:bidi="ar_AE"/>
+        </w:rPr>
+      </w:r>
+      <w:r>
+        <w:rPr>
+          <w:rtl/>
+          <w:cs/>
+          <w:lang w:val="ar_AE" w:bidi="ar_AE"/>
+        </w:rPr>
+        <w:t>الجامعة 10: 17</w:t>
+      </w:r>
+    </w:p>
+    <w:p>
+      <w:pPr>
+        <w:pStyle w:val="ListBullet"/>
+        <w:bidi/>
+        <w:spacing w:line="240" w:lineRule="auto"/>
+        <w:ind w:left="720"/>
+      </w:pPr>
+      <w:r>
+        <w:rPr>
+          <w:rtl/>
+          <w:cs/>
+          <w:lang w:val="ar_AE" w:bidi="ar_AE"/>
+        </w:rPr>
+      </w:r>
+      <w:r>
+        <w:rPr>
+          <w:rtl/>
+          <w:cs/>
+          <w:lang w:val="ar_AE" w:bidi="ar_AE"/>
+        </w:rPr>
+        <w:t>لوقا 19: 12</w:t>
+      </w:r>
+    </w:p>
+    <w:p>
+      <w:pPr>
+        <w:pStyle w:val="ListBullet"/>
+        <w:bidi/>
+        <w:spacing w:line="240" w:lineRule="auto"/>
+        <w:ind w:left="720"/>
+      </w:pPr>
+      <w:r>
+        <w:rPr>
+          <w:rtl/>
+          <w:cs/>
+          <w:lang w:val="ar_AE" w:bidi="ar_AE"/>
+        </w:rPr>
+      </w:r>
+      <w:r>
+        <w:rPr>
+          <w:rtl/>
+          <w:cs/>
+          <w:lang w:val="ar_AE" w:bidi="ar_AE"/>
+        </w:rPr>
+        <w:t>مزمور 16: 1–3</w:t>
+      </w:r>
     </w:p>
     <w:p>
       <w:pPr>
@@ -7638,136 +7290,106 @@
           <w:lang w:val="ar_AE" w:bidi="ar_AE"/>
         </w:rPr>
       </w:r>
-      <w:hyperlink r:id="rId71">
-        <w:r>
-          <w:rPr>
-            <w:rtl/>
-            <w:cs/>
-            <w:lang w:val="ar_AE" w:bidi="ar_AE"/>
-          </w:rPr>
-          <w:rPr>
-            <w:color w:val="0000EE"/>
-            <w:u w:val="single"/>
-          </w:rPr>
-          <w:t>1 ملوك 8: 51–53</w:t>
-        </w:r>
-      </w:hyperlink>
-    </w:p>
-    <w:p>
-      <w:pPr>
-        <w:pStyle w:val="ListBullet"/>
-        <w:bidi/>
-        <w:spacing w:line="240" w:lineRule="auto"/>
-        <w:ind w:left="720"/>
-      </w:pPr>
-      <w:r>
-        <w:rPr>
-          <w:rtl/>
-          <w:cs/>
-          <w:lang w:val="ar_AE" w:bidi="ar_AE"/>
-        </w:rPr>
-      </w:r>
-      <w:hyperlink r:id="rId72">
-        <w:r>
-          <w:rPr>
-            <w:rtl/>
-            <w:cs/>
-            <w:lang w:val="ar_AE" w:bidi="ar_AE"/>
-          </w:rPr>
-          <w:rPr>
-            <w:color w:val="0000EE"/>
-            <w:u w:val="single"/>
-          </w:rPr>
-          <w:t>1 صموئيل 8: 7</w:t>
-        </w:r>
-      </w:hyperlink>
-    </w:p>
-    <w:p>
-      <w:pPr>
-        <w:pStyle w:val="ListBullet"/>
-        <w:bidi/>
-        <w:spacing w:line="240" w:lineRule="auto"/>
-        <w:ind w:left="720"/>
-      </w:pPr>
-      <w:r>
-        <w:rPr>
-          <w:rtl/>
-          <w:cs/>
-          <w:lang w:val="ar_AE" w:bidi="ar_AE"/>
-        </w:rPr>
-      </w:r>
-      <w:hyperlink r:id="rId73">
-        <w:r>
-          <w:rPr>
-            <w:rtl/>
-            <w:cs/>
-            <w:lang w:val="ar_AE" w:bidi="ar_AE"/>
-          </w:rPr>
-          <w:rPr>
-            <w:color w:val="0000EE"/>
-            <w:u w:val="single"/>
-          </w:rPr>
-          <w:t>تثنية 28: 9</w:t>
-        </w:r>
-      </w:hyperlink>
-    </w:p>
-    <w:p>
-      <w:pPr>
-        <w:pStyle w:val="ListBullet"/>
-        <w:bidi/>
-        <w:spacing w:line="240" w:lineRule="auto"/>
-        <w:ind w:left="720"/>
-      </w:pPr>
-      <w:r>
-        <w:rPr>
-          <w:rtl/>
-          <w:cs/>
-          <w:lang w:val="ar_AE" w:bidi="ar_AE"/>
-        </w:rPr>
-      </w:r>
-      <w:hyperlink r:id="rId74">
-        <w:r>
-          <w:rPr>
-            <w:rtl/>
-            <w:cs/>
-            <w:lang w:val="ar_AE" w:bidi="ar_AE"/>
-          </w:rPr>
-          <w:rPr>
-            <w:color w:val="0000EE"/>
-            <w:u w:val="single"/>
-          </w:rPr>
-          <w:t>تكوين 49: 16</w:t>
-        </w:r>
-      </w:hyperlink>
-    </w:p>
-    <w:p>
-      <w:pPr>
-        <w:pStyle w:val="ListBullet"/>
-        <w:bidi/>
-        <w:spacing w:line="240" w:lineRule="auto"/>
-        <w:ind w:left="720"/>
-      </w:pPr>
-      <w:r>
-        <w:rPr>
-          <w:rtl/>
-          <w:cs/>
-          <w:lang w:val="ar_AE" w:bidi="ar_AE"/>
-        </w:rPr>
-      </w:r>
-      <w:hyperlink r:id="rId75">
-        <w:r>
-          <w:rPr>
-            <w:rtl/>
-            <w:cs/>
-            <w:lang w:val="ar_AE" w:bidi="ar_AE"/>
-          </w:rPr>
-          <w:rPr>
-            <w:color w:val="0000EE"/>
-            <w:u w:val="single"/>
-          </w:rPr>
-          <w:t>راعوث 1: 16</w:t>
-        </w:r>
-      </w:hyperlink>
+      <w:r>
+        <w:rPr>
+          <w:rtl/>
+          <w:cs/>
+          <w:lang w:val="ar_AE" w:bidi="ar_AE"/>
+        </w:rPr>
+        <w:t>1 ملوك 8: 51–53</w:t>
+      </w:r>
+    </w:p>
+    <w:p>
+      <w:pPr>
+        <w:pStyle w:val="ListBullet"/>
+        <w:bidi/>
+        <w:spacing w:line="240" w:lineRule="auto"/>
+        <w:ind w:left="720"/>
+      </w:pPr>
+      <w:r>
+        <w:rPr>
+          <w:rtl/>
+          <w:cs/>
+          <w:lang w:val="ar_AE" w:bidi="ar_AE"/>
+        </w:rPr>
+      </w:r>
+      <w:r>
+        <w:rPr>
+          <w:rtl/>
+          <w:cs/>
+          <w:lang w:val="ar_AE" w:bidi="ar_AE"/>
+        </w:rPr>
+        <w:t>1 صموئيل 8: 7</w:t>
+      </w:r>
+    </w:p>
+    <w:p>
+      <w:pPr>
+        <w:pStyle w:val="ListBullet"/>
+        <w:bidi/>
+        <w:spacing w:line="240" w:lineRule="auto"/>
+        <w:ind w:left="720"/>
+      </w:pPr>
+      <w:r>
+        <w:rPr>
+          <w:rtl/>
+          <w:cs/>
+          <w:lang w:val="ar_AE" w:bidi="ar_AE"/>
+        </w:rPr>
+      </w:r>
+      <w:r>
+        <w:rPr>
+          <w:rtl/>
+          <w:cs/>
+          <w:lang w:val="ar_AE" w:bidi="ar_AE"/>
+        </w:rPr>
+        <w:t>تثنية 28: 9</w:t>
+      </w:r>
+    </w:p>
+    <w:p>
+      <w:pPr>
+        <w:pStyle w:val="ListBullet"/>
+        <w:bidi/>
+        <w:spacing w:line="240" w:lineRule="auto"/>
+        <w:ind w:left="720"/>
+      </w:pPr>
+      <w:r>
+        <w:rPr>
+          <w:rtl/>
+          <w:cs/>
+          <w:lang w:val="ar_AE" w:bidi="ar_AE"/>
+        </w:rPr>
+      </w:r>
+      <w:r>
+        <w:rPr>
+          <w:rtl/>
+          <w:cs/>
+          <w:lang w:val="ar_AE" w:bidi="ar_AE"/>
+        </w:rPr>
+        <w:t>تكوين 49: 16</w:t>
+      </w:r>
+    </w:p>
+    <w:p>
+      <w:pPr>
+        <w:pStyle w:val="ListBullet"/>
+        <w:bidi/>
+        <w:spacing w:line="240" w:lineRule="auto"/>
+        <w:ind w:left="720"/>
+      </w:pPr>
+      <w:r>
+        <w:rPr>
+          <w:rtl/>
+          <w:cs/>
+          <w:lang w:val="ar_AE" w:bidi="ar_AE"/>
+        </w:rPr>
+      </w:r>
+      <w:r>
+        <w:rPr>
+          <w:rtl/>
+          <w:cs/>
+          <w:lang w:val="ar_AE" w:bidi="ar_AE"/>
+        </w:rPr>
+        <w:t>راعوث 1: 16</w:t>
+      </w:r>
     </w:p>
     <w:p>
       <w:pPr>
@@ -8467,281 +8089,221 @@
           <w:lang w:val="ar_AE" w:bidi="ar_AE"/>
         </w:rPr>
       </w:r>
-      <w:hyperlink r:id="rId76">
-        <w:r>
-          <w:rPr>
-            <w:rtl/>
-            <w:cs/>
-            <w:lang w:val="ar_AE" w:bidi="ar_AE"/>
-          </w:rPr>
-          <w:rPr>
-            <w:color w:val="0000EE"/>
-            <w:u w:val="single"/>
-          </w:rPr>
-          <w:t>1 أخبار الأيام 11: 2</w:t>
-        </w:r>
-      </w:hyperlink>
-    </w:p>
-    <w:p>
-      <w:pPr>
-        <w:pStyle w:val="ListBullet"/>
-        <w:bidi/>
-        <w:spacing w:line="240" w:lineRule="auto"/>
-        <w:ind w:left="720"/>
-      </w:pPr>
-      <w:r>
-        <w:rPr>
-          <w:rtl/>
-          <w:cs/>
-          <w:lang w:val="ar_AE" w:bidi="ar_AE"/>
-        </w:rPr>
-      </w:r>
-      <w:hyperlink r:id="rId77">
-        <w:r>
-          <w:rPr>
-            <w:rtl/>
-            <w:cs/>
-            <w:lang w:val="ar_AE" w:bidi="ar_AE"/>
-          </w:rPr>
-          <w:rPr>
-            <w:color w:val="0000EE"/>
-            <w:u w:val="single"/>
-          </w:rPr>
-          <w:t>أعمال الرسل 7: 34</w:t>
-        </w:r>
-      </w:hyperlink>
-    </w:p>
-    <w:p>
-      <w:pPr>
-        <w:pStyle w:val="ListBullet"/>
-        <w:bidi/>
-        <w:spacing w:line="240" w:lineRule="auto"/>
-        <w:ind w:left="720"/>
-      </w:pPr>
-      <w:r>
-        <w:rPr>
-          <w:rtl/>
-          <w:cs/>
-          <w:lang w:val="ar_AE" w:bidi="ar_AE"/>
-        </w:rPr>
-      </w:r>
-      <w:hyperlink r:id="rId78">
-        <w:r>
-          <w:rPr>
-            <w:rtl/>
-            <w:cs/>
-            <w:lang w:val="ar_AE" w:bidi="ar_AE"/>
-          </w:rPr>
-          <w:rPr>
-            <w:color w:val="0000EE"/>
-            <w:u w:val="single"/>
-          </w:rPr>
-          <w:t>أعمال الرسل 7: 51–53</w:t>
-        </w:r>
-      </w:hyperlink>
-    </w:p>
-    <w:p>
-      <w:pPr>
-        <w:pStyle w:val="ListBullet"/>
-        <w:bidi/>
-        <w:spacing w:line="240" w:lineRule="auto"/>
-        <w:ind w:left="720"/>
-      </w:pPr>
-      <w:r>
-        <w:rPr>
-          <w:rtl/>
-          <w:cs/>
-          <w:lang w:val="ar_AE" w:bidi="ar_AE"/>
-        </w:rPr>
-      </w:r>
-      <w:hyperlink r:id="rId79">
-        <w:r>
-          <w:rPr>
-            <w:rtl/>
-            <w:cs/>
-            <w:lang w:val="ar_AE" w:bidi="ar_AE"/>
-          </w:rPr>
-          <w:rPr>
-            <w:color w:val="0000EE"/>
-            <w:u w:val="single"/>
-          </w:rPr>
-          <w:t>أعمال الرسل 10: 36–38</w:t>
-        </w:r>
-      </w:hyperlink>
-    </w:p>
-    <w:p>
-      <w:pPr>
-        <w:pStyle w:val="ListBullet"/>
-        <w:bidi/>
-        <w:spacing w:line="240" w:lineRule="auto"/>
-        <w:ind w:left="720"/>
-      </w:pPr>
-      <w:r>
-        <w:rPr>
-          <w:rtl/>
-          <w:cs/>
-          <w:lang w:val="ar_AE" w:bidi="ar_AE"/>
-        </w:rPr>
-      </w:r>
-      <w:hyperlink r:id="rId80">
-        <w:r>
-          <w:rPr>
-            <w:rtl/>
-            <w:cs/>
-            <w:lang w:val="ar_AE" w:bidi="ar_AE"/>
-          </w:rPr>
-          <w:rPr>
-            <w:color w:val="0000EE"/>
-            <w:u w:val="single"/>
-          </w:rPr>
-          <w:t>دانيال 9: 24–25</w:t>
-        </w:r>
-      </w:hyperlink>
-    </w:p>
-    <w:p>
-      <w:pPr>
-        <w:pStyle w:val="ListBullet"/>
-        <w:bidi/>
-        <w:spacing w:line="240" w:lineRule="auto"/>
-        <w:ind w:left="720"/>
-      </w:pPr>
-      <w:r>
-        <w:rPr>
-          <w:rtl/>
-          <w:cs/>
-          <w:lang w:val="ar_AE" w:bidi="ar_AE"/>
-        </w:rPr>
-      </w:r>
-      <w:hyperlink r:id="rId81">
-        <w:r>
-          <w:rPr>
-            <w:rtl/>
-            <w:cs/>
-            <w:lang w:val="ar_AE" w:bidi="ar_AE"/>
-          </w:rPr>
-          <w:rPr>
-            <w:color w:val="0000EE"/>
-            <w:u w:val="single"/>
-          </w:rPr>
-          <w:t>إشعياء 2: 5–6</w:t>
-        </w:r>
-      </w:hyperlink>
-    </w:p>
-    <w:p>
-      <w:pPr>
-        <w:pStyle w:val="ListBullet"/>
-        <w:bidi/>
-        <w:spacing w:line="240" w:lineRule="auto"/>
-        <w:ind w:left="720"/>
-      </w:pPr>
-      <w:r>
-        <w:rPr>
-          <w:rtl/>
-          <w:cs/>
-          <w:lang w:val="ar_AE" w:bidi="ar_AE"/>
-        </w:rPr>
-      </w:r>
-      <w:hyperlink r:id="rId82">
-        <w:r>
-          <w:rPr>
-            <w:rtl/>
-            <w:cs/>
-            <w:lang w:val="ar_AE" w:bidi="ar_AE"/>
-          </w:rPr>
-          <w:rPr>
-            <w:color w:val="0000EE"/>
-            <w:u w:val="single"/>
-          </w:rPr>
-          <w:t>إرميا 6: 20–22</w:t>
-        </w:r>
-      </w:hyperlink>
-    </w:p>
-    <w:p>
-      <w:pPr>
-        <w:pStyle w:val="ListBullet"/>
-        <w:bidi/>
-        <w:spacing w:line="240" w:lineRule="auto"/>
-        <w:ind w:left="720"/>
-      </w:pPr>
-      <w:r>
-        <w:rPr>
-          <w:rtl/>
-          <w:cs/>
-          <w:lang w:val="ar_AE" w:bidi="ar_AE"/>
-        </w:rPr>
-      </w:r>
-      <w:hyperlink r:id="rId83">
-        <w:r>
-          <w:rPr>
-            <w:rtl/>
-            <w:cs/>
-            <w:lang w:val="ar_AE" w:bidi="ar_AE"/>
-          </w:rPr>
-          <w:rPr>
-            <w:color w:val="0000EE"/>
-            <w:u w:val="single"/>
-          </w:rPr>
-          <w:t>يوئيل 3: 16–17</w:t>
-        </w:r>
-      </w:hyperlink>
-    </w:p>
-    <w:p>
-      <w:pPr>
-        <w:pStyle w:val="ListBullet"/>
-        <w:bidi/>
-        <w:spacing w:line="240" w:lineRule="auto"/>
-        <w:ind w:left="720"/>
-      </w:pPr>
-      <w:r>
-        <w:rPr>
-          <w:rtl/>
-          <w:cs/>
-          <w:lang w:val="ar_AE" w:bidi="ar_AE"/>
-        </w:rPr>
-      </w:r>
-      <w:hyperlink r:id="rId84">
-        <w:r>
-          <w:rPr>
-            <w:rtl/>
-            <w:cs/>
-            <w:lang w:val="ar_AE" w:bidi="ar_AE"/>
-          </w:rPr>
-          <w:rPr>
-            <w:color w:val="0000EE"/>
-            <w:u w:val="single"/>
-          </w:rPr>
-          <w:t>ميخا 6: 3–5</w:t>
-        </w:r>
-      </w:hyperlink>
-    </w:p>
-    <w:p>
-      <w:pPr>
-        <w:pStyle w:val="ListBullet"/>
-        <w:bidi/>
-        <w:spacing w:line="240" w:lineRule="auto"/>
-        <w:ind w:left="720"/>
-      </w:pPr>
-      <w:r>
-        <w:rPr>
-          <w:rtl/>
-          <w:cs/>
-          <w:lang w:val="ar_AE" w:bidi="ar_AE"/>
-        </w:rPr>
-      </w:r>
-      <w:hyperlink r:id="rId85">
-        <w:r>
-          <w:rPr>
-            <w:rtl/>
-            <w:cs/>
-            <w:lang w:val="ar_AE" w:bidi="ar_AE"/>
-          </w:rPr>
-          <w:rPr>
-            <w:color w:val="0000EE"/>
-            <w:u w:val="single"/>
-          </w:rPr>
-          <w:t>رؤيا 13: 7–8</w:t>
-        </w:r>
-      </w:hyperlink>
+      <w:r>
+        <w:rPr>
+          <w:rtl/>
+          <w:cs/>
+          <w:lang w:val="ar_AE" w:bidi="ar_AE"/>
+        </w:rPr>
+        <w:t>1 أخبار الأيام 11: 2</w:t>
+      </w:r>
+    </w:p>
+    <w:p>
+      <w:pPr>
+        <w:pStyle w:val="ListBullet"/>
+        <w:bidi/>
+        <w:spacing w:line="240" w:lineRule="auto"/>
+        <w:ind w:left="720"/>
+      </w:pPr>
+      <w:r>
+        <w:rPr>
+          <w:rtl/>
+          <w:cs/>
+          <w:lang w:val="ar_AE" w:bidi="ar_AE"/>
+        </w:rPr>
+      </w:r>
+      <w:r>
+        <w:rPr>
+          <w:rtl/>
+          <w:cs/>
+          <w:lang w:val="ar_AE" w:bidi="ar_AE"/>
+        </w:rPr>
+        <w:t>أعمال الرسل 7: 34</w:t>
+      </w:r>
+    </w:p>
+    <w:p>
+      <w:pPr>
+        <w:pStyle w:val="ListBullet"/>
+        <w:bidi/>
+        <w:spacing w:line="240" w:lineRule="auto"/>
+        <w:ind w:left="720"/>
+      </w:pPr>
+      <w:r>
+        <w:rPr>
+          <w:rtl/>
+          <w:cs/>
+          <w:lang w:val="ar_AE" w:bidi="ar_AE"/>
+        </w:rPr>
+      </w:r>
+      <w:r>
+        <w:rPr>
+          <w:rtl/>
+          <w:cs/>
+          <w:lang w:val="ar_AE" w:bidi="ar_AE"/>
+        </w:rPr>
+        <w:t>أعمال الرسل 7: 51–53</w:t>
+      </w:r>
+    </w:p>
+    <w:p>
+      <w:pPr>
+        <w:pStyle w:val="ListBullet"/>
+        <w:bidi/>
+        <w:spacing w:line="240" w:lineRule="auto"/>
+        <w:ind w:left="720"/>
+      </w:pPr>
+      <w:r>
+        <w:rPr>
+          <w:rtl/>
+          <w:cs/>
+          <w:lang w:val="ar_AE" w:bidi="ar_AE"/>
+        </w:rPr>
+      </w:r>
+      <w:r>
+        <w:rPr>
+          <w:rtl/>
+          <w:cs/>
+          <w:lang w:val="ar_AE" w:bidi="ar_AE"/>
+        </w:rPr>
+        <w:t>أعمال الرسل 10: 36–38</w:t>
+      </w:r>
+    </w:p>
+    <w:p>
+      <w:pPr>
+        <w:pStyle w:val="ListBullet"/>
+        <w:bidi/>
+        <w:spacing w:line="240" w:lineRule="auto"/>
+        <w:ind w:left="720"/>
+      </w:pPr>
+      <w:r>
+        <w:rPr>
+          <w:rtl/>
+          <w:cs/>
+          <w:lang w:val="ar_AE" w:bidi="ar_AE"/>
+        </w:rPr>
+      </w:r>
+      <w:r>
+        <w:rPr>
+          <w:rtl/>
+          <w:cs/>
+          <w:lang w:val="ar_AE" w:bidi="ar_AE"/>
+        </w:rPr>
+        <w:t>دانيال 9: 24–25</w:t>
+      </w:r>
+    </w:p>
+    <w:p>
+      <w:pPr>
+        <w:pStyle w:val="ListBullet"/>
+        <w:bidi/>
+        <w:spacing w:line="240" w:lineRule="auto"/>
+        <w:ind w:left="720"/>
+      </w:pPr>
+      <w:r>
+        <w:rPr>
+          <w:rtl/>
+          <w:cs/>
+          <w:lang w:val="ar_AE" w:bidi="ar_AE"/>
+        </w:rPr>
+      </w:r>
+      <w:r>
+        <w:rPr>
+          <w:rtl/>
+          <w:cs/>
+          <w:lang w:val="ar_AE" w:bidi="ar_AE"/>
+        </w:rPr>
+        <w:t>إشعياء 2: 5–6</w:t>
+      </w:r>
+    </w:p>
+    <w:p>
+      <w:pPr>
+        <w:pStyle w:val="ListBullet"/>
+        <w:bidi/>
+        <w:spacing w:line="240" w:lineRule="auto"/>
+        <w:ind w:left="720"/>
+      </w:pPr>
+      <w:r>
+        <w:rPr>
+          <w:rtl/>
+          <w:cs/>
+          <w:lang w:val="ar_AE" w:bidi="ar_AE"/>
+        </w:rPr>
+      </w:r>
+      <w:r>
+        <w:rPr>
+          <w:rtl/>
+          <w:cs/>
+          <w:lang w:val="ar_AE" w:bidi="ar_AE"/>
+        </w:rPr>
+        <w:t>إرميا 6: 20–22</w:t>
+      </w:r>
+    </w:p>
+    <w:p>
+      <w:pPr>
+        <w:pStyle w:val="ListBullet"/>
+        <w:bidi/>
+        <w:spacing w:line="240" w:lineRule="auto"/>
+        <w:ind w:left="720"/>
+      </w:pPr>
+      <w:r>
+        <w:rPr>
+          <w:rtl/>
+          <w:cs/>
+          <w:lang w:val="ar_AE" w:bidi="ar_AE"/>
+        </w:rPr>
+      </w:r>
+      <w:r>
+        <w:rPr>
+          <w:rtl/>
+          <w:cs/>
+          <w:lang w:val="ar_AE" w:bidi="ar_AE"/>
+        </w:rPr>
+        <w:t>يوئيل 3: 16–17</w:t>
+      </w:r>
+    </w:p>
+    <w:p>
+      <w:pPr>
+        <w:pStyle w:val="ListBullet"/>
+        <w:bidi/>
+        <w:spacing w:line="240" w:lineRule="auto"/>
+        <w:ind w:left="720"/>
+      </w:pPr>
+      <w:r>
+        <w:rPr>
+          <w:rtl/>
+          <w:cs/>
+          <w:lang w:val="ar_AE" w:bidi="ar_AE"/>
+        </w:rPr>
+      </w:r>
+      <w:r>
+        <w:rPr>
+          <w:rtl/>
+          <w:cs/>
+          <w:lang w:val="ar_AE" w:bidi="ar_AE"/>
+        </w:rPr>
+        <w:t>ميخا 6: 3–5</w:t>
+      </w:r>
+    </w:p>
+    <w:p>
+      <w:pPr>
+        <w:pStyle w:val="ListBullet"/>
+        <w:bidi/>
+        <w:spacing w:line="240" w:lineRule="auto"/>
+        <w:ind w:left="720"/>
+      </w:pPr>
+      <w:r>
+        <w:rPr>
+          <w:rtl/>
+          <w:cs/>
+          <w:lang w:val="ar_AE" w:bidi="ar_AE"/>
+        </w:rPr>
+      </w:r>
+      <w:r>
+        <w:rPr>
+          <w:rtl/>
+          <w:cs/>
+          <w:lang w:val="ar_AE" w:bidi="ar_AE"/>
+        </w:rPr>
+        <w:t>رؤيا 13: 7–8</w:t>
+      </w:r>
     </w:p>
     <w:p>
       <w:pPr>
@@ -9092,136 +8654,106 @@
           <w:lang w:val="ar_AE" w:bidi="ar_AE"/>
         </w:rPr>
       </w:r>
-      <w:hyperlink r:id="rId86">
-        <w:r>
-          <w:rPr>
-            <w:rtl/>
-            <w:cs/>
-            <w:lang w:val="ar_AE" w:bidi="ar_AE"/>
-          </w:rPr>
-          <w:rPr>
-            <w:color w:val="0000EE"/>
-            <w:u w:val="single"/>
-          </w:rPr>
-          <w:t>1 أخبار الأيام 11:12–14</w:t>
-        </w:r>
-      </w:hyperlink>
-    </w:p>
-    <w:p>
-      <w:pPr>
-        <w:pStyle w:val="ListBullet"/>
-        <w:bidi/>
-        <w:spacing w:line="240" w:lineRule="auto"/>
-        <w:ind w:left="720"/>
-      </w:pPr>
-      <w:r>
-        <w:rPr>
-          <w:rtl/>
-          <w:cs/>
-          <w:lang w:val="ar_AE" w:bidi="ar_AE"/>
-        </w:rPr>
-      </w:r>
-      <w:hyperlink r:id="rId87">
-        <w:r>
-          <w:rPr>
-            <w:rtl/>
-            <w:cs/>
-            <w:lang w:val="ar_AE" w:bidi="ar_AE"/>
-          </w:rPr>
-          <w:rPr>
-            <w:color w:val="0000EE"/>
-            <w:u w:val="single"/>
-          </w:rPr>
-          <w:t>أيوب 31:40</w:t>
-        </w:r>
-      </w:hyperlink>
-    </w:p>
-    <w:p>
-      <w:pPr>
-        <w:pStyle w:val="ListBullet"/>
-        <w:bidi/>
-        <w:spacing w:line="240" w:lineRule="auto"/>
-        <w:ind w:left="720"/>
-      </w:pPr>
-      <w:r>
-        <w:rPr>
-          <w:rtl/>
-          <w:cs/>
-          <w:lang w:val="ar_AE" w:bidi="ar_AE"/>
-        </w:rPr>
-      </w:r>
-      <w:hyperlink r:id="rId88">
-        <w:r>
-          <w:rPr>
-            <w:rtl/>
-            <w:cs/>
-            <w:lang w:val="ar_AE" w:bidi="ar_AE"/>
-          </w:rPr>
-          <w:rPr>
-            <w:color w:val="0000EE"/>
-            <w:u w:val="single"/>
-          </w:rPr>
-          <w:t>قضاة 7:14</w:t>
-        </w:r>
-      </w:hyperlink>
-    </w:p>
-    <w:p>
-      <w:pPr>
-        <w:pStyle w:val="ListBullet"/>
-        <w:bidi/>
-        <w:spacing w:line="240" w:lineRule="auto"/>
-        <w:ind w:left="720"/>
-      </w:pPr>
-      <w:r>
-        <w:rPr>
-          <w:rtl/>
-          <w:cs/>
-          <w:lang w:val="ar_AE" w:bidi="ar_AE"/>
-        </w:rPr>
-      </w:r>
-      <w:hyperlink r:id="rId89">
-        <w:r>
-          <w:rPr>
-            <w:rtl/>
-            <w:cs/>
-            <w:lang w:val="ar_AE" w:bidi="ar_AE"/>
-          </w:rPr>
-          <w:rPr>
-            <w:color w:val="0000EE"/>
-            <w:u w:val="single"/>
-          </w:rPr>
-          <w:t>عدد 5:15</w:t>
-        </w:r>
-      </w:hyperlink>
-    </w:p>
-    <w:p>
-      <w:pPr>
-        <w:pStyle w:val="ListBullet"/>
-        <w:bidi/>
-        <w:spacing w:line="240" w:lineRule="auto"/>
-        <w:ind w:left="720"/>
-      </w:pPr>
-      <w:r>
-        <w:rPr>
-          <w:rtl/>
-          <w:cs/>
-          <w:lang w:val="ar_AE" w:bidi="ar_AE"/>
-        </w:rPr>
-      </w:r>
-      <w:hyperlink r:id="rId90">
-        <w:r>
-          <w:rPr>
-            <w:rtl/>
-            <w:cs/>
-            <w:lang w:val="ar_AE" w:bidi="ar_AE"/>
-          </w:rPr>
-          <w:rPr>
-            <w:color w:val="0000EE"/>
-            <w:u w:val="single"/>
-          </w:rPr>
-          <w:t>رؤيا 6:6</w:t>
-        </w:r>
-      </w:hyperlink>
+      <w:r>
+        <w:rPr>
+          <w:rtl/>
+          <w:cs/>
+          <w:lang w:val="ar_AE" w:bidi="ar_AE"/>
+        </w:rPr>
+        <w:t>1 أخبار الأيام 11:12–14</w:t>
+      </w:r>
+    </w:p>
+    <w:p>
+      <w:pPr>
+        <w:pStyle w:val="ListBullet"/>
+        <w:bidi/>
+        <w:spacing w:line="240" w:lineRule="auto"/>
+        <w:ind w:left="720"/>
+      </w:pPr>
+      <w:r>
+        <w:rPr>
+          <w:rtl/>
+          <w:cs/>
+          <w:lang w:val="ar_AE" w:bidi="ar_AE"/>
+        </w:rPr>
+      </w:r>
+      <w:r>
+        <w:rPr>
+          <w:rtl/>
+          <w:cs/>
+          <w:lang w:val="ar_AE" w:bidi="ar_AE"/>
+        </w:rPr>
+        <w:t>أيوب 31:40</w:t>
+      </w:r>
+    </w:p>
+    <w:p>
+      <w:pPr>
+        <w:pStyle w:val="ListBullet"/>
+        <w:bidi/>
+        <w:spacing w:line="240" w:lineRule="auto"/>
+        <w:ind w:left="720"/>
+      </w:pPr>
+      <w:r>
+        <w:rPr>
+          <w:rtl/>
+          <w:cs/>
+          <w:lang w:val="ar_AE" w:bidi="ar_AE"/>
+        </w:rPr>
+      </w:r>
+      <w:r>
+        <w:rPr>
+          <w:rtl/>
+          <w:cs/>
+          <w:lang w:val="ar_AE" w:bidi="ar_AE"/>
+        </w:rPr>
+        <w:t>قضاة 7:14</w:t>
+      </w:r>
+    </w:p>
+    <w:p>
+      <w:pPr>
+        <w:pStyle w:val="ListBullet"/>
+        <w:bidi/>
+        <w:spacing w:line="240" w:lineRule="auto"/>
+        <w:ind w:left="720"/>
+      </w:pPr>
+      <w:r>
+        <w:rPr>
+          <w:rtl/>
+          <w:cs/>
+          <w:lang w:val="ar_AE" w:bidi="ar_AE"/>
+        </w:rPr>
+      </w:r>
+      <w:r>
+        <w:rPr>
+          <w:rtl/>
+          <w:cs/>
+          <w:lang w:val="ar_AE" w:bidi="ar_AE"/>
+        </w:rPr>
+        <w:t>عدد 5:15</w:t>
+      </w:r>
+    </w:p>
+    <w:p>
+      <w:pPr>
+        <w:pStyle w:val="ListBullet"/>
+        <w:bidi/>
+        <w:spacing w:line="240" w:lineRule="auto"/>
+        <w:ind w:left="720"/>
+      </w:pPr>
+      <w:r>
+        <w:rPr>
+          <w:rtl/>
+          <w:cs/>
+          <w:lang w:val="ar_AE" w:bidi="ar_AE"/>
+        </w:rPr>
+      </w:r>
+      <w:r>
+        <w:rPr>
+          <w:rtl/>
+          <w:cs/>
+          <w:lang w:val="ar_AE" w:bidi="ar_AE"/>
+        </w:rPr>
+        <w:t>رؤيا 6:6</w:t>
+      </w:r>
     </w:p>
     <w:p>
       <w:pPr>
@@ -9604,107 +9136,83 @@
           <w:lang w:val="ar_AE" w:bidi="ar_AE"/>
         </w:rPr>
       </w:r>
-      <w:hyperlink r:id="rId91">
-        <w:r>
-          <w:rPr>
-            <w:rtl/>
-            <w:cs/>
-            <w:lang w:val="ar_AE" w:bidi="ar_AE"/>
-          </w:rPr>
-          <w:rPr>
-            <w:color w:val="0000EE"/>
-            <w:u w:val="single"/>
-          </w:rPr>
-          <w:t>أعمال الرسل 7: 14–16</w:t>
-        </w:r>
-      </w:hyperlink>
-    </w:p>
-    <w:p>
-      <w:pPr>
-        <w:pStyle w:val="ListBullet"/>
-        <w:bidi/>
-        <w:spacing w:line="240" w:lineRule="auto"/>
-        <w:ind w:left="720"/>
-      </w:pPr>
-      <w:r>
-        <w:rPr>
-          <w:rtl/>
-          <w:cs/>
-          <w:lang w:val="ar_AE" w:bidi="ar_AE"/>
-        </w:rPr>
-      </w:r>
-      <w:hyperlink r:id="rId92">
-        <w:r>
-          <w:rPr>
-            <w:rtl/>
-            <w:cs/>
-            <w:lang w:val="ar_AE" w:bidi="ar_AE"/>
-          </w:rPr>
-          <w:rPr>
-            <w:color w:val="0000EE"/>
-            <w:u w:val="single"/>
-          </w:rPr>
-          <w:t>تكوين 12: 6–7</w:t>
-        </w:r>
-      </w:hyperlink>
-    </w:p>
-    <w:p>
-      <w:pPr>
-        <w:pStyle w:val="ListBullet"/>
-        <w:bidi/>
-        <w:spacing w:line="240" w:lineRule="auto"/>
-        <w:ind w:left="720"/>
-      </w:pPr>
-      <w:r>
-        <w:rPr>
-          <w:rtl/>
-          <w:cs/>
-          <w:lang w:val="ar_AE" w:bidi="ar_AE"/>
-        </w:rPr>
-      </w:r>
-      <w:hyperlink r:id="rId93">
-        <w:r>
-          <w:rPr>
-            <w:rtl/>
-            <w:cs/>
-            <w:lang w:val="ar_AE" w:bidi="ar_AE"/>
-          </w:rPr>
-          <w:rPr>
-            <w:color w:val="0000EE"/>
-            <w:u w:val="single"/>
-          </w:rPr>
-          <w:t>تكوين 33: 19</w:t>
-        </w:r>
-      </w:hyperlink>
-    </w:p>
-    <w:p>
-      <w:pPr>
-        <w:pStyle w:val="ListBullet"/>
-        <w:bidi/>
-        <w:spacing w:line="240" w:lineRule="auto"/>
-        <w:ind w:left="720"/>
-      </w:pPr>
-      <w:r>
-        <w:rPr>
-          <w:rtl/>
-          <w:cs/>
-          <w:lang w:val="ar_AE" w:bidi="ar_AE"/>
-        </w:rPr>
-      </w:r>
-      <w:hyperlink r:id="rId94">
-        <w:r>
-          <w:rPr>
-            <w:rtl/>
-            <w:cs/>
-            <w:lang w:val="ar_AE" w:bidi="ar_AE"/>
-          </w:rPr>
-          <w:rPr>
-            <w:color w:val="0000EE"/>
-            <w:u w:val="single"/>
-          </w:rPr>
-          <w:t>تكوين 37: 13</w:t>
-        </w:r>
-      </w:hyperlink>
+      <w:r>
+        <w:rPr>
+          <w:rtl/>
+          <w:cs/>
+          <w:lang w:val="ar_AE" w:bidi="ar_AE"/>
+        </w:rPr>
+        <w:t>أعمال الرسل 7: 14–16</w:t>
+      </w:r>
+    </w:p>
+    <w:p>
+      <w:pPr>
+        <w:pStyle w:val="ListBullet"/>
+        <w:bidi/>
+        <w:spacing w:line="240" w:lineRule="auto"/>
+        <w:ind w:left="720"/>
+      </w:pPr>
+      <w:r>
+        <w:rPr>
+          <w:rtl/>
+          <w:cs/>
+          <w:lang w:val="ar_AE" w:bidi="ar_AE"/>
+        </w:rPr>
+      </w:r>
+      <w:r>
+        <w:rPr>
+          <w:rtl/>
+          <w:cs/>
+          <w:lang w:val="ar_AE" w:bidi="ar_AE"/>
+        </w:rPr>
+        <w:t>تكوين 12: 6–7</w:t>
+      </w:r>
+    </w:p>
+    <w:p>
+      <w:pPr>
+        <w:pStyle w:val="ListBullet"/>
+        <w:bidi/>
+        <w:spacing w:line="240" w:lineRule="auto"/>
+        <w:ind w:left="720"/>
+      </w:pPr>
+      <w:r>
+        <w:rPr>
+          <w:rtl/>
+          <w:cs/>
+          <w:lang w:val="ar_AE" w:bidi="ar_AE"/>
+        </w:rPr>
+      </w:r>
+      <w:r>
+        <w:rPr>
+          <w:rtl/>
+          <w:cs/>
+          <w:lang w:val="ar_AE" w:bidi="ar_AE"/>
+        </w:rPr>
+        <w:t>تكوين 33: 19</w:t>
+      </w:r>
+    </w:p>
+    <w:p>
+      <w:pPr>
+        <w:pStyle w:val="ListBullet"/>
+        <w:bidi/>
+        <w:spacing w:line="240" w:lineRule="auto"/>
+        <w:ind w:left="720"/>
+      </w:pPr>
+      <w:r>
+        <w:rPr>
+          <w:rtl/>
+          <w:cs/>
+          <w:lang w:val="ar_AE" w:bidi="ar_AE"/>
+        </w:rPr>
+      </w:r>
+      <w:r>
+        <w:rPr>
+          <w:rtl/>
+          <w:cs/>
+          <w:lang w:val="ar_AE" w:bidi="ar_AE"/>
+        </w:rPr>
+        <w:t>تكوين 37: 13</w:t>
+      </w:r>
     </w:p>
     <w:p>
       <w:pPr>
@@ -9996,78 +9504,60 @@
           <w:lang w:val="ar_AE" w:bidi="ar_AE"/>
         </w:rPr>
       </w:r>
-      <w:hyperlink r:id="rId95">
-        <w:r>
-          <w:rPr>
-            <w:rtl/>
-            <w:cs/>
-            <w:lang w:val="ar_AE" w:bidi="ar_AE"/>
-          </w:rPr>
-          <w:rPr>
-            <w:color w:val="0000EE"/>
-            <w:u w:val="single"/>
-          </w:rPr>
-          <w:t>1 تيموثاوس 3:10</w:t>
-        </w:r>
-      </w:hyperlink>
-    </w:p>
-    <w:p>
-      <w:pPr>
-        <w:pStyle w:val="ListBullet"/>
-        <w:bidi/>
-        <w:spacing w:line="240" w:lineRule="auto"/>
-        <w:ind w:left="720"/>
-      </w:pPr>
-      <w:r>
-        <w:rPr>
-          <w:rtl/>
-          <w:cs/>
-          <w:lang w:val="ar_AE" w:bidi="ar_AE"/>
-        </w:rPr>
-      </w:r>
-      <w:hyperlink r:id="rId96">
-        <w:r>
-          <w:rPr>
-            <w:rtl/>
-            <w:cs/>
-            <w:lang w:val="ar_AE" w:bidi="ar_AE"/>
-          </w:rPr>
-          <w:rPr>
-            <w:color w:val="0000EE"/>
-            <w:u w:val="single"/>
-          </w:rPr>
-          <w:t>1 تيموثاوس 3:13</w:t>
-        </w:r>
-      </w:hyperlink>
-    </w:p>
-    <w:p>
-      <w:pPr>
-        <w:pStyle w:val="ListBullet"/>
-        <w:bidi/>
-        <w:spacing w:line="240" w:lineRule="auto"/>
-        <w:ind w:left="720"/>
-      </w:pPr>
-      <w:r>
-        <w:rPr>
-          <w:rtl/>
-          <w:cs/>
-          <w:lang w:val="ar_AE" w:bidi="ar_AE"/>
-        </w:rPr>
-      </w:r>
-      <w:hyperlink r:id="rId97">
-        <w:r>
-          <w:rPr>
-            <w:rtl/>
-            <w:cs/>
-            <w:lang w:val="ar_AE" w:bidi="ar_AE"/>
-          </w:rPr>
-          <w:rPr>
-            <w:color w:val="0000EE"/>
-            <w:u w:val="single"/>
-          </w:rPr>
-          <w:t>فيلبي 1:1</w:t>
-        </w:r>
-      </w:hyperlink>
+      <w:r>
+        <w:rPr>
+          <w:rtl/>
+          <w:cs/>
+          <w:lang w:val="ar_AE" w:bidi="ar_AE"/>
+        </w:rPr>
+        <w:t>1 تيموثاوس 3:10</w:t>
+      </w:r>
+    </w:p>
+    <w:p>
+      <w:pPr>
+        <w:pStyle w:val="ListBullet"/>
+        <w:bidi/>
+        <w:spacing w:line="240" w:lineRule="auto"/>
+        <w:ind w:left="720"/>
+      </w:pPr>
+      <w:r>
+        <w:rPr>
+          <w:rtl/>
+          <w:cs/>
+          <w:lang w:val="ar_AE" w:bidi="ar_AE"/>
+        </w:rPr>
+      </w:r>
+      <w:r>
+        <w:rPr>
+          <w:rtl/>
+          <w:cs/>
+          <w:lang w:val="ar_AE" w:bidi="ar_AE"/>
+        </w:rPr>
+        <w:t>1 تيموثاوس 3:13</w:t>
+      </w:r>
+    </w:p>
+    <w:p>
+      <w:pPr>
+        <w:pStyle w:val="ListBullet"/>
+        <w:bidi/>
+        <w:spacing w:line="240" w:lineRule="auto"/>
+        <w:ind w:left="720"/>
+      </w:pPr>
+      <w:r>
+        <w:rPr>
+          <w:rtl/>
+          <w:cs/>
+          <w:lang w:val="ar_AE" w:bidi="ar_AE"/>
+        </w:rPr>
+      </w:r>
+      <w:r>
+        <w:rPr>
+          <w:rtl/>
+          <w:cs/>
+          <w:lang w:val="ar_AE" w:bidi="ar_AE"/>
+        </w:rPr>
+        <w:t>فيلبي 1:1</w:t>
+      </w:r>
     </w:p>
     <w:p>
       <w:pPr>
@@ -10395,107 +9885,83 @@
           <w:lang w:val="ar_AE" w:bidi="ar_AE"/>
         </w:rPr>
       </w:r>
-      <w:hyperlink r:id="rId98">
-        <w:r>
-          <w:rPr>
-            <w:rtl/>
-            <w:cs/>
-            <w:lang w:val="ar_AE" w:bidi="ar_AE"/>
-          </w:rPr>
-          <w:rPr>
-            <w:color w:val="0000EE"/>
-            <w:u w:val="single"/>
-          </w:rPr>
-          <w:t>عبرانيين 11:32–34</w:t>
-        </w:r>
-      </w:hyperlink>
-    </w:p>
-    <w:p>
-      <w:pPr>
-        <w:pStyle w:val="ListBullet"/>
-        <w:bidi/>
-        <w:spacing w:line="240" w:lineRule="auto"/>
-        <w:ind w:left="720"/>
-      </w:pPr>
-      <w:r>
-        <w:rPr>
-          <w:rtl/>
-          <w:cs/>
-          <w:lang w:val="ar_AE" w:bidi="ar_AE"/>
-        </w:rPr>
-      </w:r>
-      <w:hyperlink r:id="rId99">
-        <w:r>
-          <w:rPr>
-            <w:rtl/>
-            <w:cs/>
-            <w:lang w:val="ar_AE" w:bidi="ar_AE"/>
-          </w:rPr>
-          <w:rPr>
-            <w:color w:val="0000EE"/>
-            <w:u w:val="single"/>
-          </w:rPr>
-          <w:t>قضاة 13:25</w:t>
-        </w:r>
-      </w:hyperlink>
-    </w:p>
-    <w:p>
-      <w:pPr>
-        <w:pStyle w:val="ListBullet"/>
-        <w:bidi/>
-        <w:spacing w:line="240" w:lineRule="auto"/>
-        <w:ind w:left="720"/>
-      </w:pPr>
-      <w:r>
-        <w:rPr>
-          <w:rtl/>
-          <w:cs/>
-          <w:lang w:val="ar_AE" w:bidi="ar_AE"/>
-        </w:rPr>
-      </w:r>
-      <w:hyperlink r:id="rId100">
-        <w:r>
-          <w:rPr>
-            <w:rtl/>
-            <w:cs/>
-            <w:lang w:val="ar_AE" w:bidi="ar_AE"/>
-          </w:rPr>
-          <w:rPr>
-            <w:color w:val="0000EE"/>
-            <w:u w:val="single"/>
-          </w:rPr>
-          <w:t>قضاة 16:2</w:t>
-        </w:r>
-      </w:hyperlink>
-    </w:p>
-    <w:p>
-      <w:pPr>
-        <w:pStyle w:val="ListBullet"/>
-        <w:bidi/>
-        <w:spacing w:line="240" w:lineRule="auto"/>
-        <w:ind w:left="720"/>
-      </w:pPr>
-      <w:r>
-        <w:rPr>
-          <w:rtl/>
-          <w:cs/>
-          <w:lang w:val="ar_AE" w:bidi="ar_AE"/>
-        </w:rPr>
-      </w:r>
-      <w:hyperlink r:id="rId101">
-        <w:r>
-          <w:rPr>
-            <w:rtl/>
-            <w:cs/>
-            <w:lang w:val="ar_AE" w:bidi="ar_AE"/>
-          </w:rPr>
-          <w:rPr>
-            <w:color w:val="0000EE"/>
-            <w:u w:val="single"/>
-          </w:rPr>
-          <w:t>قضاة 16:31</w:t>
-        </w:r>
-      </w:hyperlink>
+      <w:r>
+        <w:rPr>
+          <w:rtl/>
+          <w:cs/>
+          <w:lang w:val="ar_AE" w:bidi="ar_AE"/>
+        </w:rPr>
+        <w:t>عبرانيين 11:32–34</w:t>
+      </w:r>
+    </w:p>
+    <w:p>
+      <w:pPr>
+        <w:pStyle w:val="ListBullet"/>
+        <w:bidi/>
+        <w:spacing w:line="240" w:lineRule="auto"/>
+        <w:ind w:left="720"/>
+      </w:pPr>
+      <w:r>
+        <w:rPr>
+          <w:rtl/>
+          <w:cs/>
+          <w:lang w:val="ar_AE" w:bidi="ar_AE"/>
+        </w:rPr>
+      </w:r>
+      <w:r>
+        <w:rPr>
+          <w:rtl/>
+          <w:cs/>
+          <w:lang w:val="ar_AE" w:bidi="ar_AE"/>
+        </w:rPr>
+        <w:t>قضاة 13:25</w:t>
+      </w:r>
+    </w:p>
+    <w:p>
+      <w:pPr>
+        <w:pStyle w:val="ListBullet"/>
+        <w:bidi/>
+        <w:spacing w:line="240" w:lineRule="auto"/>
+        <w:ind w:left="720"/>
+      </w:pPr>
+      <w:r>
+        <w:rPr>
+          <w:rtl/>
+          <w:cs/>
+          <w:lang w:val="ar_AE" w:bidi="ar_AE"/>
+        </w:rPr>
+      </w:r>
+      <w:r>
+        <w:rPr>
+          <w:rtl/>
+          <w:cs/>
+          <w:lang w:val="ar_AE" w:bidi="ar_AE"/>
+        </w:rPr>
+        <w:t>قضاة 16:2</w:t>
+      </w:r>
+    </w:p>
+    <w:p>
+      <w:pPr>
+        <w:pStyle w:val="ListBullet"/>
+        <w:bidi/>
+        <w:spacing w:line="240" w:lineRule="auto"/>
+        <w:ind w:left="720"/>
+      </w:pPr>
+      <w:r>
+        <w:rPr>
+          <w:rtl/>
+          <w:cs/>
+          <w:lang w:val="ar_AE" w:bidi="ar_AE"/>
+        </w:rPr>
+      </w:r>
+      <w:r>
+        <w:rPr>
+          <w:rtl/>
+          <w:cs/>
+          <w:lang w:val="ar_AE" w:bidi="ar_AE"/>
+        </w:rPr>
+        <w:t>قضاة 16:31</w:t>
+      </w:r>
     </w:p>
     <w:p>
       <w:pPr>
@@ -10846,136 +10312,106 @@
           <w:lang w:val="ar_AE" w:bidi="ar_AE"/>
         </w:rPr>
       </w:r>
-      <w:hyperlink r:id="rId102">
-        <w:r>
-          <w:rPr>
-            <w:rtl/>
-            <w:cs/>
-            <w:lang w:val="ar_AE" w:bidi="ar_AE"/>
-          </w:rPr>
-          <w:rPr>
-            <w:color w:val="0000EE"/>
-            <w:u w:val="single"/>
-          </w:rPr>
-          <w:t>تكوين 29:33</w:t>
-        </w:r>
-      </w:hyperlink>
-    </w:p>
-    <w:p>
-      <w:pPr>
-        <w:pStyle w:val="ListBullet"/>
-        <w:bidi/>
-        <w:spacing w:line="240" w:lineRule="auto"/>
-        <w:ind w:left="720"/>
-      </w:pPr>
-      <w:r>
-        <w:rPr>
-          <w:rtl/>
-          <w:cs/>
-          <w:lang w:val="ar_AE" w:bidi="ar_AE"/>
-        </w:rPr>
-      </w:r>
-      <w:hyperlink r:id="rId103">
-        <w:r>
-          <w:rPr>
-            <w:rtl/>
-            <w:cs/>
-            <w:lang w:val="ar_AE" w:bidi="ar_AE"/>
-          </w:rPr>
-          <w:rPr>
-            <w:color w:val="0000EE"/>
-            <w:u w:val="single"/>
-          </w:rPr>
-          <w:t>تكوين 34:25</w:t>
-        </w:r>
-      </w:hyperlink>
-    </w:p>
-    <w:p>
-      <w:pPr>
-        <w:pStyle w:val="ListBullet"/>
-        <w:bidi/>
-        <w:spacing w:line="240" w:lineRule="auto"/>
-        <w:ind w:left="720"/>
-      </w:pPr>
-      <w:r>
-        <w:rPr>
-          <w:rtl/>
-          <w:cs/>
-          <w:lang w:val="ar_AE" w:bidi="ar_AE"/>
-        </w:rPr>
-      </w:r>
-      <w:hyperlink r:id="rId104">
-        <w:r>
-          <w:rPr>
-            <w:rtl/>
-            <w:cs/>
-            <w:lang w:val="ar_AE" w:bidi="ar_AE"/>
-          </w:rPr>
-          <w:rPr>
-            <w:color w:val="0000EE"/>
-            <w:u w:val="single"/>
-          </w:rPr>
-          <w:t>تكوين 42:35–36</w:t>
-        </w:r>
-      </w:hyperlink>
-    </w:p>
-    <w:p>
-      <w:pPr>
-        <w:pStyle w:val="ListBullet"/>
-        <w:bidi/>
-        <w:spacing w:line="240" w:lineRule="auto"/>
-        <w:ind w:left="720"/>
-      </w:pPr>
-      <w:r>
-        <w:rPr>
-          <w:rtl/>
-          <w:cs/>
-          <w:lang w:val="ar_AE" w:bidi="ar_AE"/>
-        </w:rPr>
-      </w:r>
-      <w:hyperlink r:id="rId105">
-        <w:r>
-          <w:rPr>
-            <w:rtl/>
-            <w:cs/>
-            <w:lang w:val="ar_AE" w:bidi="ar_AE"/>
-          </w:rPr>
-          <w:rPr>
-            <w:color w:val="0000EE"/>
-            <w:u w:val="single"/>
-          </w:rPr>
-          <w:t>تكوين 43:21–23</w:t>
-        </w:r>
-      </w:hyperlink>
-    </w:p>
-    <w:p>
-      <w:pPr>
-        <w:pStyle w:val="ListBullet"/>
-        <w:bidi/>
-        <w:spacing w:line="240" w:lineRule="auto"/>
-        <w:ind w:left="720"/>
-      </w:pPr>
-      <w:r>
-        <w:rPr>
-          <w:rtl/>
-          <w:cs/>
-          <w:lang w:val="ar_AE" w:bidi="ar_AE"/>
-        </w:rPr>
-      </w:r>
-      <w:hyperlink r:id="rId106">
-        <w:r>
-          <w:rPr>
-            <w:rtl/>
-            <w:cs/>
-            <w:lang w:val="ar_AE" w:bidi="ar_AE"/>
-          </w:rPr>
-          <w:rPr>
-            <w:color w:val="0000EE"/>
-            <w:u w:val="single"/>
-          </w:rPr>
-          <w:t>لوقا 2:25</w:t>
-        </w:r>
-      </w:hyperlink>
+      <w:r>
+        <w:rPr>
+          <w:rtl/>
+          <w:cs/>
+          <w:lang w:val="ar_AE" w:bidi="ar_AE"/>
+        </w:rPr>
+        <w:t>تكوين 29:33</w:t>
+      </w:r>
+    </w:p>
+    <w:p>
+      <w:pPr>
+        <w:pStyle w:val="ListBullet"/>
+        <w:bidi/>
+        <w:spacing w:line="240" w:lineRule="auto"/>
+        <w:ind w:left="720"/>
+      </w:pPr>
+      <w:r>
+        <w:rPr>
+          <w:rtl/>
+          <w:cs/>
+          <w:lang w:val="ar_AE" w:bidi="ar_AE"/>
+        </w:rPr>
+      </w:r>
+      <w:r>
+        <w:rPr>
+          <w:rtl/>
+          <w:cs/>
+          <w:lang w:val="ar_AE" w:bidi="ar_AE"/>
+        </w:rPr>
+        <w:t>تكوين 34:25</w:t>
+      </w:r>
+    </w:p>
+    <w:p>
+      <w:pPr>
+        <w:pStyle w:val="ListBullet"/>
+        <w:bidi/>
+        <w:spacing w:line="240" w:lineRule="auto"/>
+        <w:ind w:left="720"/>
+      </w:pPr>
+      <w:r>
+        <w:rPr>
+          <w:rtl/>
+          <w:cs/>
+          <w:lang w:val="ar_AE" w:bidi="ar_AE"/>
+        </w:rPr>
+      </w:r>
+      <w:r>
+        <w:rPr>
+          <w:rtl/>
+          <w:cs/>
+          <w:lang w:val="ar_AE" w:bidi="ar_AE"/>
+        </w:rPr>
+        <w:t>تكوين 42:35–36</w:t>
+      </w:r>
+    </w:p>
+    <w:p>
+      <w:pPr>
+        <w:pStyle w:val="ListBullet"/>
+        <w:bidi/>
+        <w:spacing w:line="240" w:lineRule="auto"/>
+        <w:ind w:left="720"/>
+      </w:pPr>
+      <w:r>
+        <w:rPr>
+          <w:rtl/>
+          <w:cs/>
+          <w:lang w:val="ar_AE" w:bidi="ar_AE"/>
+        </w:rPr>
+      </w:r>
+      <w:r>
+        <w:rPr>
+          <w:rtl/>
+          <w:cs/>
+          <w:lang w:val="ar_AE" w:bidi="ar_AE"/>
+        </w:rPr>
+        <w:t>تكوين 43:21–23</w:t>
+      </w:r>
+    </w:p>
+    <w:p>
+      <w:pPr>
+        <w:pStyle w:val="ListBullet"/>
+        <w:bidi/>
+        <w:spacing w:line="240" w:lineRule="auto"/>
+        <w:ind w:left="720"/>
+      </w:pPr>
+      <w:r>
+        <w:rPr>
+          <w:rtl/>
+          <w:cs/>
+          <w:lang w:val="ar_AE" w:bidi="ar_AE"/>
+        </w:rPr>
+      </w:r>
+      <w:r>
+        <w:rPr>
+          <w:rtl/>
+          <w:cs/>
+          <w:lang w:val="ar_AE" w:bidi="ar_AE"/>
+        </w:rPr>
+        <w:t>لوقا 2:25</w:t>
+      </w:r>
     </w:p>
     <w:p>
       <w:pPr>
@@ -11253,107 +10689,83 @@
           <w:lang w:val="ar_AE" w:bidi="ar_AE"/>
         </w:rPr>
       </w:r>
-      <w:hyperlink r:id="rId107">
-        <w:r>
-          <w:rPr>
-            <w:rtl/>
-            <w:cs/>
-            <w:lang w:val="ar_AE" w:bidi="ar_AE"/>
-          </w:rPr>
-          <w:rPr>
-            <w:color w:val="0000EE"/>
-            <w:u w:val="single"/>
-          </w:rPr>
-          <w:t>1 أخبار الأيام 6: 17</w:t>
-        </w:r>
-      </w:hyperlink>
-    </w:p>
-    <w:p>
-      <w:pPr>
-        <w:pStyle w:val="ListBullet"/>
-        <w:bidi/>
-        <w:spacing w:line="240" w:lineRule="auto"/>
-        <w:ind w:left="720"/>
-      </w:pPr>
-      <w:r>
-        <w:rPr>
-          <w:rtl/>
-          <w:cs/>
-          <w:lang w:val="ar_AE" w:bidi="ar_AE"/>
-        </w:rPr>
-      </w:r>
-      <w:hyperlink r:id="rId108">
-        <w:r>
-          <w:rPr>
-            <w:rtl/>
-            <w:cs/>
-            <w:lang w:val="ar_AE" w:bidi="ar_AE"/>
-          </w:rPr>
-          <w:rPr>
-            <w:color w:val="0000EE"/>
-            <w:u w:val="single"/>
-          </w:rPr>
-          <w:t>1 ملوك 1: 8</w:t>
-        </w:r>
-      </w:hyperlink>
-    </w:p>
-    <w:p>
-      <w:pPr>
-        <w:pStyle w:val="ListBullet"/>
-        <w:bidi/>
-        <w:spacing w:line="240" w:lineRule="auto"/>
-        <w:ind w:left="720"/>
-      </w:pPr>
-      <w:r>
-        <w:rPr>
-          <w:rtl/>
-          <w:cs/>
-          <w:lang w:val="ar_AE" w:bidi="ar_AE"/>
-        </w:rPr>
-      </w:r>
-      <w:hyperlink r:id="rId109">
-        <w:r>
-          <w:rPr>
-            <w:rtl/>
-            <w:cs/>
-            <w:lang w:val="ar_AE" w:bidi="ar_AE"/>
-          </w:rPr>
-          <w:rPr>
-            <w:color w:val="0000EE"/>
-            <w:u w:val="single"/>
-          </w:rPr>
-          <w:t>2 صموئيل 16: 13</w:t>
-        </w:r>
-      </w:hyperlink>
-    </w:p>
-    <w:p>
-      <w:pPr>
-        <w:pStyle w:val="ListBullet"/>
-        <w:bidi/>
-        <w:spacing w:line="240" w:lineRule="auto"/>
-        <w:ind w:left="720"/>
-      </w:pPr>
-      <w:r>
-        <w:rPr>
-          <w:rtl/>
-          <w:cs/>
-          <w:lang w:val="ar_AE" w:bidi="ar_AE"/>
-        </w:rPr>
-      </w:r>
-      <w:hyperlink r:id="rId110">
-        <w:r>
-          <w:rPr>
-            <w:rtl/>
-            <w:cs/>
-            <w:lang w:val="ar_AE" w:bidi="ar_AE"/>
-          </w:rPr>
-          <w:rPr>
-            <w:color w:val="0000EE"/>
-            <w:u w:val="single"/>
-          </w:rPr>
-          <w:t>زكريا 12: 12–14</w:t>
-        </w:r>
-      </w:hyperlink>
+      <w:r>
+        <w:rPr>
+          <w:rtl/>
+          <w:cs/>
+          <w:lang w:val="ar_AE" w:bidi="ar_AE"/>
+        </w:rPr>
+        <w:t>1 أخبار الأيام 6: 17</w:t>
+      </w:r>
+    </w:p>
+    <w:p>
+      <w:pPr>
+        <w:pStyle w:val="ListBullet"/>
+        <w:bidi/>
+        <w:spacing w:line="240" w:lineRule="auto"/>
+        <w:ind w:left="720"/>
+      </w:pPr>
+      <w:r>
+        <w:rPr>
+          <w:rtl/>
+          <w:cs/>
+          <w:lang w:val="ar_AE" w:bidi="ar_AE"/>
+        </w:rPr>
+      </w:r>
+      <w:r>
+        <w:rPr>
+          <w:rtl/>
+          <w:cs/>
+          <w:lang w:val="ar_AE" w:bidi="ar_AE"/>
+        </w:rPr>
+        <w:t>1 ملوك 1: 8</w:t>
+      </w:r>
+    </w:p>
+    <w:p>
+      <w:pPr>
+        <w:pStyle w:val="ListBullet"/>
+        <w:bidi/>
+        <w:spacing w:line="240" w:lineRule="auto"/>
+        <w:ind w:left="720"/>
+      </w:pPr>
+      <w:r>
+        <w:rPr>
+          <w:rtl/>
+          <w:cs/>
+          <w:lang w:val="ar_AE" w:bidi="ar_AE"/>
+        </w:rPr>
+      </w:r>
+      <w:r>
+        <w:rPr>
+          <w:rtl/>
+          <w:cs/>
+          <w:lang w:val="ar_AE" w:bidi="ar_AE"/>
+        </w:rPr>
+        <w:t>2 صموئيل 16: 13</w:t>
+      </w:r>
+    </w:p>
+    <w:p>
+      <w:pPr>
+        <w:pStyle w:val="ListBullet"/>
+        <w:bidi/>
+        <w:spacing w:line="240" w:lineRule="auto"/>
+        <w:ind w:left="720"/>
+      </w:pPr>
+      <w:r>
+        <w:rPr>
+          <w:rtl/>
+          <w:cs/>
+          <w:lang w:val="ar_AE" w:bidi="ar_AE"/>
+        </w:rPr>
+      </w:r>
+      <w:r>
+        <w:rPr>
+          <w:rtl/>
+          <w:cs/>
+          <w:lang w:val="ar_AE" w:bidi="ar_AE"/>
+        </w:rPr>
+        <w:t>زكريا 12: 12–14</w:t>
+      </w:r>
     </w:p>
     <w:p>
       <w:pPr>
@@ -11720,136 +11132,106 @@
           <w:lang w:val="ar_AE" w:bidi="ar_AE"/>
         </w:rPr>
       </w:r>
-      <w:hyperlink r:id="rId111">
-        <w:r>
-          <w:rPr>
-            <w:rtl/>
-            <w:cs/>
-            <w:lang w:val="ar_AE" w:bidi="ar_AE"/>
-          </w:rPr>
-          <w:rPr>
-            <w:color w:val="0000EE"/>
-            <w:u w:val="single"/>
-          </w:rPr>
-          <w:t>تكوين 10: 8–10</w:t>
-        </w:r>
-      </w:hyperlink>
-    </w:p>
-    <w:p>
-      <w:pPr>
-        <w:pStyle w:val="ListBullet"/>
-        <w:bidi/>
-        <w:spacing w:line="240" w:lineRule="auto"/>
-        <w:ind w:left="720"/>
-      </w:pPr>
-      <w:r>
-        <w:rPr>
-          <w:rtl/>
-          <w:cs/>
-          <w:lang w:val="ar_AE" w:bidi="ar_AE"/>
-        </w:rPr>
-      </w:r>
-      <w:hyperlink r:id="rId112">
-        <w:r>
-          <w:rPr>
-            <w:rtl/>
-            <w:cs/>
-            <w:lang w:val="ar_AE" w:bidi="ar_AE"/>
-          </w:rPr>
-          <w:rPr>
-            <w:color w:val="0000EE"/>
-            <w:u w:val="single"/>
-          </w:rPr>
-          <w:t>تكوين 14: 1</w:t>
-        </w:r>
-      </w:hyperlink>
-    </w:p>
-    <w:p>
-      <w:pPr>
-        <w:pStyle w:val="ListBullet"/>
-        <w:bidi/>
-        <w:spacing w:line="240" w:lineRule="auto"/>
-        <w:ind w:left="720"/>
-      </w:pPr>
-      <w:r>
-        <w:rPr>
-          <w:rtl/>
-          <w:cs/>
-          <w:lang w:val="ar_AE" w:bidi="ar_AE"/>
-        </w:rPr>
-      </w:r>
-      <w:hyperlink r:id="rId113">
-        <w:r>
-          <w:rPr>
-            <w:rtl/>
-            <w:cs/>
-            <w:lang w:val="ar_AE" w:bidi="ar_AE"/>
-          </w:rPr>
-          <w:rPr>
-            <w:color w:val="0000EE"/>
-            <w:u w:val="single"/>
-          </w:rPr>
-          <w:t>تكوين 14: 7–9</w:t>
-        </w:r>
-      </w:hyperlink>
-    </w:p>
-    <w:p>
-      <w:pPr>
-        <w:pStyle w:val="ListBullet"/>
-        <w:bidi/>
-        <w:spacing w:line="240" w:lineRule="auto"/>
-        <w:ind w:left="720"/>
-      </w:pPr>
-      <w:r>
-        <w:rPr>
-          <w:rtl/>
-          <w:cs/>
-          <w:lang w:val="ar_AE" w:bidi="ar_AE"/>
-        </w:rPr>
-      </w:r>
-      <w:hyperlink r:id="rId114">
-        <w:r>
-          <w:rPr>
-            <w:rtl/>
-            <w:cs/>
-            <w:lang w:val="ar_AE" w:bidi="ar_AE"/>
-          </w:rPr>
-          <w:rPr>
-            <w:color w:val="0000EE"/>
-            <w:u w:val="single"/>
-          </w:rPr>
-          <w:t>إشعياء 11: 10–11</w:t>
-        </w:r>
-      </w:hyperlink>
-    </w:p>
-    <w:p>
-      <w:pPr>
-        <w:pStyle w:val="ListBullet"/>
-        <w:bidi/>
-        <w:spacing w:line="240" w:lineRule="auto"/>
-        <w:ind w:left="720"/>
-      </w:pPr>
-      <w:r>
-        <w:rPr>
-          <w:rtl/>
-          <w:cs/>
-          <w:lang w:val="ar_AE" w:bidi="ar_AE"/>
-        </w:rPr>
-      </w:r>
-      <w:hyperlink r:id="rId115">
-        <w:r>
-          <w:rPr>
-            <w:rtl/>
-            <w:cs/>
-            <w:lang w:val="ar_AE" w:bidi="ar_AE"/>
-          </w:rPr>
-          <w:rPr>
-            <w:color w:val="0000EE"/>
-            <w:u w:val="single"/>
-          </w:rPr>
-          <w:t>زكريا 5: 11</w:t>
-        </w:r>
-      </w:hyperlink>
+      <w:r>
+        <w:rPr>
+          <w:rtl/>
+          <w:cs/>
+          <w:lang w:val="ar_AE" w:bidi="ar_AE"/>
+        </w:rPr>
+        <w:t>تكوين 10: 8–10</w:t>
+      </w:r>
+    </w:p>
+    <w:p>
+      <w:pPr>
+        <w:pStyle w:val="ListBullet"/>
+        <w:bidi/>
+        <w:spacing w:line="240" w:lineRule="auto"/>
+        <w:ind w:left="720"/>
+      </w:pPr>
+      <w:r>
+        <w:rPr>
+          <w:rtl/>
+          <w:cs/>
+          <w:lang w:val="ar_AE" w:bidi="ar_AE"/>
+        </w:rPr>
+      </w:r>
+      <w:r>
+        <w:rPr>
+          <w:rtl/>
+          <w:cs/>
+          <w:lang w:val="ar_AE" w:bidi="ar_AE"/>
+        </w:rPr>
+        <w:t>تكوين 14: 1</w:t>
+      </w:r>
+    </w:p>
+    <w:p>
+      <w:pPr>
+        <w:pStyle w:val="ListBullet"/>
+        <w:bidi/>
+        <w:spacing w:line="240" w:lineRule="auto"/>
+        <w:ind w:left="720"/>
+      </w:pPr>
+      <w:r>
+        <w:rPr>
+          <w:rtl/>
+          <w:cs/>
+          <w:lang w:val="ar_AE" w:bidi="ar_AE"/>
+        </w:rPr>
+      </w:r>
+      <w:r>
+        <w:rPr>
+          <w:rtl/>
+          <w:cs/>
+          <w:lang w:val="ar_AE" w:bidi="ar_AE"/>
+        </w:rPr>
+        <w:t>تكوين 14: 7–9</w:t>
+      </w:r>
+    </w:p>
+    <w:p>
+      <w:pPr>
+        <w:pStyle w:val="ListBullet"/>
+        <w:bidi/>
+        <w:spacing w:line="240" w:lineRule="auto"/>
+        <w:ind w:left="720"/>
+      </w:pPr>
+      <w:r>
+        <w:rPr>
+          <w:rtl/>
+          <w:cs/>
+          <w:lang w:val="ar_AE" w:bidi="ar_AE"/>
+        </w:rPr>
+      </w:r>
+      <w:r>
+        <w:rPr>
+          <w:rtl/>
+          <w:cs/>
+          <w:lang w:val="ar_AE" w:bidi="ar_AE"/>
+        </w:rPr>
+        <w:t>إشعياء 11: 10–11</w:t>
+      </w:r>
+    </w:p>
+    <w:p>
+      <w:pPr>
+        <w:pStyle w:val="ListBullet"/>
+        <w:bidi/>
+        <w:spacing w:line="240" w:lineRule="auto"/>
+        <w:ind w:left="720"/>
+      </w:pPr>
+      <w:r>
+        <w:rPr>
+          <w:rtl/>
+          <w:cs/>
+          <w:lang w:val="ar_AE" w:bidi="ar_AE"/>
+        </w:rPr>
+      </w:r>
+      <w:r>
+        <w:rPr>
+          <w:rtl/>
+          <w:cs/>
+          <w:lang w:val="ar_AE" w:bidi="ar_AE"/>
+        </w:rPr>
+        <w:t>زكريا 5: 11</w:t>
+      </w:r>
     </w:p>
     <w:p>
       <w:pPr>
@@ -12878,484 +12260,382 @@
           <w:lang w:val="ar_AE" w:bidi="ar_AE"/>
         </w:rPr>
       </w:r>
-      <w:hyperlink r:id="rId116">
-        <w:r>
-          <w:rPr>
-            <w:rtl/>
-            <w:cs/>
-            <w:lang w:val="ar_AE" w:bidi="ar_AE"/>
-          </w:rPr>
-          <w:rPr>
-            <w:color w:val="0000EE"/>
-            <w:u w:val="single"/>
-          </w:rPr>
-          <w:t>تثنية 31 :28</w:t>
-        </w:r>
-      </w:hyperlink>
-    </w:p>
-    <w:p>
-      <w:pPr>
-        <w:pStyle w:val="ListBullet"/>
-        <w:bidi/>
-        <w:spacing w:line="240" w:lineRule="auto"/>
-        <w:ind w:left="720"/>
-      </w:pPr>
-      <w:r>
-        <w:rPr>
-          <w:rtl/>
-          <w:cs/>
-          <w:lang w:val="ar_AE" w:bidi="ar_AE"/>
-        </w:rPr>
-      </w:r>
-      <w:hyperlink r:id="rId117">
-        <w:r>
-          <w:rPr>
-            <w:rtl/>
-            <w:cs/>
-            <w:lang w:val="ar_AE" w:bidi="ar_AE"/>
-          </w:rPr>
-          <w:rPr>
-            <w:color w:val="0000EE"/>
-            <w:u w:val="single"/>
-          </w:rPr>
-          <w:t>ميخا 6 :3</w:t>
-        </w:r>
-      </w:hyperlink>
-    </w:p>
-    <w:p>
-      <w:pPr>
-        <w:pStyle w:val="ListBullet"/>
-        <w:bidi/>
-        <w:spacing w:line="240" w:lineRule="auto"/>
-        <w:ind w:left="720"/>
-      </w:pPr>
-      <w:r>
-        <w:rPr>
-          <w:rtl/>
-          <w:cs/>
-          <w:lang w:val="ar_AE" w:bidi="ar_AE"/>
-        </w:rPr>
-      </w:r>
-      <w:hyperlink r:id="rId118">
-        <w:r>
-          <w:rPr>
-            <w:rtl/>
-            <w:cs/>
-            <w:lang w:val="ar_AE" w:bidi="ar_AE"/>
-          </w:rPr>
-          <w:rPr>
-            <w:color w:val="0000EE"/>
-            <w:u w:val="single"/>
-          </w:rPr>
-          <w:t>متى 26: 60</w:t>
-        </w:r>
-      </w:hyperlink>
-    </w:p>
-    <w:p>
-      <w:pPr>
-        <w:pStyle w:val="ListBullet"/>
-        <w:bidi/>
-        <w:spacing w:line="240" w:lineRule="auto"/>
-        <w:ind w:left="720"/>
-      </w:pPr>
-      <w:r>
-        <w:rPr>
-          <w:rtl/>
-          <w:cs/>
-          <w:lang w:val="ar_AE" w:bidi="ar_AE"/>
-        </w:rPr>
-      </w:r>
-      <w:hyperlink r:id="rId119">
-        <w:r>
-          <w:rPr>
-            <w:rtl/>
-            <w:cs/>
-            <w:lang w:val="ar_AE" w:bidi="ar_AE"/>
-          </w:rPr>
-          <w:rPr>
-            <w:color w:val="0000EE"/>
-            <w:u w:val="single"/>
-          </w:rPr>
-          <w:t>مرقس 1: 44</w:t>
-        </w:r>
-      </w:hyperlink>
-    </w:p>
-    <w:p>
-      <w:pPr>
-        <w:pStyle w:val="ListBullet"/>
-        <w:bidi/>
-        <w:spacing w:line="240" w:lineRule="auto"/>
-        <w:ind w:left="720"/>
-      </w:pPr>
-      <w:r>
-        <w:rPr>
-          <w:rtl/>
-          <w:cs/>
-          <w:lang w:val="ar_AE" w:bidi="ar_AE"/>
-        </w:rPr>
-      </w:r>
-      <w:hyperlink r:id="rId120">
-        <w:r>
-          <w:rPr>
-            <w:rtl/>
-            <w:cs/>
-            <w:lang w:val="ar_AE" w:bidi="ar_AE"/>
-          </w:rPr>
-          <w:rPr>
-            <w:color w:val="0000EE"/>
-            <w:u w:val="single"/>
-          </w:rPr>
-          <w:t>يوحنا 1 :7</w:t>
-        </w:r>
-      </w:hyperlink>
-    </w:p>
-    <w:p>
-      <w:pPr>
-        <w:pStyle w:val="ListBullet"/>
-        <w:bidi/>
-        <w:spacing w:line="240" w:lineRule="auto"/>
-        <w:ind w:left="720"/>
-      </w:pPr>
-      <w:r>
-        <w:rPr>
-          <w:rtl/>
-          <w:cs/>
-          <w:lang w:val="ar_AE" w:bidi="ar_AE"/>
-        </w:rPr>
-      </w:r>
-      <w:hyperlink r:id="rId121">
-        <w:r>
-          <w:rPr>
-            <w:rtl/>
-            <w:cs/>
-            <w:lang w:val="ar_AE" w:bidi="ar_AE"/>
-          </w:rPr>
-          <w:rPr>
-            <w:color w:val="0000EE"/>
-            <w:u w:val="single"/>
-          </w:rPr>
-          <w:t>يوحنا 3 :33</w:t>
-        </w:r>
-      </w:hyperlink>
-    </w:p>
-    <w:p>
-      <w:pPr>
-        <w:pStyle w:val="ListBullet"/>
-        <w:bidi/>
-        <w:spacing w:line="240" w:lineRule="auto"/>
-        <w:ind w:left="720"/>
-      </w:pPr>
-      <w:r>
-        <w:rPr>
-          <w:rtl/>
-          <w:cs/>
-          <w:lang w:val="ar_AE" w:bidi="ar_AE"/>
-        </w:rPr>
-      </w:r>
-      <w:hyperlink r:id="rId122">
-        <w:r>
-          <w:rPr>
-            <w:rtl/>
-            <w:cs/>
-            <w:lang w:val="ar_AE" w:bidi="ar_AE"/>
-          </w:rPr>
-          <w:rPr>
-            <w:color w:val="0000EE"/>
-            <w:u w:val="single"/>
-          </w:rPr>
-          <w:t>أعمال الرسل 4 :32–33</w:t>
-        </w:r>
-      </w:hyperlink>
-    </w:p>
-    <w:p>
-      <w:pPr>
-        <w:pStyle w:val="ListBullet"/>
-        <w:bidi/>
-        <w:spacing w:line="240" w:lineRule="auto"/>
-        <w:ind w:left="720"/>
-      </w:pPr>
-      <w:r>
-        <w:rPr>
-          <w:rtl/>
-          <w:cs/>
-          <w:lang w:val="ar_AE" w:bidi="ar_AE"/>
-        </w:rPr>
-      </w:r>
-      <w:hyperlink r:id="rId123">
-        <w:r>
-          <w:rPr>
-            <w:rtl/>
-            <w:cs/>
-            <w:lang w:val="ar_AE" w:bidi="ar_AE"/>
-          </w:rPr>
-          <w:rPr>
-            <w:color w:val="0000EE"/>
-            <w:u w:val="single"/>
-          </w:rPr>
-          <w:t>أعمال الرسل 7 :44</w:t>
-        </w:r>
-      </w:hyperlink>
-    </w:p>
-    <w:p>
-      <w:pPr>
-        <w:pStyle w:val="ListBullet"/>
-        <w:bidi/>
-        <w:spacing w:line="240" w:lineRule="auto"/>
-        <w:ind w:left="720"/>
-      </w:pPr>
-      <w:r>
-        <w:rPr>
-          <w:rtl/>
-          <w:cs/>
-          <w:lang w:val="ar_AE" w:bidi="ar_AE"/>
-        </w:rPr>
-      </w:r>
-      <w:hyperlink r:id="rId124">
-        <w:r>
-          <w:rPr>
-            <w:rtl/>
-            <w:cs/>
-            <w:lang w:val="ar_AE" w:bidi="ar_AE"/>
-          </w:rPr>
-          <w:rPr>
-            <w:color w:val="0000EE"/>
-            <w:u w:val="single"/>
-          </w:rPr>
-          <w:t>أعمال الرسل 13 :31</w:t>
-        </w:r>
-      </w:hyperlink>
-    </w:p>
-    <w:p>
-      <w:pPr>
-        <w:pStyle w:val="ListBullet"/>
-        <w:bidi/>
-        <w:spacing w:line="240" w:lineRule="auto"/>
-        <w:ind w:left="720"/>
-      </w:pPr>
-      <w:r>
-        <w:rPr>
-          <w:rtl/>
-          <w:cs/>
-          <w:lang w:val="ar_AE" w:bidi="ar_AE"/>
-        </w:rPr>
-      </w:r>
-      <w:hyperlink r:id="rId125">
-        <w:r>
-          <w:rPr>
-            <w:rtl/>
-            <w:cs/>
-            <w:lang w:val="ar_AE" w:bidi="ar_AE"/>
-          </w:rPr>
-          <w:rPr>
-            <w:color w:val="0000EE"/>
-            <w:u w:val="single"/>
-          </w:rPr>
-          <w:t>رومية 1 :9</w:t>
-        </w:r>
-      </w:hyperlink>
-    </w:p>
-    <w:p>
-      <w:pPr>
-        <w:pStyle w:val="ListBullet"/>
-        <w:bidi/>
-        <w:spacing w:line="240" w:lineRule="auto"/>
-        <w:ind w:left="720"/>
-      </w:pPr>
-      <w:r>
-        <w:rPr>
-          <w:rtl/>
-          <w:cs/>
-          <w:lang w:val="ar_AE" w:bidi="ar_AE"/>
-        </w:rPr>
-      </w:r>
-      <w:hyperlink r:id="rId126">
-        <w:r>
-          <w:rPr>
-            <w:rtl/>
-            <w:cs/>
-            <w:lang w:val="ar_AE" w:bidi="ar_AE"/>
-          </w:rPr>
-          <w:rPr>
-            <w:color w:val="0000EE"/>
-            <w:u w:val="single"/>
-          </w:rPr>
-          <w:t>1تسالونيكي 2: 10–12</w:t>
-        </w:r>
-      </w:hyperlink>
-    </w:p>
-    <w:p>
-      <w:pPr>
-        <w:pStyle w:val="ListBullet"/>
-        <w:bidi/>
-        <w:spacing w:line="240" w:lineRule="auto"/>
-        <w:ind w:left="720"/>
-      </w:pPr>
-      <w:r>
-        <w:rPr>
-          <w:rtl/>
-          <w:cs/>
-          <w:lang w:val="ar_AE" w:bidi="ar_AE"/>
-        </w:rPr>
-      </w:r>
-      <w:hyperlink r:id="rId127">
-        <w:r>
-          <w:rPr>
-            <w:rtl/>
-            <w:cs/>
-            <w:lang w:val="ar_AE" w:bidi="ar_AE"/>
-          </w:rPr>
-          <w:rPr>
-            <w:color w:val="0000EE"/>
-            <w:u w:val="single"/>
-          </w:rPr>
-          <w:t>1تيموثاوس 5: 19–20</w:t>
-        </w:r>
-      </w:hyperlink>
-    </w:p>
-    <w:p>
-      <w:pPr>
-        <w:pStyle w:val="ListBullet"/>
-        <w:bidi/>
-        <w:spacing w:line="240" w:lineRule="auto"/>
-        <w:ind w:left="720"/>
-      </w:pPr>
-      <w:r>
-        <w:rPr>
-          <w:rtl/>
-          <w:cs/>
-          <w:lang w:val="ar_AE" w:bidi="ar_AE"/>
-        </w:rPr>
-      </w:r>
-      <w:hyperlink r:id="rId128">
-        <w:r>
-          <w:rPr>
-            <w:rtl/>
-            <w:cs/>
-            <w:lang w:val="ar_AE" w:bidi="ar_AE"/>
-          </w:rPr>
-          <w:rPr>
-            <w:color w:val="0000EE"/>
-            <w:u w:val="single"/>
-          </w:rPr>
-          <w:t>2تيموثاوس 1 :8</w:t>
-        </w:r>
-      </w:hyperlink>
-    </w:p>
-    <w:p>
-      <w:pPr>
-        <w:pStyle w:val="ListBullet"/>
-        <w:bidi/>
-        <w:spacing w:line="240" w:lineRule="auto"/>
-        <w:ind w:left="720"/>
-      </w:pPr>
-      <w:r>
-        <w:rPr>
-          <w:rtl/>
-          <w:cs/>
-          <w:lang w:val="ar_AE" w:bidi="ar_AE"/>
-        </w:rPr>
-      </w:r>
-      <w:hyperlink r:id="rId129">
-        <w:r>
-          <w:rPr>
-            <w:rtl/>
-            <w:cs/>
-            <w:lang w:val="ar_AE" w:bidi="ar_AE"/>
-          </w:rPr>
-          <w:rPr>
-            <w:color w:val="0000EE"/>
-            <w:u w:val="single"/>
-          </w:rPr>
-          <w:t>2بطرس 1 :16–18</w:t>
-        </w:r>
-      </w:hyperlink>
-    </w:p>
-    <w:p>
-      <w:pPr>
-        <w:pStyle w:val="ListBullet"/>
-        <w:bidi/>
-        <w:spacing w:line="240" w:lineRule="auto"/>
-        <w:ind w:left="720"/>
-      </w:pPr>
-      <w:r>
-        <w:rPr>
-          <w:rtl/>
-          <w:cs/>
-          <w:lang w:val="ar_AE" w:bidi="ar_AE"/>
-        </w:rPr>
-      </w:r>
-      <w:hyperlink r:id="rId130">
-        <w:r>
-          <w:rPr>
-            <w:rtl/>
-            <w:cs/>
-            <w:lang w:val="ar_AE" w:bidi="ar_AE"/>
-          </w:rPr>
-          <w:rPr>
-            <w:color w:val="0000EE"/>
-            <w:u w:val="single"/>
-          </w:rPr>
-          <w:t>1يوحنا 5: 6–8</w:t>
-        </w:r>
-      </w:hyperlink>
-    </w:p>
-    <w:p>
-      <w:pPr>
-        <w:pStyle w:val="ListBullet"/>
-        <w:bidi/>
-        <w:spacing w:line="240" w:lineRule="auto"/>
-        <w:ind w:left="720"/>
-      </w:pPr>
-      <w:r>
-        <w:rPr>
-          <w:rtl/>
-          <w:cs/>
-          <w:lang w:val="ar_AE" w:bidi="ar_AE"/>
-        </w:rPr>
-      </w:r>
-      <w:hyperlink r:id="rId131">
-        <w:r>
-          <w:rPr>
-            <w:rtl/>
-            <w:cs/>
-            <w:lang w:val="ar_AE" w:bidi="ar_AE"/>
-          </w:rPr>
-          <w:rPr>
-            <w:color w:val="0000EE"/>
-            <w:u w:val="single"/>
-          </w:rPr>
-          <w:t>3يوحنا 1: 12</w:t>
-        </w:r>
-      </w:hyperlink>
-    </w:p>
-    <w:p>
-      <w:pPr>
-        <w:pStyle w:val="ListBullet"/>
-        <w:bidi/>
-        <w:spacing w:line="240" w:lineRule="auto"/>
-        <w:ind w:left="720"/>
-      </w:pPr>
-      <w:r>
-        <w:rPr>
-          <w:rtl/>
-          <w:cs/>
-          <w:lang w:val="ar_AE" w:bidi="ar_AE"/>
-        </w:rPr>
-      </w:r>
-      <w:hyperlink r:id="rId132">
-        <w:r>
-          <w:rPr>
-            <w:rtl/>
-            <w:cs/>
-            <w:lang w:val="ar_AE" w:bidi="ar_AE"/>
-          </w:rPr>
-          <w:rPr>
-            <w:color w:val="0000EE"/>
-            <w:u w:val="single"/>
-          </w:rPr>
-          <w:t>رؤيا 12: 11</w:t>
-        </w:r>
-      </w:hyperlink>
+      <w:r>
+        <w:rPr>
+          <w:rtl/>
+          <w:cs/>
+          <w:lang w:val="ar_AE" w:bidi="ar_AE"/>
+        </w:rPr>
+        <w:t>تثنية 31 :28</w:t>
+      </w:r>
+    </w:p>
+    <w:p>
+      <w:pPr>
+        <w:pStyle w:val="ListBullet"/>
+        <w:bidi/>
+        <w:spacing w:line="240" w:lineRule="auto"/>
+        <w:ind w:left="720"/>
+      </w:pPr>
+      <w:r>
+        <w:rPr>
+          <w:rtl/>
+          <w:cs/>
+          <w:lang w:val="ar_AE" w:bidi="ar_AE"/>
+        </w:rPr>
+      </w:r>
+      <w:r>
+        <w:rPr>
+          <w:rtl/>
+          <w:cs/>
+          <w:lang w:val="ar_AE" w:bidi="ar_AE"/>
+        </w:rPr>
+        <w:t>ميخا 6 :3</w:t>
+      </w:r>
+    </w:p>
+    <w:p>
+      <w:pPr>
+        <w:pStyle w:val="ListBullet"/>
+        <w:bidi/>
+        <w:spacing w:line="240" w:lineRule="auto"/>
+        <w:ind w:left="720"/>
+      </w:pPr>
+      <w:r>
+        <w:rPr>
+          <w:rtl/>
+          <w:cs/>
+          <w:lang w:val="ar_AE" w:bidi="ar_AE"/>
+        </w:rPr>
+      </w:r>
+      <w:r>
+        <w:rPr>
+          <w:rtl/>
+          <w:cs/>
+          <w:lang w:val="ar_AE" w:bidi="ar_AE"/>
+        </w:rPr>
+        <w:t>متى 26: 60</w:t>
+      </w:r>
+    </w:p>
+    <w:p>
+      <w:pPr>
+        <w:pStyle w:val="ListBullet"/>
+        <w:bidi/>
+        <w:spacing w:line="240" w:lineRule="auto"/>
+        <w:ind w:left="720"/>
+      </w:pPr>
+      <w:r>
+        <w:rPr>
+          <w:rtl/>
+          <w:cs/>
+          <w:lang w:val="ar_AE" w:bidi="ar_AE"/>
+        </w:rPr>
+      </w:r>
+      <w:r>
+        <w:rPr>
+          <w:rtl/>
+          <w:cs/>
+          <w:lang w:val="ar_AE" w:bidi="ar_AE"/>
+        </w:rPr>
+        <w:t>مرقس 1: 44</w:t>
+      </w:r>
+    </w:p>
+    <w:p>
+      <w:pPr>
+        <w:pStyle w:val="ListBullet"/>
+        <w:bidi/>
+        <w:spacing w:line="240" w:lineRule="auto"/>
+        <w:ind w:left="720"/>
+      </w:pPr>
+      <w:r>
+        <w:rPr>
+          <w:rtl/>
+          <w:cs/>
+          <w:lang w:val="ar_AE" w:bidi="ar_AE"/>
+        </w:rPr>
+      </w:r>
+      <w:r>
+        <w:rPr>
+          <w:rtl/>
+          <w:cs/>
+          <w:lang w:val="ar_AE" w:bidi="ar_AE"/>
+        </w:rPr>
+        <w:t>يوحنا 1 :7</w:t>
+      </w:r>
+    </w:p>
+    <w:p>
+      <w:pPr>
+        <w:pStyle w:val="ListBullet"/>
+        <w:bidi/>
+        <w:spacing w:line="240" w:lineRule="auto"/>
+        <w:ind w:left="720"/>
+      </w:pPr>
+      <w:r>
+        <w:rPr>
+          <w:rtl/>
+          <w:cs/>
+          <w:lang w:val="ar_AE" w:bidi="ar_AE"/>
+        </w:rPr>
+      </w:r>
+      <w:r>
+        <w:rPr>
+          <w:rtl/>
+          <w:cs/>
+          <w:lang w:val="ar_AE" w:bidi="ar_AE"/>
+        </w:rPr>
+        <w:t>يوحنا 3 :33</w:t>
+      </w:r>
+    </w:p>
+    <w:p>
+      <w:pPr>
+        <w:pStyle w:val="ListBullet"/>
+        <w:bidi/>
+        <w:spacing w:line="240" w:lineRule="auto"/>
+        <w:ind w:left="720"/>
+      </w:pPr>
+      <w:r>
+        <w:rPr>
+          <w:rtl/>
+          <w:cs/>
+          <w:lang w:val="ar_AE" w:bidi="ar_AE"/>
+        </w:rPr>
+      </w:r>
+      <w:r>
+        <w:rPr>
+          <w:rtl/>
+          <w:cs/>
+          <w:lang w:val="ar_AE" w:bidi="ar_AE"/>
+        </w:rPr>
+        <w:t>أعمال الرسل 4 :32–33</w:t>
+      </w:r>
+    </w:p>
+    <w:p>
+      <w:pPr>
+        <w:pStyle w:val="ListBullet"/>
+        <w:bidi/>
+        <w:spacing w:line="240" w:lineRule="auto"/>
+        <w:ind w:left="720"/>
+      </w:pPr>
+      <w:r>
+        <w:rPr>
+          <w:rtl/>
+          <w:cs/>
+          <w:lang w:val="ar_AE" w:bidi="ar_AE"/>
+        </w:rPr>
+      </w:r>
+      <w:r>
+        <w:rPr>
+          <w:rtl/>
+          <w:cs/>
+          <w:lang w:val="ar_AE" w:bidi="ar_AE"/>
+        </w:rPr>
+        <w:t>أعمال الرسل 7 :44</w:t>
+      </w:r>
+    </w:p>
+    <w:p>
+      <w:pPr>
+        <w:pStyle w:val="ListBullet"/>
+        <w:bidi/>
+        <w:spacing w:line="240" w:lineRule="auto"/>
+        <w:ind w:left="720"/>
+      </w:pPr>
+      <w:r>
+        <w:rPr>
+          <w:rtl/>
+          <w:cs/>
+          <w:lang w:val="ar_AE" w:bidi="ar_AE"/>
+        </w:rPr>
+      </w:r>
+      <w:r>
+        <w:rPr>
+          <w:rtl/>
+          <w:cs/>
+          <w:lang w:val="ar_AE" w:bidi="ar_AE"/>
+        </w:rPr>
+        <w:t>أعمال الرسل 13 :31</w:t>
+      </w:r>
+    </w:p>
+    <w:p>
+      <w:pPr>
+        <w:pStyle w:val="ListBullet"/>
+        <w:bidi/>
+        <w:spacing w:line="240" w:lineRule="auto"/>
+        <w:ind w:left="720"/>
+      </w:pPr>
+      <w:r>
+        <w:rPr>
+          <w:rtl/>
+          <w:cs/>
+          <w:lang w:val="ar_AE" w:bidi="ar_AE"/>
+        </w:rPr>
+      </w:r>
+      <w:r>
+        <w:rPr>
+          <w:rtl/>
+          <w:cs/>
+          <w:lang w:val="ar_AE" w:bidi="ar_AE"/>
+        </w:rPr>
+        <w:t>رومية 1 :9</w:t>
+      </w:r>
+    </w:p>
+    <w:p>
+      <w:pPr>
+        <w:pStyle w:val="ListBullet"/>
+        <w:bidi/>
+        <w:spacing w:line="240" w:lineRule="auto"/>
+        <w:ind w:left="720"/>
+      </w:pPr>
+      <w:r>
+        <w:rPr>
+          <w:rtl/>
+          <w:cs/>
+          <w:lang w:val="ar_AE" w:bidi="ar_AE"/>
+        </w:rPr>
+      </w:r>
+      <w:r>
+        <w:rPr>
+          <w:rtl/>
+          <w:cs/>
+          <w:lang w:val="ar_AE" w:bidi="ar_AE"/>
+        </w:rPr>
+        <w:t>1تسالونيكي 2: 10–12</w:t>
+      </w:r>
+    </w:p>
+    <w:p>
+      <w:pPr>
+        <w:pStyle w:val="ListBullet"/>
+        <w:bidi/>
+        <w:spacing w:line="240" w:lineRule="auto"/>
+        <w:ind w:left="720"/>
+      </w:pPr>
+      <w:r>
+        <w:rPr>
+          <w:rtl/>
+          <w:cs/>
+          <w:lang w:val="ar_AE" w:bidi="ar_AE"/>
+        </w:rPr>
+      </w:r>
+      <w:r>
+        <w:rPr>
+          <w:rtl/>
+          <w:cs/>
+          <w:lang w:val="ar_AE" w:bidi="ar_AE"/>
+        </w:rPr>
+        <w:t>1تيموثاوس 5: 19–20</w:t>
+      </w:r>
+    </w:p>
+    <w:p>
+      <w:pPr>
+        <w:pStyle w:val="ListBullet"/>
+        <w:bidi/>
+        <w:spacing w:line="240" w:lineRule="auto"/>
+        <w:ind w:left="720"/>
+      </w:pPr>
+      <w:r>
+        <w:rPr>
+          <w:rtl/>
+          <w:cs/>
+          <w:lang w:val="ar_AE" w:bidi="ar_AE"/>
+        </w:rPr>
+      </w:r>
+      <w:r>
+        <w:rPr>
+          <w:rtl/>
+          <w:cs/>
+          <w:lang w:val="ar_AE" w:bidi="ar_AE"/>
+        </w:rPr>
+        <w:t>2تيموثاوس 1 :8</w:t>
+      </w:r>
+    </w:p>
+    <w:p>
+      <w:pPr>
+        <w:pStyle w:val="ListBullet"/>
+        <w:bidi/>
+        <w:spacing w:line="240" w:lineRule="auto"/>
+        <w:ind w:left="720"/>
+      </w:pPr>
+      <w:r>
+        <w:rPr>
+          <w:rtl/>
+          <w:cs/>
+          <w:lang w:val="ar_AE" w:bidi="ar_AE"/>
+        </w:rPr>
+      </w:r>
+      <w:r>
+        <w:rPr>
+          <w:rtl/>
+          <w:cs/>
+          <w:lang w:val="ar_AE" w:bidi="ar_AE"/>
+        </w:rPr>
+        <w:t>2بطرس 1 :16–18</w:t>
+      </w:r>
+    </w:p>
+    <w:p>
+      <w:pPr>
+        <w:pStyle w:val="ListBullet"/>
+        <w:bidi/>
+        <w:spacing w:line="240" w:lineRule="auto"/>
+        <w:ind w:left="720"/>
+      </w:pPr>
+      <w:r>
+        <w:rPr>
+          <w:rtl/>
+          <w:cs/>
+          <w:lang w:val="ar_AE" w:bidi="ar_AE"/>
+        </w:rPr>
+      </w:r>
+      <w:r>
+        <w:rPr>
+          <w:rtl/>
+          <w:cs/>
+          <w:lang w:val="ar_AE" w:bidi="ar_AE"/>
+        </w:rPr>
+        <w:t>1يوحنا 5: 6–8</w:t>
+      </w:r>
+    </w:p>
+    <w:p>
+      <w:pPr>
+        <w:pStyle w:val="ListBullet"/>
+        <w:bidi/>
+        <w:spacing w:line="240" w:lineRule="auto"/>
+        <w:ind w:left="720"/>
+      </w:pPr>
+      <w:r>
+        <w:rPr>
+          <w:rtl/>
+          <w:cs/>
+          <w:lang w:val="ar_AE" w:bidi="ar_AE"/>
+        </w:rPr>
+      </w:r>
+      <w:r>
+        <w:rPr>
+          <w:rtl/>
+          <w:cs/>
+          <w:lang w:val="ar_AE" w:bidi="ar_AE"/>
+        </w:rPr>
+        <w:t>3يوحنا 1: 12</w:t>
+      </w:r>
+    </w:p>
+    <w:p>
+      <w:pPr>
+        <w:pStyle w:val="ListBullet"/>
+        <w:bidi/>
+        <w:spacing w:line="240" w:lineRule="auto"/>
+        <w:ind w:left="720"/>
+      </w:pPr>
+      <w:r>
+        <w:rPr>
+          <w:rtl/>
+          <w:cs/>
+          <w:lang w:val="ar_AE" w:bidi="ar_AE"/>
+        </w:rPr>
+      </w:r>
+      <w:r>
+        <w:rPr>
+          <w:rtl/>
+          <w:cs/>
+          <w:lang w:val="ar_AE" w:bidi="ar_AE"/>
+        </w:rPr>
+        <w:t>رؤيا 12: 11</w:t>
+      </w:r>
     </w:p>
     <w:p>
       <w:pPr>
@@ -13821,107 +13101,83 @@
           <w:lang w:val="ar_AE" w:bidi="ar_AE"/>
         </w:rPr>
       </w:r>
-      <w:hyperlink r:id="rId133">
-        <w:r>
-          <w:rPr>
-            <w:rtl/>
-            <w:cs/>
-            <w:lang w:val="ar_AE" w:bidi="ar_AE"/>
-          </w:rPr>
-          <w:rPr>
-            <w:color w:val="0000EE"/>
-            <w:u w:val="single"/>
-          </w:rPr>
-          <w:t>صموئيل الأول 20: 34</w:t>
-        </w:r>
-      </w:hyperlink>
-    </w:p>
-    <w:p>
-      <w:pPr>
-        <w:pStyle w:val="ListBullet"/>
-        <w:bidi/>
-        <w:spacing w:line="240" w:lineRule="auto"/>
-        <w:ind w:left="720"/>
-      </w:pPr>
-      <w:r>
-        <w:rPr>
-          <w:rtl/>
-          <w:cs/>
-          <w:lang w:val="ar_AE" w:bidi="ar_AE"/>
-        </w:rPr>
-      </w:r>
-      <w:hyperlink r:id="rId134">
-        <w:r>
-          <w:rPr>
-            <w:rtl/>
-            <w:cs/>
-            <w:lang w:val="ar_AE" w:bidi="ar_AE"/>
-          </w:rPr>
-          <w:rPr>
-            <w:color w:val="0000EE"/>
-            <w:u w:val="single"/>
-          </w:rPr>
-          <w:t>أعمال الرسل 18: 9–11</w:t>
-        </w:r>
-      </w:hyperlink>
-    </w:p>
-    <w:p>
-      <w:pPr>
-        <w:pStyle w:val="ListBullet"/>
-        <w:bidi/>
-        <w:spacing w:line="240" w:lineRule="auto"/>
-        <w:ind w:left="720"/>
-      </w:pPr>
-      <w:r>
-        <w:rPr>
-          <w:rtl/>
-          <w:cs/>
-          <w:lang w:val="ar_AE" w:bidi="ar_AE"/>
-        </w:rPr>
-      </w:r>
-      <w:hyperlink r:id="rId135">
-        <w:r>
-          <w:rPr>
-            <w:rtl/>
-            <w:cs/>
-            <w:lang w:val="ar_AE" w:bidi="ar_AE"/>
-          </w:rPr>
-          <w:rPr>
-            <w:color w:val="0000EE"/>
-            <w:u w:val="single"/>
-          </w:rPr>
-          <w:t>عبرانيين 11: 23</w:t>
-        </w:r>
-      </w:hyperlink>
-    </w:p>
-    <w:p>
-      <w:pPr>
-        <w:pStyle w:val="ListBullet"/>
-        <w:bidi/>
-        <w:spacing w:line="240" w:lineRule="auto"/>
-        <w:ind w:left="720"/>
-      </w:pPr>
-      <w:r>
-        <w:rPr>
-          <w:rtl/>
-          <w:cs/>
-          <w:lang w:val="ar_AE" w:bidi="ar_AE"/>
-        </w:rPr>
-      </w:r>
-      <w:hyperlink r:id="rId136">
-        <w:r>
-          <w:rPr>
-            <w:rtl/>
-            <w:cs/>
-            <w:lang w:val="ar_AE" w:bidi="ar_AE"/>
-          </w:rPr>
-          <w:rPr>
-            <w:color w:val="0000EE"/>
-            <w:u w:val="single"/>
-          </w:rPr>
-          <w:t>العدد 10: 10</w:t>
-        </w:r>
-      </w:hyperlink>
+      <w:r>
+        <w:rPr>
+          <w:rtl/>
+          <w:cs/>
+          <w:lang w:val="ar_AE" w:bidi="ar_AE"/>
+        </w:rPr>
+        <w:t>صموئيل الأول 20: 34</w:t>
+      </w:r>
+    </w:p>
+    <w:p>
+      <w:pPr>
+        <w:pStyle w:val="ListBullet"/>
+        <w:bidi/>
+        <w:spacing w:line="240" w:lineRule="auto"/>
+        <w:ind w:left="720"/>
+      </w:pPr>
+      <w:r>
+        <w:rPr>
+          <w:rtl/>
+          <w:cs/>
+          <w:lang w:val="ar_AE" w:bidi="ar_AE"/>
+        </w:rPr>
+      </w:r>
+      <w:r>
+        <w:rPr>
+          <w:rtl/>
+          <w:cs/>
+          <w:lang w:val="ar_AE" w:bidi="ar_AE"/>
+        </w:rPr>
+        <w:t>أعمال الرسل 18: 9–11</w:t>
+      </w:r>
+    </w:p>
+    <w:p>
+      <w:pPr>
+        <w:pStyle w:val="ListBullet"/>
+        <w:bidi/>
+        <w:spacing w:line="240" w:lineRule="auto"/>
+        <w:ind w:left="720"/>
+      </w:pPr>
+      <w:r>
+        <w:rPr>
+          <w:rtl/>
+          <w:cs/>
+          <w:lang w:val="ar_AE" w:bidi="ar_AE"/>
+        </w:rPr>
+      </w:r>
+      <w:r>
+        <w:rPr>
+          <w:rtl/>
+          <w:cs/>
+          <w:lang w:val="ar_AE" w:bidi="ar_AE"/>
+        </w:rPr>
+        <w:t>عبرانيين 11: 23</w:t>
+      </w:r>
+    </w:p>
+    <w:p>
+      <w:pPr>
+        <w:pStyle w:val="ListBullet"/>
+        <w:bidi/>
+        <w:spacing w:line="240" w:lineRule="auto"/>
+        <w:ind w:left="720"/>
+      </w:pPr>
+      <w:r>
+        <w:rPr>
+          <w:rtl/>
+          <w:cs/>
+          <w:lang w:val="ar_AE" w:bidi="ar_AE"/>
+        </w:rPr>
+      </w:r>
+      <w:r>
+        <w:rPr>
+          <w:rtl/>
+          <w:cs/>
+          <w:lang w:val="ar_AE" w:bidi="ar_AE"/>
+        </w:rPr>
+        <w:t>العدد 10: 10</w:t>
+      </w:r>
     </w:p>
     <w:p>
       <w:pPr>
@@ -14303,49 +13559,37 @@
           <w:lang w:val="ar_AE" w:bidi="ar_AE"/>
         </w:rPr>
       </w:r>
-      <w:hyperlink r:id="rId137">
-        <w:r>
-          <w:rPr>
-            <w:rtl/>
-            <w:cs/>
-            <w:lang w:val="ar_AE" w:bidi="ar_AE"/>
-          </w:rPr>
-          <w:rPr>
-            <w:color w:val="0000EE"/>
-            <w:u w:val="single"/>
-          </w:rPr>
-          <w:t>تكوين 6:4</w:t>
-        </w:r>
-      </w:hyperlink>
-    </w:p>
-    <w:p>
-      <w:pPr>
-        <w:pStyle w:val="ListBullet"/>
-        <w:bidi/>
-        <w:spacing w:line="240" w:lineRule="auto"/>
-        <w:ind w:left="720"/>
-      </w:pPr>
-      <w:r>
-        <w:rPr>
-          <w:rtl/>
-          <w:cs/>
-          <w:lang w:val="ar_AE" w:bidi="ar_AE"/>
-        </w:rPr>
-      </w:r>
-      <w:hyperlink r:id="rId138">
-        <w:r>
-          <w:rPr>
-            <w:rtl/>
-            <w:cs/>
-            <w:lang w:val="ar_AE" w:bidi="ar_AE"/>
-          </w:rPr>
-          <w:rPr>
-            <w:color w:val="0000EE"/>
-            <w:u w:val="single"/>
-          </w:rPr>
-          <w:t>مزامير 135:12–14</w:t>
-        </w:r>
-      </w:hyperlink>
+      <w:r>
+        <w:rPr>
+          <w:rtl/>
+          <w:cs/>
+          <w:lang w:val="ar_AE" w:bidi="ar_AE"/>
+        </w:rPr>
+        <w:t>تكوين 6:4</w:t>
+      </w:r>
+    </w:p>
+    <w:p>
+      <w:pPr>
+        <w:pStyle w:val="ListBullet"/>
+        <w:bidi/>
+        <w:spacing w:line="240" w:lineRule="auto"/>
+        <w:ind w:left="720"/>
+      </w:pPr>
+      <w:r>
+        <w:rPr>
+          <w:rtl/>
+          <w:cs/>
+          <w:lang w:val="ar_AE" w:bidi="ar_AE"/>
+        </w:rPr>
+      </w:r>
+      <w:r>
+        <w:rPr>
+          <w:rtl/>
+          <w:cs/>
+          <w:lang w:val="ar_AE" w:bidi="ar_AE"/>
+        </w:rPr>
+        <w:t>مزامير 135:12–14</w:t>
+      </w:r>
     </w:p>
     <w:p>
       <w:pPr>
@@ -14637,165 +13881,129 @@
           <w:lang w:val="ar_AE" w:bidi="ar_AE"/>
         </w:rPr>
       </w:r>
-      <w:hyperlink r:id="rId139">
-        <w:r>
-          <w:rPr>
-            <w:rtl/>
-            <w:cs/>
-            <w:lang w:val="ar_AE" w:bidi="ar_AE"/>
-          </w:rPr>
-          <w:rPr>
-            <w:color w:val="0000EE"/>
-            <w:u w:val="single"/>
-          </w:rPr>
-          <w:t>1 يوحنا 2:16</w:t>
-        </w:r>
-      </w:hyperlink>
-    </w:p>
-    <w:p>
-      <w:pPr>
-        <w:pStyle w:val="ListBullet"/>
-        <w:bidi/>
-        <w:spacing w:line="240" w:lineRule="auto"/>
-        <w:ind w:left="720"/>
-      </w:pPr>
-      <w:r>
-        <w:rPr>
-          <w:rtl/>
-          <w:cs/>
-          <w:lang w:val="ar_AE" w:bidi="ar_AE"/>
-        </w:rPr>
-      </w:r>
-      <w:hyperlink r:id="rId140">
-        <w:r>
-          <w:rPr>
-            <w:rtl/>
-            <w:cs/>
-            <w:lang w:val="ar_AE" w:bidi="ar_AE"/>
-          </w:rPr>
-          <w:rPr>
-            <w:color w:val="0000EE"/>
-            <w:u w:val="single"/>
-          </w:rPr>
-          <w:t>2 تيموثاوس 2:22</w:t>
-        </w:r>
-      </w:hyperlink>
-    </w:p>
-    <w:p>
-      <w:pPr>
-        <w:pStyle w:val="ListBullet"/>
-        <w:bidi/>
-        <w:spacing w:line="240" w:lineRule="auto"/>
-        <w:ind w:left="720"/>
-      </w:pPr>
-      <w:r>
-        <w:rPr>
-          <w:rtl/>
-          <w:cs/>
-          <w:lang w:val="ar_AE" w:bidi="ar_AE"/>
-        </w:rPr>
-      </w:r>
-      <w:hyperlink r:id="rId141">
-        <w:r>
-          <w:rPr>
-            <w:rtl/>
-            <w:cs/>
-            <w:lang w:val="ar_AE" w:bidi="ar_AE"/>
-          </w:rPr>
-          <w:rPr>
-            <w:color w:val="0000EE"/>
-            <w:u w:val="single"/>
-          </w:rPr>
-          <w:t>غلاطية 5:16</w:t>
-        </w:r>
-      </w:hyperlink>
-    </w:p>
-    <w:p>
-      <w:pPr>
-        <w:pStyle w:val="ListBullet"/>
-        <w:bidi/>
-        <w:spacing w:line="240" w:lineRule="auto"/>
-        <w:ind w:left="720"/>
-      </w:pPr>
-      <w:r>
-        <w:rPr>
-          <w:rtl/>
-          <w:cs/>
-          <w:lang w:val="ar_AE" w:bidi="ar_AE"/>
-        </w:rPr>
-      </w:r>
-      <w:hyperlink r:id="rId142">
-        <w:r>
-          <w:rPr>
-            <w:rtl/>
-            <w:cs/>
-            <w:lang w:val="ar_AE" w:bidi="ar_AE"/>
-          </w:rPr>
-          <w:rPr>
-            <w:color w:val="0000EE"/>
-            <w:u w:val="single"/>
-          </w:rPr>
-          <w:t>غلاطية 5:19–21</w:t>
-        </w:r>
-      </w:hyperlink>
-    </w:p>
-    <w:p>
-      <w:pPr>
-        <w:pStyle w:val="ListBullet"/>
-        <w:bidi/>
-        <w:spacing w:line="240" w:lineRule="auto"/>
-        <w:ind w:left="720"/>
-      </w:pPr>
-      <w:r>
-        <w:rPr>
-          <w:rtl/>
-          <w:cs/>
-          <w:lang w:val="ar_AE" w:bidi="ar_AE"/>
-        </w:rPr>
-      </w:r>
-      <w:hyperlink r:id="rId143">
-        <w:r>
-          <w:rPr>
-            <w:rtl/>
-            <w:cs/>
-            <w:lang w:val="ar_AE" w:bidi="ar_AE"/>
-          </w:rPr>
-          <w:rPr>
-            <w:color w:val="0000EE"/>
-            <w:u w:val="single"/>
-          </w:rPr>
-          <w:t>تكوين 39:7–9</w:t>
-        </w:r>
-      </w:hyperlink>
-    </w:p>
-    <w:p>
-      <w:pPr>
-        <w:pStyle w:val="ListBullet"/>
-        <w:bidi/>
-        <w:spacing w:line="240" w:lineRule="auto"/>
-        <w:ind w:left="720"/>
-      </w:pPr>
-      <w:r>
-        <w:rPr>
-          <w:rtl/>
-          <w:cs/>
-          <w:lang w:val="ar_AE" w:bidi="ar_AE"/>
-        </w:rPr>
-      </w:r>
-      <w:hyperlink r:id="rId144">
-        <w:r>
-          <w:rPr>
-            <w:rtl/>
-            <w:cs/>
-            <w:lang w:val="ar_AE" w:bidi="ar_AE"/>
-          </w:rPr>
-          <w:rPr>
-            <w:color w:val="0000EE"/>
-            <w:u w:val="single"/>
-          </w:rPr>
-          <w:t>متى 5:28</w:t>
-        </w:r>
-      </w:hyperlink>
+      <w:r>
+        <w:rPr>
+          <w:rtl/>
+          <w:cs/>
+          <w:lang w:val="ar_AE" w:bidi="ar_AE"/>
+        </w:rPr>
+        <w:t>1 يوحنا 2:16</w:t>
+      </w:r>
+    </w:p>
+    <w:p>
+      <w:pPr>
+        <w:pStyle w:val="ListBullet"/>
+        <w:bidi/>
+        <w:spacing w:line="240" w:lineRule="auto"/>
+        <w:ind w:left="720"/>
+      </w:pPr>
+      <w:r>
+        <w:rPr>
+          <w:rtl/>
+          <w:cs/>
+          <w:lang w:val="ar_AE" w:bidi="ar_AE"/>
+        </w:rPr>
+      </w:r>
+      <w:r>
+        <w:rPr>
+          <w:rtl/>
+          <w:cs/>
+          <w:lang w:val="ar_AE" w:bidi="ar_AE"/>
+        </w:rPr>
+        <w:t>2 تيموثاوس 2:22</w:t>
+      </w:r>
+    </w:p>
+    <w:p>
+      <w:pPr>
+        <w:pStyle w:val="ListBullet"/>
+        <w:bidi/>
+        <w:spacing w:line="240" w:lineRule="auto"/>
+        <w:ind w:left="720"/>
+      </w:pPr>
+      <w:r>
+        <w:rPr>
+          <w:rtl/>
+          <w:cs/>
+          <w:lang w:val="ar_AE" w:bidi="ar_AE"/>
+        </w:rPr>
+      </w:r>
+      <w:r>
+        <w:rPr>
+          <w:rtl/>
+          <w:cs/>
+          <w:lang w:val="ar_AE" w:bidi="ar_AE"/>
+        </w:rPr>
+        <w:t>غلاطية 5:16</w:t>
+      </w:r>
+    </w:p>
+    <w:p>
+      <w:pPr>
+        <w:pStyle w:val="ListBullet"/>
+        <w:bidi/>
+        <w:spacing w:line="240" w:lineRule="auto"/>
+        <w:ind w:left="720"/>
+      </w:pPr>
+      <w:r>
+        <w:rPr>
+          <w:rtl/>
+          <w:cs/>
+          <w:lang w:val="ar_AE" w:bidi="ar_AE"/>
+        </w:rPr>
+      </w:r>
+      <w:r>
+        <w:rPr>
+          <w:rtl/>
+          <w:cs/>
+          <w:lang w:val="ar_AE" w:bidi="ar_AE"/>
+        </w:rPr>
+        <w:t>غلاطية 5:19–21</w:t>
+      </w:r>
+    </w:p>
+    <w:p>
+      <w:pPr>
+        <w:pStyle w:val="ListBullet"/>
+        <w:bidi/>
+        <w:spacing w:line="240" w:lineRule="auto"/>
+        <w:ind w:left="720"/>
+      </w:pPr>
+      <w:r>
+        <w:rPr>
+          <w:rtl/>
+          <w:cs/>
+          <w:lang w:val="ar_AE" w:bidi="ar_AE"/>
+        </w:rPr>
+      </w:r>
+      <w:r>
+        <w:rPr>
+          <w:rtl/>
+          <w:cs/>
+          <w:lang w:val="ar_AE" w:bidi="ar_AE"/>
+        </w:rPr>
+        <w:t>تكوين 39:7–9</w:t>
+      </w:r>
+    </w:p>
+    <w:p>
+      <w:pPr>
+        <w:pStyle w:val="ListBullet"/>
+        <w:bidi/>
+        <w:spacing w:line="240" w:lineRule="auto"/>
+        <w:ind w:left="720"/>
+      </w:pPr>
+      <w:r>
+        <w:rPr>
+          <w:rtl/>
+          <w:cs/>
+          <w:lang w:val="ar_AE" w:bidi="ar_AE"/>
+        </w:rPr>
+      </w:r>
+      <w:r>
+        <w:rPr>
+          <w:rtl/>
+          <w:cs/>
+          <w:lang w:val="ar_AE" w:bidi="ar_AE"/>
+        </w:rPr>
+        <w:t>متى 5:28</w:t>
+      </w:r>
     </w:p>
     <w:p>
       <w:pPr>
@@ -15126,107 +14334,83 @@
           <w:lang w:val="ar_AE" w:bidi="ar_AE"/>
         </w:rPr>
       </w:r>
-      <w:hyperlink r:id="rId145">
-        <w:r>
-          <w:rPr>
-            <w:rtl/>
-            <w:cs/>
-            <w:lang w:val="ar_AE" w:bidi="ar_AE"/>
-          </w:rPr>
-          <w:rPr>
-            <w:color w:val="0000EE"/>
-            <w:u w:val="single"/>
-          </w:rPr>
-          <w:t>عبرانيين 6: 7–8</w:t>
-        </w:r>
-      </w:hyperlink>
-    </w:p>
-    <w:p>
-      <w:pPr>
-        <w:pStyle w:val="ListBullet"/>
-        <w:bidi/>
-        <w:spacing w:line="240" w:lineRule="auto"/>
-        <w:ind w:left="720"/>
-      </w:pPr>
-      <w:r>
-        <w:rPr>
-          <w:rtl/>
-          <w:cs/>
-          <w:lang w:val="ar_AE" w:bidi="ar_AE"/>
-        </w:rPr>
-      </w:r>
-      <w:hyperlink r:id="rId146">
-        <w:r>
-          <w:rPr>
-            <w:rtl/>
-            <w:cs/>
-            <w:lang w:val="ar_AE" w:bidi="ar_AE"/>
-          </w:rPr>
-          <w:rPr>
-            <w:color w:val="0000EE"/>
-            <w:u w:val="single"/>
-          </w:rPr>
-          <w:t>متى 13: 7</w:t>
-        </w:r>
-      </w:hyperlink>
-    </w:p>
-    <w:p>
-      <w:pPr>
-        <w:pStyle w:val="ListBullet"/>
-        <w:bidi/>
-        <w:spacing w:line="240" w:lineRule="auto"/>
-        <w:ind w:left="720"/>
-      </w:pPr>
-      <w:r>
-        <w:rPr>
-          <w:rtl/>
-          <w:cs/>
-          <w:lang w:val="ar_AE" w:bidi="ar_AE"/>
-        </w:rPr>
-      </w:r>
-      <w:hyperlink r:id="rId147">
-        <w:r>
-          <w:rPr>
-            <w:rtl/>
-            <w:cs/>
-            <w:lang w:val="ar_AE" w:bidi="ar_AE"/>
-          </w:rPr>
-          <w:rPr>
-            <w:color w:val="0000EE"/>
-            <w:u w:val="single"/>
-          </w:rPr>
-          <w:t>متى 13: 22</w:t>
-        </w:r>
-      </w:hyperlink>
-    </w:p>
-    <w:p>
-      <w:pPr>
-        <w:pStyle w:val="ListBullet"/>
-        <w:bidi/>
-        <w:spacing w:line="240" w:lineRule="auto"/>
-        <w:ind w:left="720"/>
-      </w:pPr>
-      <w:r>
-        <w:rPr>
-          <w:rtl/>
-          <w:cs/>
-          <w:lang w:val="ar_AE" w:bidi="ar_AE"/>
-        </w:rPr>
-      </w:r>
-      <w:hyperlink r:id="rId148">
-        <w:r>
-          <w:rPr>
-            <w:rtl/>
-            <w:cs/>
-            <w:lang w:val="ar_AE" w:bidi="ar_AE"/>
-          </w:rPr>
-          <w:rPr>
-            <w:color w:val="0000EE"/>
-            <w:u w:val="single"/>
-          </w:rPr>
-          <w:t>عدد 33: 55</w:t>
-        </w:r>
-      </w:hyperlink>
+      <w:r>
+        <w:rPr>
+          <w:rtl/>
+          <w:cs/>
+          <w:lang w:val="ar_AE" w:bidi="ar_AE"/>
+        </w:rPr>
+        <w:t>عبرانيين 6: 7–8</w:t>
+      </w:r>
+    </w:p>
+    <w:p>
+      <w:pPr>
+        <w:pStyle w:val="ListBullet"/>
+        <w:bidi/>
+        <w:spacing w:line="240" w:lineRule="auto"/>
+        <w:ind w:left="720"/>
+      </w:pPr>
+      <w:r>
+        <w:rPr>
+          <w:rtl/>
+          <w:cs/>
+          <w:lang w:val="ar_AE" w:bidi="ar_AE"/>
+        </w:rPr>
+      </w:r>
+      <w:r>
+        <w:rPr>
+          <w:rtl/>
+          <w:cs/>
+          <w:lang w:val="ar_AE" w:bidi="ar_AE"/>
+        </w:rPr>
+        <w:t>متى 13: 7</w:t>
+      </w:r>
+    </w:p>
+    <w:p>
+      <w:pPr>
+        <w:pStyle w:val="ListBullet"/>
+        <w:bidi/>
+        <w:spacing w:line="240" w:lineRule="auto"/>
+        <w:ind w:left="720"/>
+      </w:pPr>
+      <w:r>
+        <w:rPr>
+          <w:rtl/>
+          <w:cs/>
+          <w:lang w:val="ar_AE" w:bidi="ar_AE"/>
+        </w:rPr>
+      </w:r>
+      <w:r>
+        <w:rPr>
+          <w:rtl/>
+          <w:cs/>
+          <w:lang w:val="ar_AE" w:bidi="ar_AE"/>
+        </w:rPr>
+        <w:t>متى 13: 22</w:t>
+      </w:r>
+    </w:p>
+    <w:p>
+      <w:pPr>
+        <w:pStyle w:val="ListBullet"/>
+        <w:bidi/>
+        <w:spacing w:line="240" w:lineRule="auto"/>
+        <w:ind w:left="720"/>
+      </w:pPr>
+      <w:r>
+        <w:rPr>
+          <w:rtl/>
+          <w:cs/>
+          <w:lang w:val="ar_AE" w:bidi="ar_AE"/>
+        </w:rPr>
+      </w:r>
+      <w:r>
+        <w:rPr>
+          <w:rtl/>
+          <w:cs/>
+          <w:lang w:val="ar_AE" w:bidi="ar_AE"/>
+        </w:rPr>
+        <w:t>عدد 33: 55</w:t>
+      </w:r>
     </w:p>
     <w:p>
       <w:pPr>
@@ -15609,78 +14793,60 @@
           <w:lang w:val="ar_AE" w:bidi="ar_AE"/>
         </w:rPr>
       </w:r>
-      <w:hyperlink r:id="rId149">
-        <w:r>
-          <w:rPr>
-            <w:rtl/>
-            <w:cs/>
-            <w:lang w:val="ar_AE" w:bidi="ar_AE"/>
-          </w:rPr>
-          <w:rPr>
-            <w:color w:val="0000EE"/>
-            <w:u w:val="single"/>
-          </w:rPr>
-          <w:t>1 أخبار الأيام 1: 1</w:t>
-        </w:r>
-      </w:hyperlink>
-    </w:p>
-    <w:p>
-      <w:pPr>
-        <w:pStyle w:val="ListBullet"/>
-        <w:bidi/>
-        <w:spacing w:line="240" w:lineRule="auto"/>
-        <w:ind w:left="720"/>
-      </w:pPr>
-      <w:r>
-        <w:rPr>
-          <w:rtl/>
-          <w:cs/>
-          <w:lang w:val="ar_AE" w:bidi="ar_AE"/>
-        </w:rPr>
-      </w:r>
-      <w:hyperlink r:id="rId150">
-        <w:r>
-          <w:rPr>
-            <w:rtl/>
-            <w:cs/>
-            <w:lang w:val="ar_AE" w:bidi="ar_AE"/>
-          </w:rPr>
-          <w:rPr>
-            <w:color w:val="0000EE"/>
-            <w:u w:val="single"/>
-          </w:rPr>
-          <w:t>لوقا 3: 36–38</w:t>
-        </w:r>
-      </w:hyperlink>
-    </w:p>
-    <w:p>
-      <w:pPr>
-        <w:pStyle w:val="ListBullet"/>
-        <w:bidi/>
-        <w:spacing w:line="240" w:lineRule="auto"/>
-        <w:ind w:left="720"/>
-      </w:pPr>
-      <w:r>
-        <w:rPr>
-          <w:rtl/>
-          <w:cs/>
-          <w:lang w:val="ar_AE" w:bidi="ar_AE"/>
-        </w:rPr>
-      </w:r>
-      <w:hyperlink r:id="rId151">
-        <w:r>
-          <w:rPr>
-            <w:rtl/>
-            <w:cs/>
-            <w:lang w:val="ar_AE" w:bidi="ar_AE"/>
-          </w:rPr>
-          <w:rPr>
-            <w:color w:val="0000EE"/>
-            <w:u w:val="single"/>
-          </w:rPr>
-          <w:t>عدد 24: 17</w:t>
-        </w:r>
-      </w:hyperlink>
+      <w:r>
+        <w:rPr>
+          <w:rtl/>
+          <w:cs/>
+          <w:lang w:val="ar_AE" w:bidi="ar_AE"/>
+        </w:rPr>
+        <w:t>1 أخبار الأيام 1: 1</w:t>
+      </w:r>
+    </w:p>
+    <w:p>
+      <w:pPr>
+        <w:pStyle w:val="ListBullet"/>
+        <w:bidi/>
+        <w:spacing w:line="240" w:lineRule="auto"/>
+        <w:ind w:left="720"/>
+      </w:pPr>
+      <w:r>
+        <w:rPr>
+          <w:rtl/>
+          <w:cs/>
+          <w:lang w:val="ar_AE" w:bidi="ar_AE"/>
+        </w:rPr>
+      </w:r>
+      <w:r>
+        <w:rPr>
+          <w:rtl/>
+          <w:cs/>
+          <w:lang w:val="ar_AE" w:bidi="ar_AE"/>
+        </w:rPr>
+        <w:t>لوقا 3: 36–38</w:t>
+      </w:r>
+    </w:p>
+    <w:p>
+      <w:pPr>
+        <w:pStyle w:val="ListBullet"/>
+        <w:bidi/>
+        <w:spacing w:line="240" w:lineRule="auto"/>
+        <w:ind w:left="720"/>
+      </w:pPr>
+      <w:r>
+        <w:rPr>
+          <w:rtl/>
+          <w:cs/>
+          <w:lang w:val="ar_AE" w:bidi="ar_AE"/>
+        </w:rPr>
+      </w:r>
+      <w:r>
+        <w:rPr>
+          <w:rtl/>
+          <w:cs/>
+          <w:lang w:val="ar_AE" w:bidi="ar_AE"/>
+        </w:rPr>
+        <w:t>عدد 24: 17</w:t>
+      </w:r>
     </w:p>
     <w:p>
       <w:pPr>
@@ -15943,194 +15109,152 @@
           <w:lang w:val="ar_AE" w:bidi="ar_AE"/>
         </w:rPr>
       </w:r>
-      <w:hyperlink r:id="rId152">
-        <w:r>
-          <w:rPr>
-            <w:rtl/>
-            <w:cs/>
-            <w:lang w:val="ar_AE" w:bidi="ar_AE"/>
-          </w:rPr>
-          <w:rPr>
-            <w:color w:val="0000EE"/>
-            <w:u w:val="single"/>
-          </w:rPr>
-          <w:t xml:space="preserve"> أخبار الأيام الأول11 :1–3 </w:t>
-        </w:r>
-      </w:hyperlink>
-    </w:p>
-    <w:p>
-      <w:pPr>
-        <w:pStyle w:val="ListBullet"/>
-        <w:bidi/>
-        <w:spacing w:line="240" w:lineRule="auto"/>
-        <w:ind w:left="720"/>
-      </w:pPr>
-      <w:r>
-        <w:rPr>
-          <w:rtl/>
-          <w:cs/>
-          <w:lang w:val="ar_AE" w:bidi="ar_AE"/>
-        </w:rPr>
-      </w:r>
-      <w:hyperlink r:id="rId153">
-        <w:r>
-          <w:rPr>
-            <w:rtl/>
-            <w:cs/>
-            <w:lang w:val="ar_AE" w:bidi="ar_AE"/>
-          </w:rPr>
-          <w:rPr>
-            <w:color w:val="0000EE"/>
-            <w:u w:val="single"/>
-          </w:rPr>
-          <w:t>تيموثاوس الأولى3 :1–3</w:t>
-        </w:r>
-      </w:hyperlink>
-    </w:p>
-    <w:p>
-      <w:pPr>
-        <w:pStyle w:val="ListBullet"/>
-        <w:bidi/>
-        <w:spacing w:line="240" w:lineRule="auto"/>
-        <w:ind w:left="720"/>
-      </w:pPr>
-      <w:r>
-        <w:rPr>
-          <w:rtl/>
-          <w:cs/>
-          <w:lang w:val="ar_AE" w:bidi="ar_AE"/>
-        </w:rPr>
-      </w:r>
-      <w:hyperlink r:id="rId154">
-        <w:r>
-          <w:rPr>
-            <w:rtl/>
-            <w:cs/>
-            <w:lang w:val="ar_AE" w:bidi="ar_AE"/>
-          </w:rPr>
-          <w:rPr>
-            <w:color w:val="0000EE"/>
-            <w:u w:val="single"/>
-          </w:rPr>
-          <w:t>تيموثاوس الأولى4 :14</w:t>
-        </w:r>
-      </w:hyperlink>
-    </w:p>
-    <w:p>
-      <w:pPr>
-        <w:pStyle w:val="ListBullet"/>
-        <w:bidi/>
-        <w:spacing w:line="240" w:lineRule="auto"/>
-        <w:ind w:left="720"/>
-      </w:pPr>
-      <w:r>
-        <w:rPr>
-          <w:rtl/>
-          <w:cs/>
-          <w:lang w:val="ar_AE" w:bidi="ar_AE"/>
-        </w:rPr>
-      </w:r>
-      <w:hyperlink r:id="rId155">
-        <w:r>
-          <w:rPr>
-            <w:rtl/>
-            <w:cs/>
-            <w:lang w:val="ar_AE" w:bidi="ar_AE"/>
-          </w:rPr>
-          <w:rPr>
-            <w:color w:val="0000EE"/>
-            <w:u w:val="single"/>
-          </w:rPr>
-          <w:t>أعمال الرسل5 :19–21</w:t>
-        </w:r>
-      </w:hyperlink>
-    </w:p>
-    <w:p>
-      <w:pPr>
-        <w:pStyle w:val="ListBullet"/>
-        <w:bidi/>
-        <w:spacing w:line="240" w:lineRule="auto"/>
-        <w:ind w:left="720"/>
-      </w:pPr>
-      <w:r>
-        <w:rPr>
-          <w:rtl/>
-          <w:cs/>
-          <w:lang w:val="ar_AE" w:bidi="ar_AE"/>
-        </w:rPr>
-      </w:r>
-      <w:hyperlink r:id="rId156">
-        <w:r>
-          <w:rPr>
-            <w:rtl/>
-            <w:cs/>
-            <w:lang w:val="ar_AE" w:bidi="ar_AE"/>
-          </w:rPr>
-          <w:rPr>
-            <w:color w:val="0000EE"/>
-            <w:u w:val="single"/>
-          </w:rPr>
-          <w:t>أعمال الرسل14 :23</w:t>
-        </w:r>
-      </w:hyperlink>
-    </w:p>
-    <w:p>
-      <w:pPr>
-        <w:pStyle w:val="ListBullet"/>
-        <w:bidi/>
-        <w:spacing w:line="240" w:lineRule="auto"/>
-        <w:ind w:left="720"/>
-      </w:pPr>
-      <w:r>
-        <w:rPr>
-          <w:rtl/>
-          <w:cs/>
-          <w:lang w:val="ar_AE" w:bidi="ar_AE"/>
-        </w:rPr>
-      </w:r>
-      <w:hyperlink r:id="rId157">
-        <w:r>
-          <w:rPr>
-            <w:rtl/>
-            <w:cs/>
-            <w:lang w:val="ar_AE" w:bidi="ar_AE"/>
-          </w:rPr>
-          <w:rPr>
-            <w:color w:val="0000EE"/>
-            <w:u w:val="single"/>
-          </w:rPr>
-          <w:t>مرقس11 :28</w:t>
-        </w:r>
-      </w:hyperlink>
-    </w:p>
-    <w:p>
-      <w:pPr>
-        <w:pStyle w:val="ListBullet"/>
-        <w:bidi/>
-        <w:spacing w:line="240" w:lineRule="auto"/>
-        <w:ind w:left="720"/>
-      </w:pPr>
-      <w:r>
-        <w:rPr>
-          <w:rtl/>
-          <w:cs/>
-          <w:lang w:val="ar_AE" w:bidi="ar_AE"/>
-        </w:rPr>
-      </w:r>
-      <w:hyperlink r:id="rId158">
-        <w:r>
-          <w:rPr>
-            <w:rtl/>
-            <w:cs/>
-            <w:lang w:val="ar_AE" w:bidi="ar_AE"/>
-          </w:rPr>
-          <w:rPr>
-            <w:color w:val="0000EE"/>
-            <w:u w:val="single"/>
-          </w:rPr>
-          <w:t>متى21 :23–24</w:t>
-        </w:r>
-      </w:hyperlink>
+      <w:r>
+        <w:rPr>
+          <w:rtl/>
+          <w:cs/>
+          <w:lang w:val="ar_AE" w:bidi="ar_AE"/>
+        </w:rPr>
+        <w:t xml:space="preserve"> أخبار الأيام الأول11 :1–3 </w:t>
+      </w:r>
+    </w:p>
+    <w:p>
+      <w:pPr>
+        <w:pStyle w:val="ListBullet"/>
+        <w:bidi/>
+        <w:spacing w:line="240" w:lineRule="auto"/>
+        <w:ind w:left="720"/>
+      </w:pPr>
+      <w:r>
+        <w:rPr>
+          <w:rtl/>
+          <w:cs/>
+          <w:lang w:val="ar_AE" w:bidi="ar_AE"/>
+        </w:rPr>
+      </w:r>
+      <w:r>
+        <w:rPr>
+          <w:rtl/>
+          <w:cs/>
+          <w:lang w:val="ar_AE" w:bidi="ar_AE"/>
+        </w:rPr>
+        <w:t>تيموثاوس الأولى3 :1–3</w:t>
+      </w:r>
+    </w:p>
+    <w:p>
+      <w:pPr>
+        <w:pStyle w:val="ListBullet"/>
+        <w:bidi/>
+        <w:spacing w:line="240" w:lineRule="auto"/>
+        <w:ind w:left="720"/>
+      </w:pPr>
+      <w:r>
+        <w:rPr>
+          <w:rtl/>
+          <w:cs/>
+          <w:lang w:val="ar_AE" w:bidi="ar_AE"/>
+        </w:rPr>
+      </w:r>
+      <w:r>
+        <w:rPr>
+          <w:rtl/>
+          <w:cs/>
+          <w:lang w:val="ar_AE" w:bidi="ar_AE"/>
+        </w:rPr>
+        <w:t>تيموثاوس الأولى4 :14</w:t>
+      </w:r>
+    </w:p>
+    <w:p>
+      <w:pPr>
+        <w:pStyle w:val="ListBullet"/>
+        <w:bidi/>
+        <w:spacing w:line="240" w:lineRule="auto"/>
+        <w:ind w:left="720"/>
+      </w:pPr>
+      <w:r>
+        <w:rPr>
+          <w:rtl/>
+          <w:cs/>
+          <w:lang w:val="ar_AE" w:bidi="ar_AE"/>
+        </w:rPr>
+      </w:r>
+      <w:r>
+        <w:rPr>
+          <w:rtl/>
+          <w:cs/>
+          <w:lang w:val="ar_AE" w:bidi="ar_AE"/>
+        </w:rPr>
+        <w:t>أعمال الرسل5 :19–21</w:t>
+      </w:r>
+    </w:p>
+    <w:p>
+      <w:pPr>
+        <w:pStyle w:val="ListBullet"/>
+        <w:bidi/>
+        <w:spacing w:line="240" w:lineRule="auto"/>
+        <w:ind w:left="720"/>
+      </w:pPr>
+      <w:r>
+        <w:rPr>
+          <w:rtl/>
+          <w:cs/>
+          <w:lang w:val="ar_AE" w:bidi="ar_AE"/>
+        </w:rPr>
+      </w:r>
+      <w:r>
+        <w:rPr>
+          <w:rtl/>
+          <w:cs/>
+          <w:lang w:val="ar_AE" w:bidi="ar_AE"/>
+        </w:rPr>
+        <w:t>أعمال الرسل14 :23</w:t>
+      </w:r>
+    </w:p>
+    <w:p>
+      <w:pPr>
+        <w:pStyle w:val="ListBullet"/>
+        <w:bidi/>
+        <w:spacing w:line="240" w:lineRule="auto"/>
+        <w:ind w:left="720"/>
+      </w:pPr>
+      <w:r>
+        <w:rPr>
+          <w:rtl/>
+          <w:cs/>
+          <w:lang w:val="ar_AE" w:bidi="ar_AE"/>
+        </w:rPr>
+      </w:r>
+      <w:r>
+        <w:rPr>
+          <w:rtl/>
+          <w:cs/>
+          <w:lang w:val="ar_AE" w:bidi="ar_AE"/>
+        </w:rPr>
+        <w:t>مرقس11 :28</w:t>
+      </w:r>
+    </w:p>
+    <w:p>
+      <w:pPr>
+        <w:pStyle w:val="ListBullet"/>
+        <w:bidi/>
+        <w:spacing w:line="240" w:lineRule="auto"/>
+        <w:ind w:left="720"/>
+      </w:pPr>
+      <w:r>
+        <w:rPr>
+          <w:rtl/>
+          <w:cs/>
+          <w:lang w:val="ar_AE" w:bidi="ar_AE"/>
+        </w:rPr>
+      </w:r>
+      <w:r>
+        <w:rPr>
+          <w:rtl/>
+          <w:cs/>
+          <w:lang w:val="ar_AE" w:bidi="ar_AE"/>
+        </w:rPr>
+        <w:t>متى21 :23–24</w:t>
+      </w:r>
     </w:p>
     <w:p>
       <w:pPr>
@@ -16592,78 +15716,60 @@
           <w:lang w:val="ar_AE" w:bidi="ar_AE"/>
         </w:rPr>
       </w:r>
-      <w:hyperlink r:id="rId159">
-        <w:r>
-          <w:rPr>
-            <w:rtl/>
-            <w:cs/>
-            <w:lang w:val="ar_AE" w:bidi="ar_AE"/>
-          </w:rPr>
-          <w:rPr>
-            <w:color w:val="0000EE"/>
-            <w:u w:val="single"/>
-          </w:rPr>
-          <w:t>يعقوب2 :19</w:t>
-        </w:r>
-      </w:hyperlink>
-    </w:p>
-    <w:p>
-      <w:pPr>
-        <w:pStyle w:val="ListBullet"/>
-        <w:bidi/>
-        <w:spacing w:line="240" w:lineRule="auto"/>
-        <w:ind w:left="720"/>
-      </w:pPr>
-      <w:r>
-        <w:rPr>
-          <w:rtl/>
-          <w:cs/>
-          <w:lang w:val="ar_AE" w:bidi="ar_AE"/>
-        </w:rPr>
-      </w:r>
-      <w:hyperlink r:id="rId160">
-        <w:r>
-          <w:rPr>
-            <w:rtl/>
-            <w:cs/>
-            <w:lang w:val="ar_AE" w:bidi="ar_AE"/>
-          </w:rPr>
-          <w:rPr>
-            <w:color w:val="0000EE"/>
-            <w:u w:val="single"/>
-          </w:rPr>
-          <w:t>يعقوب3 :15</w:t>
-        </w:r>
-      </w:hyperlink>
-    </w:p>
-    <w:p>
-      <w:pPr>
-        <w:pStyle w:val="ListBullet"/>
-        <w:bidi/>
-        <w:spacing w:line="240" w:lineRule="auto"/>
-        <w:ind w:left="720"/>
-      </w:pPr>
-      <w:r>
-        <w:rPr>
-          <w:rtl/>
-          <w:cs/>
-          <w:lang w:val="ar_AE" w:bidi="ar_AE"/>
-        </w:rPr>
-      </w:r>
-      <w:hyperlink r:id="rId161">
-        <w:r>
-          <w:rPr>
-            <w:rtl/>
-            <w:cs/>
-            <w:lang w:val="ar_AE" w:bidi="ar_AE"/>
-          </w:rPr>
-          <w:rPr>
-            <w:color w:val="0000EE"/>
-            <w:u w:val="single"/>
-          </w:rPr>
-          <w:t>لوقا4 :36</w:t>
-        </w:r>
-      </w:hyperlink>
+      <w:r>
+        <w:rPr>
+          <w:rtl/>
+          <w:cs/>
+          <w:lang w:val="ar_AE" w:bidi="ar_AE"/>
+        </w:rPr>
+        <w:t>يعقوب2 :19</w:t>
+      </w:r>
+    </w:p>
+    <w:p>
+      <w:pPr>
+        <w:pStyle w:val="ListBullet"/>
+        <w:bidi/>
+        <w:spacing w:line="240" w:lineRule="auto"/>
+        <w:ind w:left="720"/>
+      </w:pPr>
+      <w:r>
+        <w:rPr>
+          <w:rtl/>
+          <w:cs/>
+          <w:lang w:val="ar_AE" w:bidi="ar_AE"/>
+        </w:rPr>
+      </w:r>
+      <w:r>
+        <w:rPr>
+          <w:rtl/>
+          <w:cs/>
+          <w:lang w:val="ar_AE" w:bidi="ar_AE"/>
+        </w:rPr>
+        <w:t>يعقوب3 :15</w:t>
+      </w:r>
+    </w:p>
+    <w:p>
+      <w:pPr>
+        <w:pStyle w:val="ListBullet"/>
+        <w:bidi/>
+        <w:spacing w:line="240" w:lineRule="auto"/>
+        <w:ind w:left="720"/>
+      </w:pPr>
+      <w:r>
+        <w:rPr>
+          <w:rtl/>
+          <w:cs/>
+          <w:lang w:val="ar_AE" w:bidi="ar_AE"/>
+        </w:rPr>
+      </w:r>
+      <w:r>
+        <w:rPr>
+          <w:rtl/>
+          <w:cs/>
+          <w:lang w:val="ar_AE" w:bidi="ar_AE"/>
+        </w:rPr>
+        <w:t>لوقا4 :36</w:t>
+      </w:r>
     </w:p>
     <w:p>
       <w:pPr>
@@ -16679,49 +15785,37 @@
           <w:lang w:val="ar_AE" w:bidi="ar_AE"/>
         </w:rPr>
       </w:r>
-      <w:hyperlink r:id="rId162">
-        <w:r>
-          <w:rPr>
-            <w:rtl/>
-            <w:cs/>
-            <w:lang w:val="ar_AE" w:bidi="ar_AE"/>
-          </w:rPr>
-          <w:rPr>
-            <w:color w:val="0000EE"/>
-            <w:u w:val="single"/>
-          </w:rPr>
-          <w:t>مرقس3 :22</w:t>
-        </w:r>
-      </w:hyperlink>
-    </w:p>
-    <w:p>
-      <w:pPr>
-        <w:pStyle w:val="ListBullet"/>
-        <w:bidi/>
-        <w:spacing w:line="240" w:lineRule="auto"/>
-        <w:ind w:left="720"/>
-      </w:pPr>
-      <w:r>
-        <w:rPr>
-          <w:rtl/>
-          <w:cs/>
-          <w:lang w:val="ar_AE" w:bidi="ar_AE"/>
-        </w:rPr>
-      </w:r>
-      <w:hyperlink r:id="rId163">
-        <w:r>
-          <w:rPr>
-            <w:rtl/>
-            <w:cs/>
-            <w:lang w:val="ar_AE" w:bidi="ar_AE"/>
-          </w:rPr>
-          <w:rPr>
-            <w:color w:val="0000EE"/>
-            <w:u w:val="single"/>
-          </w:rPr>
-          <w:t>متى4 :24</w:t>
-        </w:r>
-      </w:hyperlink>
+      <w:r>
+        <w:rPr>
+          <w:rtl/>
+          <w:cs/>
+          <w:lang w:val="ar_AE" w:bidi="ar_AE"/>
+        </w:rPr>
+        <w:t>مرقس3 :22</w:t>
+      </w:r>
+    </w:p>
+    <w:p>
+      <w:pPr>
+        <w:pStyle w:val="ListBullet"/>
+        <w:bidi/>
+        <w:spacing w:line="240" w:lineRule="auto"/>
+        <w:ind w:left="720"/>
+      </w:pPr>
+      <w:r>
+        <w:rPr>
+          <w:rtl/>
+          <w:cs/>
+          <w:lang w:val="ar_AE" w:bidi="ar_AE"/>
+        </w:rPr>
+      </w:r>
+      <w:r>
+        <w:rPr>
+          <w:rtl/>
+          <w:cs/>
+          <w:lang w:val="ar_AE" w:bidi="ar_AE"/>
+        </w:rPr>
+        <w:t>متى4 :24</w:t>
+      </w:r>
     </w:p>
     <w:p>
       <w:pPr>
@@ -17469,194 +16563,152 @@
           <w:lang w:val="ar_AE" w:bidi="ar_AE"/>
         </w:rPr>
       </w:r>
-      <w:hyperlink r:id="rId164">
-        <w:r>
-          <w:rPr>
-            <w:rtl/>
-            <w:cs/>
-            <w:lang w:val="ar_AE" w:bidi="ar_AE"/>
-          </w:rPr>
-          <w:rPr>
-            <w:color w:val="0000EE"/>
-            <w:u w:val="single"/>
-          </w:rPr>
-          <w:t>1يوحنا 3: 8</w:t>
-        </w:r>
-      </w:hyperlink>
-    </w:p>
-    <w:p>
-      <w:pPr>
-        <w:pStyle w:val="ListBullet"/>
-        <w:bidi/>
-        <w:spacing w:line="240" w:lineRule="auto"/>
-        <w:ind w:left="720"/>
-      </w:pPr>
-      <w:r>
-        <w:rPr>
-          <w:rtl/>
-          <w:cs/>
-          <w:lang w:val="ar_AE" w:bidi="ar_AE"/>
-        </w:rPr>
-      </w:r>
-      <w:hyperlink r:id="rId165">
-        <w:r>
-          <w:rPr>
-            <w:rtl/>
-            <w:cs/>
-            <w:lang w:val="ar_AE" w:bidi="ar_AE"/>
-          </w:rPr>
-          <w:rPr>
-            <w:color w:val="0000EE"/>
-            <w:u w:val="single"/>
-          </w:rPr>
-          <w:t>1تسالونيكي 2: 17–20</w:t>
-        </w:r>
-      </w:hyperlink>
-    </w:p>
-    <w:p>
-      <w:pPr>
-        <w:pStyle w:val="ListBullet"/>
-        <w:bidi/>
-        <w:spacing w:line="240" w:lineRule="auto"/>
-        <w:ind w:left="720"/>
-      </w:pPr>
-      <w:r>
-        <w:rPr>
-          <w:rtl/>
-          <w:cs/>
-          <w:lang w:val="ar_AE" w:bidi="ar_AE"/>
-        </w:rPr>
-      </w:r>
-      <w:hyperlink r:id="rId166">
-        <w:r>
-          <w:rPr>
-            <w:rtl/>
-            <w:cs/>
-            <w:lang w:val="ar_AE" w:bidi="ar_AE"/>
-          </w:rPr>
-          <w:rPr>
-            <w:color w:val="0000EE"/>
-            <w:u w:val="single"/>
-          </w:rPr>
-          <w:t>1تيموثاوس 5 :15</w:t>
-        </w:r>
-      </w:hyperlink>
-    </w:p>
-    <w:p>
-      <w:pPr>
-        <w:pStyle w:val="ListBullet"/>
-        <w:bidi/>
-        <w:spacing w:line="240" w:lineRule="auto"/>
-        <w:ind w:left="720"/>
-      </w:pPr>
-      <w:r>
-        <w:rPr>
-          <w:rtl/>
-          <w:cs/>
-          <w:lang w:val="ar_AE" w:bidi="ar_AE"/>
-        </w:rPr>
-      </w:r>
-      <w:hyperlink r:id="rId167">
-        <w:r>
-          <w:rPr>
-            <w:rtl/>
-            <w:cs/>
-            <w:lang w:val="ar_AE" w:bidi="ar_AE"/>
-          </w:rPr>
-          <w:rPr>
-            <w:color w:val="0000EE"/>
-            <w:u w:val="single"/>
-          </w:rPr>
-          <w:t>أعمال الرسل 13 :10</w:t>
-        </w:r>
-      </w:hyperlink>
-    </w:p>
-    <w:p>
-      <w:pPr>
-        <w:pStyle w:val="ListBullet"/>
-        <w:bidi/>
-        <w:spacing w:line="240" w:lineRule="auto"/>
-        <w:ind w:left="720"/>
-      </w:pPr>
-      <w:r>
-        <w:rPr>
-          <w:rtl/>
-          <w:cs/>
-          <w:lang w:val="ar_AE" w:bidi="ar_AE"/>
-        </w:rPr>
-      </w:r>
-      <w:hyperlink r:id="rId168">
-        <w:r>
-          <w:rPr>
-            <w:rtl/>
-            <w:cs/>
-            <w:lang w:val="ar_AE" w:bidi="ar_AE"/>
-          </w:rPr>
-          <w:rPr>
-            <w:color w:val="0000EE"/>
-            <w:u w:val="single"/>
-          </w:rPr>
-          <w:t>أيوب 1: 8</w:t>
-        </w:r>
-      </w:hyperlink>
-    </w:p>
-    <w:p>
-      <w:pPr>
-        <w:pStyle w:val="ListBullet"/>
-        <w:bidi/>
-        <w:spacing w:line="240" w:lineRule="auto"/>
-        <w:ind w:left="720"/>
-      </w:pPr>
-      <w:r>
-        <w:rPr>
-          <w:rtl/>
-          <w:cs/>
-          <w:lang w:val="ar_AE" w:bidi="ar_AE"/>
-        </w:rPr>
-      </w:r>
-      <w:hyperlink r:id="rId169">
-        <w:r>
-          <w:rPr>
-            <w:rtl/>
-            <w:cs/>
-            <w:lang w:val="ar_AE" w:bidi="ar_AE"/>
-          </w:rPr>
-          <w:rPr>
-            <w:color w:val="0000EE"/>
-            <w:u w:val="single"/>
-          </w:rPr>
-          <w:t>مرقس 8: 33</w:t>
-        </w:r>
-      </w:hyperlink>
-    </w:p>
-    <w:p>
-      <w:pPr>
-        <w:pStyle w:val="ListBullet"/>
-        <w:bidi/>
-        <w:spacing w:line="240" w:lineRule="auto"/>
-        <w:ind w:left="720"/>
-      </w:pPr>
-      <w:r>
-        <w:rPr>
-          <w:rtl/>
-          <w:cs/>
-          <w:lang w:val="ar_AE" w:bidi="ar_AE"/>
-        </w:rPr>
-      </w:r>
-      <w:hyperlink r:id="rId170">
-        <w:r>
-          <w:rPr>
-            <w:rtl/>
-            <w:cs/>
-            <w:lang w:val="ar_AE" w:bidi="ar_AE"/>
-          </w:rPr>
-          <w:rPr>
-            <w:color w:val="0000EE"/>
-            <w:u w:val="single"/>
-          </w:rPr>
-          <w:t>زكريا 3 :1</w:t>
-        </w:r>
-      </w:hyperlink>
+      <w:r>
+        <w:rPr>
+          <w:rtl/>
+          <w:cs/>
+          <w:lang w:val="ar_AE" w:bidi="ar_AE"/>
+        </w:rPr>
+        <w:t>1يوحنا 3: 8</w:t>
+      </w:r>
+    </w:p>
+    <w:p>
+      <w:pPr>
+        <w:pStyle w:val="ListBullet"/>
+        <w:bidi/>
+        <w:spacing w:line="240" w:lineRule="auto"/>
+        <w:ind w:left="720"/>
+      </w:pPr>
+      <w:r>
+        <w:rPr>
+          <w:rtl/>
+          <w:cs/>
+          <w:lang w:val="ar_AE" w:bidi="ar_AE"/>
+        </w:rPr>
+      </w:r>
+      <w:r>
+        <w:rPr>
+          <w:rtl/>
+          <w:cs/>
+          <w:lang w:val="ar_AE" w:bidi="ar_AE"/>
+        </w:rPr>
+        <w:t>1تسالونيكي 2: 17–20</w:t>
+      </w:r>
+    </w:p>
+    <w:p>
+      <w:pPr>
+        <w:pStyle w:val="ListBullet"/>
+        <w:bidi/>
+        <w:spacing w:line="240" w:lineRule="auto"/>
+        <w:ind w:left="720"/>
+      </w:pPr>
+      <w:r>
+        <w:rPr>
+          <w:rtl/>
+          <w:cs/>
+          <w:lang w:val="ar_AE" w:bidi="ar_AE"/>
+        </w:rPr>
+      </w:r>
+      <w:r>
+        <w:rPr>
+          <w:rtl/>
+          <w:cs/>
+          <w:lang w:val="ar_AE" w:bidi="ar_AE"/>
+        </w:rPr>
+        <w:t>1تيموثاوس 5 :15</w:t>
+      </w:r>
+    </w:p>
+    <w:p>
+      <w:pPr>
+        <w:pStyle w:val="ListBullet"/>
+        <w:bidi/>
+        <w:spacing w:line="240" w:lineRule="auto"/>
+        <w:ind w:left="720"/>
+      </w:pPr>
+      <w:r>
+        <w:rPr>
+          <w:rtl/>
+          <w:cs/>
+          <w:lang w:val="ar_AE" w:bidi="ar_AE"/>
+        </w:rPr>
+      </w:r>
+      <w:r>
+        <w:rPr>
+          <w:rtl/>
+          <w:cs/>
+          <w:lang w:val="ar_AE" w:bidi="ar_AE"/>
+        </w:rPr>
+        <w:t>أعمال الرسل 13 :10</w:t>
+      </w:r>
+    </w:p>
+    <w:p>
+      <w:pPr>
+        <w:pStyle w:val="ListBullet"/>
+        <w:bidi/>
+        <w:spacing w:line="240" w:lineRule="auto"/>
+        <w:ind w:left="720"/>
+      </w:pPr>
+      <w:r>
+        <w:rPr>
+          <w:rtl/>
+          <w:cs/>
+          <w:lang w:val="ar_AE" w:bidi="ar_AE"/>
+        </w:rPr>
+      </w:r>
+      <w:r>
+        <w:rPr>
+          <w:rtl/>
+          <w:cs/>
+          <w:lang w:val="ar_AE" w:bidi="ar_AE"/>
+        </w:rPr>
+        <w:t>أيوب 1: 8</w:t>
+      </w:r>
+    </w:p>
+    <w:p>
+      <w:pPr>
+        <w:pStyle w:val="ListBullet"/>
+        <w:bidi/>
+        <w:spacing w:line="240" w:lineRule="auto"/>
+        <w:ind w:left="720"/>
+      </w:pPr>
+      <w:r>
+        <w:rPr>
+          <w:rtl/>
+          <w:cs/>
+          <w:lang w:val="ar_AE" w:bidi="ar_AE"/>
+        </w:rPr>
+      </w:r>
+      <w:r>
+        <w:rPr>
+          <w:rtl/>
+          <w:cs/>
+          <w:lang w:val="ar_AE" w:bidi="ar_AE"/>
+        </w:rPr>
+        <w:t>مرقس 8: 33</w:t>
+      </w:r>
+    </w:p>
+    <w:p>
+      <w:pPr>
+        <w:pStyle w:val="ListBullet"/>
+        <w:bidi/>
+        <w:spacing w:line="240" w:lineRule="auto"/>
+        <w:ind w:left="720"/>
+      </w:pPr>
+      <w:r>
+        <w:rPr>
+          <w:rtl/>
+          <w:cs/>
+          <w:lang w:val="ar_AE" w:bidi="ar_AE"/>
+        </w:rPr>
+      </w:r>
+      <w:r>
+        <w:rPr>
+          <w:rtl/>
+          <w:cs/>
+          <w:lang w:val="ar_AE" w:bidi="ar_AE"/>
+        </w:rPr>
+        <w:t>زكريا 3 :1</w:t>
+      </w:r>
     </w:p>
     <w:p>
       <w:pPr>
@@ -18774,107 +17826,83 @@
           <w:lang w:val="ar_AE" w:bidi="ar_AE"/>
         </w:rPr>
       </w:r>
-      <w:hyperlink r:id="rId171">
-        <w:r>
-          <w:rPr>
-            <w:rtl/>
-            <w:cs/>
-            <w:lang w:val="ar_AE" w:bidi="ar_AE"/>
-          </w:rPr>
-          <w:rPr>
-            <w:color w:val="0000EE"/>
-            <w:u w:val="single"/>
-          </w:rPr>
-          <w:t>ملوك الأول 2:26–27</w:t>
-        </w:r>
-      </w:hyperlink>
-    </w:p>
-    <w:p>
-      <w:pPr>
-        <w:pStyle w:val="ListBullet"/>
-        <w:bidi/>
-        <w:spacing w:line="240" w:lineRule="auto"/>
-        <w:ind w:left="720"/>
-      </w:pPr>
-      <w:r>
-        <w:rPr>
-          <w:rtl/>
-          <w:cs/>
-          <w:lang w:val="ar_AE" w:bidi="ar_AE"/>
-        </w:rPr>
-      </w:r>
-      <w:hyperlink r:id="rId172">
-        <w:r>
-          <w:rPr>
-            <w:rtl/>
-            <w:cs/>
-            <w:lang w:val="ar_AE" w:bidi="ar_AE"/>
-          </w:rPr>
-          <w:rPr>
-            <w:color w:val="0000EE"/>
-            <w:u w:val="single"/>
-          </w:rPr>
-          <w:t>صموئيل الأول 1:9–10</w:t>
-        </w:r>
-      </w:hyperlink>
-    </w:p>
-    <w:p>
-      <w:pPr>
-        <w:pStyle w:val="ListBullet"/>
-        <w:bidi/>
-        <w:spacing w:line="240" w:lineRule="auto"/>
-        <w:ind w:left="720"/>
-      </w:pPr>
-      <w:r>
-        <w:rPr>
-          <w:rtl/>
-          <w:cs/>
-          <w:lang w:val="ar_AE" w:bidi="ar_AE"/>
-        </w:rPr>
-      </w:r>
-      <w:hyperlink r:id="rId173">
-        <w:r>
-          <w:rPr>
-            <w:rtl/>
-            <w:cs/>
-            <w:lang w:val="ar_AE" w:bidi="ar_AE"/>
-          </w:rPr>
-          <w:rPr>
-            <w:color w:val="0000EE"/>
-            <w:u w:val="single"/>
-          </w:rPr>
-          <w:t>يشوع 18:1–2</w:t>
-        </w:r>
-      </w:hyperlink>
-    </w:p>
-    <w:p>
-      <w:pPr>
-        <w:pStyle w:val="ListBullet"/>
-        <w:bidi/>
-        <w:spacing w:line="240" w:lineRule="auto"/>
-        <w:ind w:left="720"/>
-      </w:pPr>
-      <w:r>
-        <w:rPr>
-          <w:rtl/>
-          <w:cs/>
-          <w:lang w:val="ar_AE" w:bidi="ar_AE"/>
-        </w:rPr>
-      </w:r>
-      <w:hyperlink r:id="rId174">
-        <w:r>
-          <w:rPr>
-            <w:rtl/>
-            <w:cs/>
-            <w:lang w:val="ar_AE" w:bidi="ar_AE"/>
-          </w:rPr>
-          <w:rPr>
-            <w:color w:val="0000EE"/>
-            <w:u w:val="single"/>
-          </w:rPr>
-          <w:t>قضاة 18:30–31</w:t>
-        </w:r>
-      </w:hyperlink>
+      <w:r>
+        <w:rPr>
+          <w:rtl/>
+          <w:cs/>
+          <w:lang w:val="ar_AE" w:bidi="ar_AE"/>
+        </w:rPr>
+        <w:t>ملوك الأول 2:26–27</w:t>
+      </w:r>
+    </w:p>
+    <w:p>
+      <w:pPr>
+        <w:pStyle w:val="ListBullet"/>
+        <w:bidi/>
+        <w:spacing w:line="240" w:lineRule="auto"/>
+        <w:ind w:left="720"/>
+      </w:pPr>
+      <w:r>
+        <w:rPr>
+          <w:rtl/>
+          <w:cs/>
+          <w:lang w:val="ar_AE" w:bidi="ar_AE"/>
+        </w:rPr>
+      </w:r>
+      <w:r>
+        <w:rPr>
+          <w:rtl/>
+          <w:cs/>
+          <w:lang w:val="ar_AE" w:bidi="ar_AE"/>
+        </w:rPr>
+        <w:t>صموئيل الأول 1:9–10</w:t>
+      </w:r>
+    </w:p>
+    <w:p>
+      <w:pPr>
+        <w:pStyle w:val="ListBullet"/>
+        <w:bidi/>
+        <w:spacing w:line="240" w:lineRule="auto"/>
+        <w:ind w:left="720"/>
+      </w:pPr>
+      <w:r>
+        <w:rPr>
+          <w:rtl/>
+          <w:cs/>
+          <w:lang w:val="ar_AE" w:bidi="ar_AE"/>
+        </w:rPr>
+      </w:r>
+      <w:r>
+        <w:rPr>
+          <w:rtl/>
+          <w:cs/>
+          <w:lang w:val="ar_AE" w:bidi="ar_AE"/>
+        </w:rPr>
+        <w:t>يشوع 18:1–2</w:t>
+      </w:r>
+    </w:p>
+    <w:p>
+      <w:pPr>
+        <w:pStyle w:val="ListBullet"/>
+        <w:bidi/>
+        <w:spacing w:line="240" w:lineRule="auto"/>
+        <w:ind w:left="720"/>
+      </w:pPr>
+      <w:r>
+        <w:rPr>
+          <w:rtl/>
+          <w:cs/>
+          <w:lang w:val="ar_AE" w:bidi="ar_AE"/>
+        </w:rPr>
+      </w:r>
+      <w:r>
+        <w:rPr>
+          <w:rtl/>
+          <w:cs/>
+          <w:lang w:val="ar_AE" w:bidi="ar_AE"/>
+        </w:rPr>
+        <w:t>قضاة 18:30–31</w:t>
+      </w:r>
     </w:p>
     <w:p>
       <w:pPr>
